--- a/mokdong1/2mid/word/MDJ1_L5-L7_ByPart_Core_A4.docx
+++ b/mokdong1/2mid/word/MDJ1_L5-L7_ByPart_Core_A4.docx
@@ -383,7 +383,26 @@
           <w:color w:val="1F2430"/>
           <w:sz w:val="21"/>
         </w:rPr>
-        <w:t xml:space="preserve">Last Saturday, someone threw a cake </w:t>
+        <w:t xml:space="preserve">Last Saturday, someone ( throw / </w:t>
+      </w:r>
+      <w:r>
+        <w:rPr>
+          <w:rFonts w:ascii="맑은 고딕" w:hAnsi="맑은 고딕" w:eastAsia="맑은 고딕"/>
+          <w:b/>
+          <w:color w:val="D1323A"/>
+          <w:sz w:val="21"/>
+          <w:u w:val="single"/>
+        </w:rPr>
+        <w:t>threw</w:t>
+      </w:r>
+      <w:r>
+        <w:rPr>
+          <w:rFonts w:ascii="맑은 고딕" w:hAnsi="맑은 고딕" w:eastAsia="맑은 고딕"/>
+          <w:b w:val="0"/>
+          <w:color w:val="1F2430"/>
+          <w:sz w:val="21"/>
+        </w:rPr>
+        <w:t xml:space="preserve"> ) a cake </w:t>
       </w:r>
       <w:r>
         <w:rPr>
@@ -562,7 +581,44 @@
           <w:color w:val="1F2430"/>
           <w:sz w:val="21"/>
         </w:rPr>
-        <w:t>What did they say? Read the following, and find the criminal.</w:t>
+        <w:t xml:space="preserve">What did they say? ( </w:t>
+      </w:r>
+      <w:r>
+        <w:rPr>
+          <w:rFonts w:ascii="맑은 고딕" w:hAnsi="맑은 고딕" w:eastAsia="맑은 고딕"/>
+          <w:b/>
+          <w:color w:val="D1323A"/>
+          <w:sz w:val="21"/>
+          <w:u w:val="single"/>
+        </w:rPr>
+        <w:t>Read</w:t>
+      </w:r>
+      <w:r>
+        <w:rPr>
+          <w:rFonts w:ascii="맑은 고딕" w:hAnsi="맑은 고딕" w:eastAsia="맑은 고딕"/>
+          <w:b w:val="0"/>
+          <w:color w:val="1F2430"/>
+          <w:sz w:val="21"/>
+        </w:rPr>
+        <w:t xml:space="preserve"> / Reading ) the following, and find the </w:t>
+      </w:r>
+      <w:r>
+        <w:rPr>
+          <w:rFonts w:ascii="맑은 고딕" w:hAnsi="맑은 고딕" w:eastAsia="맑은 고딕"/>
+          <w:b/>
+          <w:color w:val="D1323A"/>
+          <w:sz w:val="21"/>
+        </w:rPr>
+        <w:t>criminal</w:t>
+      </w:r>
+      <w:r>
+        <w:rPr>
+          <w:rFonts w:ascii="맑은 고딕" w:hAnsi="맑은 고딕" w:eastAsia="맑은 고딕"/>
+          <w:b w:val="0"/>
+          <w:color w:val="1F2430"/>
+          <w:sz w:val="21"/>
+        </w:rPr>
+        <w:t>.</w:t>
       </w:r>
     </w:p>
     <w:p>
@@ -812,7 +868,44 @@
           <w:color w:val="1F2430"/>
           <w:sz w:val="21"/>
         </w:rPr>
-        <w:t>I turned around and saw an old man.</w:t>
+        <w:t xml:space="preserve">I </w:t>
+      </w:r>
+      <w:r>
+        <w:rPr>
+          <w:rFonts w:ascii="맑은 고딕" w:hAnsi="맑은 고딕" w:eastAsia="맑은 고딕"/>
+          <w:b/>
+          <w:color w:val="D1323A"/>
+          <w:sz w:val="21"/>
+        </w:rPr>
+        <w:t>turned around</w:t>
+      </w:r>
+      <w:r>
+        <w:rPr>
+          <w:rFonts w:ascii="맑은 고딕" w:hAnsi="맑은 고딕" w:eastAsia="맑은 고딕"/>
+          <w:b w:val="0"/>
+          <w:color w:val="1F2430"/>
+          <w:sz w:val="21"/>
+        </w:rPr>
+        <w:t xml:space="preserve"> and ( see / </w:t>
+      </w:r>
+      <w:r>
+        <w:rPr>
+          <w:rFonts w:ascii="맑은 고딕" w:hAnsi="맑은 고딕" w:eastAsia="맑은 고딕"/>
+          <w:b/>
+          <w:color w:val="D1323A"/>
+          <w:sz w:val="21"/>
+          <w:u w:val="single"/>
+        </w:rPr>
+        <w:t>saw</w:t>
+      </w:r>
+      <w:r>
+        <w:rPr>
+          <w:rFonts w:ascii="맑은 고딕" w:hAnsi="맑은 고딕" w:eastAsia="맑은 고딕"/>
+          <w:b w:val="0"/>
+          <w:color w:val="1F2430"/>
+          <w:sz w:val="21"/>
+        </w:rPr>
+        <w:t xml:space="preserve"> ) an old man.</w:t>
       </w:r>
     </w:p>
     <w:p>
@@ -888,7 +981,44 @@
           <w:color w:val="1F2430"/>
           <w:sz w:val="21"/>
         </w:rPr>
-        <w:t>He was standing in front of a wheelchair.</w:t>
+        <w:t xml:space="preserve">He ( is standing / </w:t>
+      </w:r>
+      <w:r>
+        <w:rPr>
+          <w:rFonts w:ascii="맑은 고딕" w:hAnsi="맑은 고딕" w:eastAsia="맑은 고딕"/>
+          <w:b/>
+          <w:color w:val="D1323A"/>
+          <w:sz w:val="21"/>
+          <w:u w:val="single"/>
+        </w:rPr>
+        <w:t>was standing</w:t>
+      </w:r>
+      <w:r>
+        <w:rPr>
+          <w:rFonts w:ascii="맑은 고딕" w:hAnsi="맑은 고딕" w:eastAsia="맑은 고딕"/>
+          <w:b w:val="0"/>
+          <w:color w:val="1F2430"/>
+          <w:sz w:val="21"/>
+        </w:rPr>
+        <w:t xml:space="preserve"> ) </w:t>
+      </w:r>
+      <w:r>
+        <w:rPr>
+          <w:rFonts w:ascii="맑은 고딕" w:hAnsi="맑은 고딕" w:eastAsia="맑은 고딕"/>
+          <w:b/>
+          <w:color w:val="D1323A"/>
+          <w:sz w:val="21"/>
+        </w:rPr>
+        <w:t>in front of</w:t>
+      </w:r>
+      <w:r>
+        <w:rPr>
+          <w:rFonts w:ascii="맑은 고딕" w:hAnsi="맑은 고딕" w:eastAsia="맑은 고딕"/>
+          <w:b w:val="0"/>
+          <w:color w:val="1F2430"/>
+          <w:sz w:val="21"/>
+        </w:rPr>
+        <w:t xml:space="preserve"> a wheelchair.</w:t>
       </w:r>
     </w:p>
     <w:p>
@@ -946,7 +1076,25 @@
           <w:color w:val="1F2430"/>
           <w:sz w:val="21"/>
         </w:rPr>
-        <w:t xml:space="preserve">I'm about 170 cm tall, and </w:t>
+        <w:t xml:space="preserve">I'm </w:t>
+      </w:r>
+      <w:r>
+        <w:rPr>
+          <w:rFonts w:ascii="맑은 고딕" w:hAnsi="맑은 고딕" w:eastAsia="맑은 고딕"/>
+          <w:b/>
+          <w:color w:val="D1323A"/>
+          <w:sz w:val="21"/>
+        </w:rPr>
+        <w:t>about</w:t>
+      </w:r>
+      <w:r>
+        <w:rPr>
+          <w:rFonts w:ascii="맑은 고딕" w:hAnsi="맑은 고딕" w:eastAsia="맑은 고딕"/>
+          <w:b w:val="0"/>
+          <w:color w:val="1F2430"/>
+          <w:sz w:val="21"/>
+        </w:rPr>
+        <w:t xml:space="preserve"> 170 cm tall, and </w:t>
       </w:r>
       <w:r>
         <w:rPr>
@@ -1543,7 +1691,44 @@
           <w:color w:val="1F2430"/>
           <w:sz w:val="21"/>
         </w:rPr>
-        <w:t xml:space="preserve"> gray hair was running away, and something fell off his head.</w:t>
+        <w:t xml:space="preserve"> gray hair was </w:t>
+      </w:r>
+      <w:r>
+        <w:rPr>
+          <w:rFonts w:ascii="맑은 고딕" w:hAnsi="맑은 고딕" w:eastAsia="맑은 고딕"/>
+          <w:b/>
+          <w:color w:val="D1323A"/>
+          <w:sz w:val="21"/>
+        </w:rPr>
+        <w:t>running away</w:t>
+      </w:r>
+      <w:r>
+        <w:rPr>
+          <w:rFonts w:ascii="맑은 고딕" w:hAnsi="맑은 고딕" w:eastAsia="맑은 고딕"/>
+          <w:b w:val="0"/>
+          <w:color w:val="1F2430"/>
+          <w:sz w:val="21"/>
+        </w:rPr>
+        <w:t xml:space="preserve">, and something ( fall / </w:t>
+      </w:r>
+      <w:r>
+        <w:rPr>
+          <w:rFonts w:ascii="맑은 고딕" w:hAnsi="맑은 고딕" w:eastAsia="맑은 고딕"/>
+          <w:b/>
+          <w:color w:val="D1323A"/>
+          <w:sz w:val="21"/>
+          <w:u w:val="single"/>
+        </w:rPr>
+        <w:t>fell</w:t>
+      </w:r>
+      <w:r>
+        <w:rPr>
+          <w:rFonts w:ascii="맑은 고딕" w:hAnsi="맑은 고딕" w:eastAsia="맑은 고딕"/>
+          <w:b w:val="0"/>
+          <w:color w:val="1F2430"/>
+          <w:sz w:val="21"/>
+        </w:rPr>
+        <w:t xml:space="preserve"> ) off his head.</w:t>
       </w:r>
     </w:p>
     <w:p>
@@ -1619,7 +1804,25 @@
           <w:color w:val="1F2430"/>
           <w:sz w:val="21"/>
         </w:rPr>
-        <w:t>It was his wig.</w:t>
+        <w:t xml:space="preserve">It was his </w:t>
+      </w:r>
+      <w:r>
+        <w:rPr>
+          <w:rFonts w:ascii="맑은 고딕" w:hAnsi="맑은 고딕" w:eastAsia="맑은 고딕"/>
+          <w:b/>
+          <w:color w:val="D1323A"/>
+          <w:sz w:val="21"/>
+        </w:rPr>
+        <w:t>wig</w:t>
+      </w:r>
+      <w:r>
+        <w:rPr>
+          <w:rFonts w:ascii="맑은 고딕" w:hAnsi="맑은 고딕" w:eastAsia="맑은 고딕"/>
+          <w:b w:val="0"/>
+          <w:color w:val="1F2430"/>
+          <w:sz w:val="21"/>
+        </w:rPr>
+        <w:t>.</w:t>
       </w:r>
     </w:p>
     <w:p>
@@ -1677,7 +1880,44 @@
           <w:color w:val="1F2430"/>
           <w:sz w:val="21"/>
         </w:rPr>
-        <w:t>I ran after him, but I couldn't catch him.</w:t>
+        <w:t xml:space="preserve">I </w:t>
+      </w:r>
+      <w:r>
+        <w:rPr>
+          <w:rFonts w:ascii="맑은 고딕" w:hAnsi="맑은 고딕" w:eastAsia="맑은 고딕"/>
+          <w:b/>
+          <w:color w:val="D1323A"/>
+          <w:sz w:val="21"/>
+        </w:rPr>
+        <w:t>ran after</w:t>
+      </w:r>
+      <w:r>
+        <w:rPr>
+          <w:rFonts w:ascii="맑은 고딕" w:hAnsi="맑은 고딕" w:eastAsia="맑은 고딕"/>
+          <w:b w:val="0"/>
+          <w:color w:val="1F2430"/>
+          <w:sz w:val="21"/>
+        </w:rPr>
+        <w:t xml:space="preserve"> him, ( so / </w:t>
+      </w:r>
+      <w:r>
+        <w:rPr>
+          <w:rFonts w:ascii="맑은 고딕" w:hAnsi="맑은 고딕" w:eastAsia="맑은 고딕"/>
+          <w:b/>
+          <w:color w:val="D1323A"/>
+          <w:sz w:val="21"/>
+          <w:u w:val="single"/>
+        </w:rPr>
+        <w:t>but</w:t>
+      </w:r>
+      <w:r>
+        <w:rPr>
+          <w:rFonts w:ascii="맑은 고딕" w:hAnsi="맑은 고딕" w:eastAsia="맑은 고딕"/>
+          <w:b w:val="0"/>
+          <w:color w:val="1F2430"/>
+          <w:sz w:val="21"/>
+        </w:rPr>
+        <w:t xml:space="preserve"> ) I couldn't catch him.</w:t>
       </w:r>
     </w:p>
     <w:p>
@@ -1753,7 +1993,45 @@
           <w:color w:val="1F2430"/>
           <w:sz w:val="21"/>
         </w:rPr>
-        <w:t>He was faster than me.</w:t>
+        <w:t xml:space="preserve">He was ( fast / </w:t>
+      </w:r>
+      <w:r>
+        <w:rPr>
+          <w:rFonts w:ascii="맑은 고딕" w:hAnsi="맑은 고딕" w:eastAsia="맑은 고딕"/>
+          <w:b/>
+          <w:color w:val="D1323A"/>
+          <w:sz w:val="21"/>
+          <w:u w:val="single"/>
+        </w:rPr>
+        <w:t>faster</w:t>
+      </w:r>
+      <w:r>
+        <w:rPr>
+          <w:rFonts w:ascii="맑은 고딕" w:hAnsi="맑은 고딕" w:eastAsia="맑은 고딕"/>
+          <w:b w:val="0"/>
+          <w:color w:val="1F2430"/>
+          <w:sz w:val="21"/>
+        </w:rPr>
+        <w:t xml:space="preserve"> ) ( </w:t>
+      </w:r>
+      <w:r>
+        <w:rPr>
+          <w:rFonts w:ascii="맑은 고딕" w:hAnsi="맑은 고딕" w:eastAsia="맑은 고딕"/>
+          <w:b/>
+          <w:color w:val="D1323A"/>
+          <w:sz w:val="21"/>
+          <w:u w:val="single"/>
+        </w:rPr>
+        <w:t>than</w:t>
+      </w:r>
+      <w:r>
+        <w:rPr>
+          <w:rFonts w:ascii="맑은 고딕" w:hAnsi="맑은 고딕" w:eastAsia="맑은 고딕"/>
+          <w:b w:val="0"/>
+          <w:color w:val="1F2430"/>
+          <w:sz w:val="21"/>
+        </w:rPr>
+        <w:t xml:space="preserve"> / then ) me.</w:t>
       </w:r>
     </w:p>
     <w:p>
@@ -1807,11 +2085,20 @@
       <w:r>
         <w:rPr>
           <w:rFonts w:ascii="맑은 고딕" w:hAnsi="맑은 고딕" w:eastAsia="맑은 고딕"/>
+          <w:b/>
+          <w:color w:val="D1323A"/>
+          <w:sz w:val="21"/>
+        </w:rPr>
+        <w:t>In fact</w:t>
+      </w:r>
+      <w:r>
+        <w:rPr>
+          <w:rFonts w:ascii="맑은 고딕" w:hAnsi="맑은 고딕" w:eastAsia="맑은 고딕"/>
           <w:b w:val="0"/>
           <w:color w:val="1F2430"/>
           <w:sz w:val="21"/>
         </w:rPr>
-        <w:t>In fact, the old man was not old.</w:t>
+        <w:t>, the old man was not old.</w:t>
       </w:r>
     </w:p>
     <w:p>
@@ -1976,7 +2263,7 @@
           <w:color w:val="1F2430"/>
           <w:sz w:val="21"/>
         </w:rPr>
-        <w:t xml:space="preserve">I went to the crime scene, and </w:t>
+        <w:t xml:space="preserve">I went to the crime </w:t>
       </w:r>
       <w:r>
         <w:rPr>
@@ -1985,7 +2272,7 @@
           <w:color w:val="D1323A"/>
           <w:sz w:val="21"/>
         </w:rPr>
-        <w:t>there were</w:t>
+        <w:t>scene</w:t>
       </w:r>
       <w:r>
         <w:rPr>
@@ -1994,7 +2281,44 @@
           <w:color w:val="1F2430"/>
           <w:sz w:val="21"/>
         </w:rPr>
-        <w:t xml:space="preserve"> pieces of cake all over the painting.</w:t>
+        <w:t xml:space="preserve">, and </w:t>
+      </w:r>
+      <w:r>
+        <w:rPr>
+          <w:rFonts w:ascii="맑은 고딕" w:hAnsi="맑은 고딕" w:eastAsia="맑은 고딕"/>
+          <w:b/>
+          <w:color w:val="D1323A"/>
+          <w:sz w:val="21"/>
+        </w:rPr>
+        <w:t>there were</w:t>
+      </w:r>
+      <w:r>
+        <w:rPr>
+          <w:rFonts w:ascii="맑은 고딕" w:hAnsi="맑은 고딕" w:eastAsia="맑은 고딕"/>
+          <w:b w:val="0"/>
+          <w:color w:val="1F2430"/>
+          <w:sz w:val="21"/>
+        </w:rPr>
+        <w:t xml:space="preserve"> ( piece / </w:t>
+      </w:r>
+      <w:r>
+        <w:rPr>
+          <w:rFonts w:ascii="맑은 고딕" w:hAnsi="맑은 고딕" w:eastAsia="맑은 고딕"/>
+          <w:b/>
+          <w:color w:val="D1323A"/>
+          <w:sz w:val="21"/>
+          <w:u w:val="single"/>
+        </w:rPr>
+        <w:t>pieces</w:t>
+      </w:r>
+      <w:r>
+        <w:rPr>
+          <w:rFonts w:ascii="맑은 고딕" w:hAnsi="맑은 고딕" w:eastAsia="맑은 고딕"/>
+          <w:b w:val="0"/>
+          <w:color w:val="1F2430"/>
+          <w:sz w:val="21"/>
+        </w:rPr>
+        <w:t xml:space="preserve"> ) of cake all over the painting.</w:t>
       </w:r>
     </w:p>
     <w:p>
@@ -2101,7 +2425,44 @@
           <w:color w:val="1F2430"/>
           <w:sz w:val="21"/>
         </w:rPr>
-        <w:t>and I found a cake box next to the wheelchair. The box was from Camila's Bakery.</w:t>
+        <w:t xml:space="preserve">and I ( </w:t>
+      </w:r>
+      <w:r>
+        <w:rPr>
+          <w:rFonts w:ascii="맑은 고딕" w:hAnsi="맑은 고딕" w:eastAsia="맑은 고딕"/>
+          <w:b/>
+          <w:color w:val="D1323A"/>
+          <w:sz w:val="21"/>
+          <w:u w:val="single"/>
+        </w:rPr>
+        <w:t>found</w:t>
+      </w:r>
+      <w:r>
+        <w:rPr>
+          <w:rFonts w:ascii="맑은 고딕" w:hAnsi="맑은 고딕" w:eastAsia="맑은 고딕"/>
+          <w:b w:val="0"/>
+          <w:color w:val="1F2430"/>
+          <w:sz w:val="21"/>
+        </w:rPr>
+        <w:t xml:space="preserve"> / find ) a cake box </w:t>
+      </w:r>
+      <w:r>
+        <w:rPr>
+          <w:rFonts w:ascii="맑은 고딕" w:hAnsi="맑은 고딕" w:eastAsia="맑은 고딕"/>
+          <w:b/>
+          <w:color w:val="D1323A"/>
+          <w:sz w:val="21"/>
+        </w:rPr>
+        <w:t>next to</w:t>
+      </w:r>
+      <w:r>
+        <w:rPr>
+          <w:rFonts w:ascii="맑은 고딕" w:hAnsi="맑은 고딕" w:eastAsia="맑은 고딕"/>
+          <w:b w:val="0"/>
+          <w:color w:val="1F2430"/>
+          <w:sz w:val="21"/>
+        </w:rPr>
+        <w:t xml:space="preserve"> the wheelchair. The box was from Camila's Bakery.</w:t>
       </w:r>
     </w:p>
     <w:p>
@@ -2834,7 +3195,45 @@
           <w:color w:val="1F2430"/>
           <w:sz w:val="21"/>
         </w:rPr>
-        <w:t>Every day, we produce lots of waste, and the Earth is getting sicker and sicker.</w:t>
+        <w:t xml:space="preserve">Every day, we produce lots of ( </w:t>
+      </w:r>
+      <w:r>
+        <w:rPr>
+          <w:rFonts w:ascii="맑은 고딕" w:hAnsi="맑은 고딕" w:eastAsia="맑은 고딕"/>
+          <w:b/>
+          <w:color w:val="D1323A"/>
+          <w:sz w:val="21"/>
+          <w:u w:val="single"/>
+        </w:rPr>
+        <w:t>waste</w:t>
+      </w:r>
+      <w:r>
+        <w:rPr>
+          <w:rFonts w:ascii="맑은 고딕" w:hAnsi="맑은 고딕" w:eastAsia="맑은 고딕"/>
+          <w:b w:val="0"/>
+          <w:color w:val="1F2430"/>
+          <w:sz w:val="21"/>
+        </w:rPr>
+        <w:t xml:space="preserve"> / wastes ), and the Earth is getting ( sick and sick / </w:t>
+      </w:r>
+      <w:r>
+        <w:rPr>
+          <w:rFonts w:ascii="맑은 고딕" w:hAnsi="맑은 고딕" w:eastAsia="맑은 고딕"/>
+          <w:b/>
+          <w:color w:val="D1323A"/>
+          <w:sz w:val="21"/>
+          <w:u w:val="single"/>
+        </w:rPr>
+        <w:t>sicker and sicker</w:t>
+      </w:r>
+      <w:r>
+        <w:rPr>
+          <w:rFonts w:ascii="맑은 고딕" w:hAnsi="맑은 고딕" w:eastAsia="맑은 고딕"/>
+          <w:b w:val="0"/>
+          <w:color w:val="1F2430"/>
+          <w:sz w:val="21"/>
+        </w:rPr>
+        <w:t xml:space="preserve"> ).</w:t>
       </w:r>
     </w:p>
     <w:p>
@@ -2898,7 +3297,26 @@
           <w:color w:val="1F2430"/>
           <w:sz w:val="21"/>
         </w:rPr>
-        <w:t>Do you want to save the Earth?</w:t>
+        <w:t xml:space="preserve">Do you want ( </w:t>
+      </w:r>
+      <w:r>
+        <w:rPr>
+          <w:rFonts w:ascii="맑은 고딕" w:hAnsi="맑은 고딕" w:eastAsia="맑은 고딕"/>
+          <w:b/>
+          <w:color w:val="D1323A"/>
+          <w:sz w:val="21"/>
+          <w:u w:val="single"/>
+        </w:rPr>
+        <w:t>to save</w:t>
+      </w:r>
+      <w:r>
+        <w:rPr>
+          <w:rFonts w:ascii="맑은 고딕" w:hAnsi="맑은 고딕" w:eastAsia="맑은 고딕"/>
+          <w:b w:val="0"/>
+          <w:color w:val="1F2430"/>
+          <w:sz w:val="21"/>
+        </w:rPr>
+        <w:t xml:space="preserve"> / saving ) the Earth?</w:t>
       </w:r>
     </w:p>
     <w:p>
@@ -3090,7 +3508,25 @@
           <w:color w:val="1F2430"/>
           <w:sz w:val="21"/>
         </w:rPr>
-        <w:t>Olivia: My birthday was last Saturday, and my family and I ate out.</w:t>
+        <w:t xml:space="preserve">Olivia: My birthday was last Saturday, and my family and I </w:t>
+      </w:r>
+      <w:r>
+        <w:rPr>
+          <w:rFonts w:ascii="맑은 고딕" w:hAnsi="맑은 고딕" w:eastAsia="맑은 고딕"/>
+          <w:b/>
+          <w:color w:val="D1323A"/>
+          <w:sz w:val="21"/>
+        </w:rPr>
+        <w:t>ate out</w:t>
+      </w:r>
+      <w:r>
+        <w:rPr>
+          <w:rFonts w:ascii="맑은 고딕" w:hAnsi="맑은 고딕" w:eastAsia="맑은 고딕"/>
+          <w:b w:val="0"/>
+          <w:color w:val="1F2430"/>
+          <w:sz w:val="21"/>
+        </w:rPr>
+        <w:t>.</w:t>
       </w:r>
     </w:p>
     <w:p>
@@ -3154,7 +3590,44 @@
           <w:color w:val="1F2430"/>
           <w:sz w:val="21"/>
         </w:rPr>
-        <w:t>There were lots of leftovers, but we brought them home.</w:t>
+        <w:t xml:space="preserve">( </w:t>
+      </w:r>
+      <w:r>
+        <w:rPr>
+          <w:rFonts w:ascii="맑은 고딕" w:hAnsi="맑은 고딕" w:eastAsia="맑은 고딕"/>
+          <w:b/>
+          <w:color w:val="D1323A"/>
+          <w:sz w:val="21"/>
+          <w:u w:val="single"/>
+        </w:rPr>
+        <w:t>There were</w:t>
+      </w:r>
+      <w:r>
+        <w:rPr>
+          <w:rFonts w:ascii="맑은 고딕" w:hAnsi="맑은 고딕" w:eastAsia="맑은 고딕"/>
+          <w:b w:val="0"/>
+          <w:color w:val="1F2430"/>
+          <w:sz w:val="21"/>
+        </w:rPr>
+        <w:t xml:space="preserve"> / There was ) lots of </w:t>
+      </w:r>
+      <w:r>
+        <w:rPr>
+          <w:rFonts w:ascii="맑은 고딕" w:hAnsi="맑은 고딕" w:eastAsia="맑은 고딕"/>
+          <w:b/>
+          <w:color w:val="D1323A"/>
+          <w:sz w:val="21"/>
+        </w:rPr>
+        <w:t>leftovers</w:t>
+      </w:r>
+      <w:r>
+        <w:rPr>
+          <w:rFonts w:ascii="맑은 고딕" w:hAnsi="맑은 고딕" w:eastAsia="맑은 고딕"/>
+          <w:b w:val="0"/>
+          <w:color w:val="1F2430"/>
+          <w:sz w:val="21"/>
+        </w:rPr>
+        <w:t>, but we brought them home.</w:t>
       </w:r>
     </w:p>
     <w:p>
@@ -3218,7 +3691,25 @@
           <w:color w:val="1F2430"/>
           <w:sz w:val="21"/>
         </w:rPr>
-        <w:t>The next day, I made a nice lunch out of them.</w:t>
+        <w:t xml:space="preserve">The next day, I made a nice lunch </w:t>
+      </w:r>
+      <w:r>
+        <w:rPr>
+          <w:rFonts w:ascii="맑은 고딕" w:hAnsi="맑은 고딕" w:eastAsia="맑은 고딕"/>
+          <w:b/>
+          <w:color w:val="D1323A"/>
+          <w:sz w:val="21"/>
+        </w:rPr>
+        <w:t>out of</w:t>
+      </w:r>
+      <w:r>
+        <w:rPr>
+          <w:rFonts w:ascii="맑은 고딕" w:hAnsi="맑은 고딕" w:eastAsia="맑은 고딕"/>
+          <w:b w:val="0"/>
+          <w:color w:val="1F2430"/>
+          <w:sz w:val="21"/>
+        </w:rPr>
+        <w:t xml:space="preserve"> them.</w:t>
       </w:r>
     </w:p>
     <w:p>
@@ -3410,7 +3901,26 @@
           <w:color w:val="1F2430"/>
           <w:sz w:val="21"/>
         </w:rPr>
-        <w:t>Domingo: My dog tore my bag.</w:t>
+        <w:t xml:space="preserve">Domingo: My dog ( teared / </w:t>
+      </w:r>
+      <w:r>
+        <w:rPr>
+          <w:rFonts w:ascii="맑은 고딕" w:hAnsi="맑은 고딕" w:eastAsia="맑은 고딕"/>
+          <w:b/>
+          <w:color w:val="D1323A"/>
+          <w:sz w:val="21"/>
+          <w:u w:val="single"/>
+        </w:rPr>
+        <w:t>tore</w:t>
+      </w:r>
+      <w:r>
+        <w:rPr>
+          <w:rFonts w:ascii="맑은 고딕" w:hAnsi="맑은 고딕" w:eastAsia="맑은 고딕"/>
+          <w:b w:val="0"/>
+          <w:color w:val="1F2430"/>
+          <w:sz w:val="21"/>
+        </w:rPr>
+        <w:t xml:space="preserve"> ) my bag.</w:t>
       </w:r>
     </w:p>
     <w:p>
@@ -3474,7 +3984,26 @@
           <w:color w:val="1F2430"/>
           <w:sz w:val="21"/>
         </w:rPr>
-        <w:t>I wanted to buy a new one, but I thought again.</w:t>
+        <w:t xml:space="preserve">I wanted ( buying / </w:t>
+      </w:r>
+      <w:r>
+        <w:rPr>
+          <w:rFonts w:ascii="맑은 고딕" w:hAnsi="맑은 고딕" w:eastAsia="맑은 고딕"/>
+          <w:b/>
+          <w:color w:val="D1323A"/>
+          <w:sz w:val="21"/>
+          <w:u w:val="single"/>
+        </w:rPr>
+        <w:t>to buy</w:t>
+      </w:r>
+      <w:r>
+        <w:rPr>
+          <w:rFonts w:ascii="맑은 고딕" w:hAnsi="맑은 고딕" w:eastAsia="맑은 고딕"/>
+          <w:b w:val="0"/>
+          <w:color w:val="1F2430"/>
+          <w:sz w:val="21"/>
+        </w:rPr>
+        <w:t xml:space="preserve"> ) a new one, but I thought again.</w:t>
       </w:r>
     </w:p>
     <w:p>
@@ -3538,7 +4067,45 @@
           <w:color w:val="1F2430"/>
           <w:sz w:val="21"/>
         </w:rPr>
-        <w:t>I learned that reusing is important for zero-waste living.</w:t>
+        <w:t xml:space="preserve">I learned that ( reuse / </w:t>
+      </w:r>
+      <w:r>
+        <w:rPr>
+          <w:rFonts w:ascii="맑은 고딕" w:hAnsi="맑은 고딕" w:eastAsia="맑은 고딕"/>
+          <w:b/>
+          <w:color w:val="D1323A"/>
+          <w:sz w:val="21"/>
+          <w:u w:val="single"/>
+        </w:rPr>
+        <w:t>reusing</w:t>
+      </w:r>
+      <w:r>
+        <w:rPr>
+          <w:rFonts w:ascii="맑은 고딕" w:hAnsi="맑은 고딕" w:eastAsia="맑은 고딕"/>
+          <w:b w:val="0"/>
+          <w:color w:val="1F2430"/>
+          <w:sz w:val="21"/>
+        </w:rPr>
+        <w:t xml:space="preserve"> ) ( </w:t>
+      </w:r>
+      <w:r>
+        <w:rPr>
+          <w:rFonts w:ascii="맑은 고딕" w:hAnsi="맑은 고딕" w:eastAsia="맑은 고딕"/>
+          <w:b/>
+          <w:color w:val="D1323A"/>
+          <w:sz w:val="21"/>
+          <w:u w:val="single"/>
+        </w:rPr>
+        <w:t>is</w:t>
+      </w:r>
+      <w:r>
+        <w:rPr>
+          <w:rFonts w:ascii="맑은 고딕" w:hAnsi="맑은 고딕" w:eastAsia="맑은 고딕"/>
+          <w:b w:val="0"/>
+          <w:color w:val="1F2430"/>
+          <w:sz w:val="21"/>
+        </w:rPr>
+        <w:t xml:space="preserve"> / are ) important for zero-waste living.</w:t>
       </w:r>
     </w:p>
     <w:p>
@@ -3602,7 +4169,26 @@
           <w:color w:val="1F2430"/>
           <w:sz w:val="21"/>
         </w:rPr>
-        <w:t>So, I decided to fix it and reuse it.</w:t>
+        <w:t xml:space="preserve">So, I decided ( fixing / </w:t>
+      </w:r>
+      <w:r>
+        <w:rPr>
+          <w:rFonts w:ascii="맑은 고딕" w:hAnsi="맑은 고딕" w:eastAsia="맑은 고딕"/>
+          <w:b/>
+          <w:color w:val="D1323A"/>
+          <w:sz w:val="21"/>
+          <w:u w:val="single"/>
+        </w:rPr>
+        <w:t>to fix</w:t>
+      </w:r>
+      <w:r>
+        <w:rPr>
+          <w:rFonts w:ascii="맑은 고딕" w:hAnsi="맑은 고딕" w:eastAsia="맑은 고딕"/>
+          <w:b w:val="0"/>
+          <w:color w:val="1F2430"/>
+          <w:sz w:val="21"/>
+        </w:rPr>
+        <w:t xml:space="preserve"> ) it and reuse it.</w:t>
       </w:r>
     </w:p>
     <w:p>
@@ -3666,7 +4252,45 @@
           <w:color w:val="1F2430"/>
           <w:sz w:val="21"/>
         </w:rPr>
-        <w:t>I’m not very good at sewing, and I don’t think that the bag looks perfect.</w:t>
+        <w:t xml:space="preserve">I’m not very good at ( sew / </w:t>
+      </w:r>
+      <w:r>
+        <w:rPr>
+          <w:rFonts w:ascii="맑은 고딕" w:hAnsi="맑은 고딕" w:eastAsia="맑은 고딕"/>
+          <w:b/>
+          <w:color w:val="D1323A"/>
+          <w:sz w:val="21"/>
+          <w:u w:val="single"/>
+        </w:rPr>
+        <w:t>sewing</w:t>
+      </w:r>
+      <w:r>
+        <w:rPr>
+          <w:rFonts w:ascii="맑은 고딕" w:hAnsi="맑은 고딕" w:eastAsia="맑은 고딕"/>
+          <w:b w:val="0"/>
+          <w:color w:val="1F2430"/>
+          <w:sz w:val="21"/>
+        </w:rPr>
+        <w:t xml:space="preserve"> ), and I don’t think that the bag looks ( </w:t>
+      </w:r>
+      <w:r>
+        <w:rPr>
+          <w:rFonts w:ascii="맑은 고딕" w:hAnsi="맑은 고딕" w:eastAsia="맑은 고딕"/>
+          <w:b/>
+          <w:color w:val="D1323A"/>
+          <w:sz w:val="21"/>
+          <w:u w:val="single"/>
+        </w:rPr>
+        <w:t>perfect</w:t>
+      </w:r>
+      <w:r>
+        <w:rPr>
+          <w:rFonts w:ascii="맑은 고딕" w:hAnsi="맑은 고딕" w:eastAsia="맑은 고딕"/>
+          <w:b w:val="0"/>
+          <w:color w:val="1F2430"/>
+          <w:sz w:val="21"/>
+        </w:rPr>
+        <w:t xml:space="preserve"> / perfectly ).</w:t>
       </w:r>
     </w:p>
     <w:p>
@@ -3858,7 +4482,44 @@
           <w:color w:val="1F2430"/>
           <w:sz w:val="21"/>
         </w:rPr>
-        <w:t>Emma: I often use food delivery services, but today I didn’t.</w:t>
+        <w:t xml:space="preserve">Emma: I ( use often / </w:t>
+      </w:r>
+      <w:r>
+        <w:rPr>
+          <w:rFonts w:ascii="맑은 고딕" w:hAnsi="맑은 고딕" w:eastAsia="맑은 고딕"/>
+          <w:b/>
+          <w:color w:val="D1323A"/>
+          <w:sz w:val="21"/>
+          <w:u w:val="single"/>
+        </w:rPr>
+        <w:t>often use</w:t>
+      </w:r>
+      <w:r>
+        <w:rPr>
+          <w:rFonts w:ascii="맑은 고딕" w:hAnsi="맑은 고딕" w:eastAsia="맑은 고딕"/>
+          <w:b w:val="0"/>
+          <w:color w:val="1F2430"/>
+          <w:sz w:val="21"/>
+        </w:rPr>
+        <w:t xml:space="preserve"> ) food </w:t>
+      </w:r>
+      <w:r>
+        <w:rPr>
+          <w:rFonts w:ascii="맑은 고딕" w:hAnsi="맑은 고딕" w:eastAsia="맑은 고딕"/>
+          <w:b/>
+          <w:color w:val="D1323A"/>
+          <w:sz w:val="21"/>
+        </w:rPr>
+        <w:t>delivery</w:t>
+      </w:r>
+      <w:r>
+        <w:rPr>
+          <w:rFonts w:ascii="맑은 고딕" w:hAnsi="맑은 고딕" w:eastAsia="맑은 고딕"/>
+          <w:b w:val="0"/>
+          <w:color w:val="1F2430"/>
+          <w:sz w:val="21"/>
+        </w:rPr>
+        <w:t xml:space="preserve"> services, but today I didn’t.</w:t>
       </w:r>
     </w:p>
     <w:p>
@@ -3918,11 +4579,38 @@
       <w:r>
         <w:rPr>
           <w:rFonts w:ascii="맑은 고딕" w:hAnsi="맑은 고딕" w:eastAsia="맑은 고딕"/>
+          <w:b/>
+          <w:color w:val="D1323A"/>
+          <w:sz w:val="21"/>
+        </w:rPr>
+        <w:t>Instead</w:t>
+      </w:r>
+      <w:r>
+        <w:rPr>
+          <w:rFonts w:ascii="맑은 고딕" w:hAnsi="맑은 고딕" w:eastAsia="맑은 고딕"/>
           <w:b w:val="0"/>
           <w:color w:val="1F2430"/>
           <w:sz w:val="21"/>
         </w:rPr>
-        <w:t>Instead, I walked to my favorite restaurant with a reusable container and picked up the food.</w:t>
+        <w:t xml:space="preserve">, I walked to my favorite restaurant with a reusable </w:t>
+      </w:r>
+      <w:r>
+        <w:rPr>
+          <w:rFonts w:ascii="맑은 고딕" w:hAnsi="맑은 고딕" w:eastAsia="맑은 고딕"/>
+          <w:b/>
+          <w:color w:val="D1323A"/>
+          <w:sz w:val="21"/>
+        </w:rPr>
+        <w:t>container</w:t>
+      </w:r>
+      <w:r>
+        <w:rPr>
+          <w:rFonts w:ascii="맑은 고딕" w:hAnsi="맑은 고딕" w:eastAsia="맑은 고딕"/>
+          <w:b w:val="0"/>
+          <w:color w:val="1F2430"/>
+          <w:sz w:val="21"/>
+        </w:rPr>
+        <w:t xml:space="preserve"> and picked up the food.</w:t>
       </w:r>
     </w:p>
     <w:p>
@@ -3986,7 +4674,45 @@
           <w:color w:val="1F2430"/>
           <w:sz w:val="21"/>
         </w:rPr>
-        <w:t>I heard that plastic never goes away completely.</w:t>
+        <w:t xml:space="preserve">I heard that plastic never ( go / </w:t>
+      </w:r>
+      <w:r>
+        <w:rPr>
+          <w:rFonts w:ascii="맑은 고딕" w:hAnsi="맑은 고딕" w:eastAsia="맑은 고딕"/>
+          <w:b/>
+          <w:color w:val="D1323A"/>
+          <w:sz w:val="21"/>
+          <w:u w:val="single"/>
+        </w:rPr>
+        <w:t>goes</w:t>
+      </w:r>
+      <w:r>
+        <w:rPr>
+          <w:rFonts w:ascii="맑은 고딕" w:hAnsi="맑은 고딕" w:eastAsia="맑은 고딕"/>
+          <w:b w:val="0"/>
+          <w:color w:val="1F2430"/>
+          <w:sz w:val="21"/>
+        </w:rPr>
+        <w:t xml:space="preserve"> ) away ( complete / </w:t>
+      </w:r>
+      <w:r>
+        <w:rPr>
+          <w:rFonts w:ascii="맑은 고딕" w:hAnsi="맑은 고딕" w:eastAsia="맑은 고딕"/>
+          <w:b/>
+          <w:color w:val="D1323A"/>
+          <w:sz w:val="21"/>
+          <w:u w:val="single"/>
+        </w:rPr>
+        <w:t>completely</w:t>
+      </w:r>
+      <w:r>
+        <w:rPr>
+          <w:rFonts w:ascii="맑은 고딕" w:hAnsi="맑은 고딕" w:eastAsia="맑은 고딕"/>
+          <w:b w:val="0"/>
+          <w:color w:val="1F2430"/>
+          <w:sz w:val="21"/>
+        </w:rPr>
+        <w:t xml:space="preserve"> ).</w:t>
       </w:r>
     </w:p>
     <w:p>
@@ -4090,7 +4816,26 @@
           <w:color w:val="1F2430"/>
           <w:sz w:val="21"/>
         </w:rPr>
-        <w:t>I felt good!</w:t>
+        <w:t xml:space="preserve">I felt ( </w:t>
+      </w:r>
+      <w:r>
+        <w:rPr>
+          <w:rFonts w:ascii="맑은 고딕" w:hAnsi="맑은 고딕" w:eastAsia="맑은 고딕"/>
+          <w:b/>
+          <w:color w:val="D1323A"/>
+          <w:sz w:val="21"/>
+          <w:u w:val="single"/>
+        </w:rPr>
+        <w:t>good</w:t>
+      </w:r>
+      <w:r>
+        <w:rPr>
+          <w:rFonts w:ascii="맑은 고딕" w:hAnsi="맑은 고딕" w:eastAsia="맑은 고딕"/>
+          <w:b w:val="0"/>
+          <w:color w:val="1F2430"/>
+          <w:sz w:val="21"/>
+        </w:rPr>
+        <w:t xml:space="preserve"> / nicely )!</w:t>
       </w:r>
     </w:p>
     <w:p>
@@ -4218,7 +4963,26 @@
           <w:color w:val="1F2430"/>
           <w:sz w:val="21"/>
         </w:rPr>
-        <w:t>Minsu: Yesterday, I took some plastic and glass bottles to a recycling machine near my house.</w:t>
+        <w:t xml:space="preserve">Minsu: Yesterday, I took some plastic and glass bottles ( for / </w:t>
+      </w:r>
+      <w:r>
+        <w:rPr>
+          <w:rFonts w:ascii="맑은 고딕" w:hAnsi="맑은 고딕" w:eastAsia="맑은 고딕"/>
+          <w:b/>
+          <w:color w:val="D1323A"/>
+          <w:sz w:val="21"/>
+          <w:u w:val="single"/>
+        </w:rPr>
+        <w:t>to</w:t>
+      </w:r>
+      <w:r>
+        <w:rPr>
+          <w:rFonts w:ascii="맑은 고딕" w:hAnsi="맑은 고딕" w:eastAsia="맑은 고딕"/>
+          <w:b w:val="0"/>
+          <w:color w:val="1F2430"/>
+          <w:sz w:val="21"/>
+        </w:rPr>
+        <w:t xml:space="preserve"> ) a recycling machine near my house.</w:t>
       </w:r>
     </w:p>
     <w:p>
@@ -4282,7 +5046,43 @@
           <w:color w:val="1F2430"/>
           <w:sz w:val="21"/>
         </w:rPr>
-        <w:t>I put them into the machine one by one, and I got some points in return.</w:t>
+        <w:t xml:space="preserve">I put them into the machine </w:t>
+      </w:r>
+      <w:r>
+        <w:rPr>
+          <w:rFonts w:ascii="맑은 고딕" w:hAnsi="맑은 고딕" w:eastAsia="맑은 고딕"/>
+          <w:b/>
+          <w:color w:val="D1323A"/>
+          <w:sz w:val="21"/>
+        </w:rPr>
+        <w:t>one by one</w:t>
+      </w:r>
+      <w:r>
+        <w:rPr>
+          <w:rFonts w:ascii="맑은 고딕" w:hAnsi="맑은 고딕" w:eastAsia="맑은 고딕"/>
+          <w:b w:val="0"/>
+          <w:color w:val="1F2430"/>
+          <w:sz w:val="21"/>
+        </w:rPr>
+        <w:t xml:space="preserve">, and I got some points </w:t>
+      </w:r>
+      <w:r>
+        <w:rPr>
+          <w:rFonts w:ascii="맑은 고딕" w:hAnsi="맑은 고딕" w:eastAsia="맑은 고딕"/>
+          <w:b/>
+          <w:color w:val="D1323A"/>
+          <w:sz w:val="21"/>
+        </w:rPr>
+        <w:t>in return</w:t>
+      </w:r>
+      <w:r>
+        <w:rPr>
+          <w:rFonts w:ascii="맑은 고딕" w:hAnsi="맑은 고딕" w:eastAsia="맑은 고딕"/>
+          <w:b w:val="0"/>
+          <w:color w:val="1F2430"/>
+          <w:sz w:val="21"/>
+        </w:rPr>
+        <w:t>.</w:t>
       </w:r>
     </w:p>
     <w:p>

--- a/mokdong1/2mid/word/MDJ1_L5-L7_ByPart_Core_A4.docx
+++ b/mokdong1/2mid/word/MDJ1_L5-L7_ByPart_Core_A4.docx
@@ -383,7 +383,7 @@
           <w:color w:val="1F2430"/>
           <w:sz w:val="21"/>
         </w:rPr>
-        <w:t xml:space="preserve">Last Saturday, someone ( throw / </w:t>
+        <w:t xml:space="preserve">Last Saturday, someone threw a cake </w:t>
       </w:r>
       <w:r>
         <w:rPr>
@@ -391,9 +391,8 @@
           <w:b/>
           <w:color w:val="D1323A"/>
           <w:sz w:val="21"/>
-          <w:u w:val="single"/>
-        </w:rPr>
-        <w:t>threw</w:t>
+        </w:rPr>
+        <w:t>at</w:t>
       </w:r>
       <w:r>
         <w:rPr>
@@ -402,7 +401,92 @@
           <w:color w:val="1F2430"/>
           <w:sz w:val="21"/>
         </w:rPr>
-        <w:t xml:space="preserve"> ) a cake </w:t>
+        <w:t xml:space="preserve"> the Monalisa in the Botero Museum in Bogota, Colombia.</w:t>
+      </w:r>
+    </w:p>
+    <w:p>
+      <w:pPr>
+        <w:spacing w:before="0" w:after="20" w:line="276" w:lineRule="auto"/>
+        <w:ind w:left="283"/>
+      </w:pPr>
+      <w:r>
+        <w:rPr>
+          <w:rFonts w:ascii="맑은 고딕" w:hAnsi="맑은 고딕" w:eastAsia="맑은 고딕"/>
+          <w:b w:val="0"/>
+          <w:color w:val="6B7280"/>
+          <w:sz w:val="17"/>
+        </w:rPr>
+        <w:t xml:space="preserve">지난 토요일, 누군가가 콜롬비아 보고타에 있는 보테로 </w:t>
+      </w:r>
+      <w:r>
+        <w:rPr>
+          <w:rFonts w:ascii="맑은 고딕" w:hAnsi="맑은 고딕" w:eastAsia="맑은 고딕"/>
+          <w:b/>
+          <w:color w:val="D1323A"/>
+          <w:sz w:val="17"/>
+        </w:rPr>
+        <w:t>박물관</w:t>
+      </w:r>
+      <w:r>
+        <w:rPr>
+          <w:rFonts w:ascii="맑은 고딕" w:hAnsi="맑은 고딕" w:eastAsia="맑은 고딕"/>
+          <w:b w:val="0"/>
+          <w:color w:val="6B7280"/>
+          <w:sz w:val="17"/>
+        </w:rPr>
+        <w:t xml:space="preserve">의 '모나리자'에 </w:t>
+      </w:r>
+      <w:r>
+        <w:rPr>
+          <w:rFonts w:ascii="맑은 고딕" w:hAnsi="맑은 고딕" w:eastAsia="맑은 고딕"/>
+          <w:b/>
+          <w:color w:val="D1323A"/>
+          <w:sz w:val="17"/>
+        </w:rPr>
+        <w:t>케이크</w:t>
+      </w:r>
+      <w:r>
+        <w:rPr>
+          <w:rFonts w:ascii="맑은 고딕" w:hAnsi="맑은 고딕" w:eastAsia="맑은 고딕"/>
+          <w:b w:val="0"/>
+          <w:color w:val="6B7280"/>
+          <w:sz w:val="17"/>
+        </w:rPr>
+        <w:t xml:space="preserve">를 </w:t>
+      </w:r>
+      <w:r>
+        <w:rPr>
+          <w:rFonts w:ascii="맑은 고딕" w:hAnsi="맑은 고딕" w:eastAsia="맑은 고딕"/>
+          <w:b/>
+          <w:color w:val="D1323A"/>
+          <w:sz w:val="17"/>
+        </w:rPr>
+        <w:t>던졌다</w:t>
+      </w:r>
+      <w:r>
+        <w:rPr>
+          <w:rFonts w:ascii="맑은 고딕" w:hAnsi="맑은 고딕" w:eastAsia="맑은 고딕"/>
+          <w:b w:val="0"/>
+          <w:color w:val="6B7280"/>
+          <w:sz w:val="17"/>
+        </w:rPr>
+        <w:t>.</w:t>
+      </w:r>
+    </w:p>
+    <w:p>
+      <w:pPr>
+        <w:keepNext/>
+        <w:spacing w:before="60" w:after="0" w:line="276" w:lineRule="auto"/>
+        <w:ind w:left="283" w:hanging="283"/>
+      </w:pPr>
+      <w:r>
+        <w:rPr>
+          <w:rFonts w:ascii="맑은 고딕" w:hAnsi="맑은 고딕" w:eastAsia="맑은 고딕"/>
+          <w:b/>
+          <w:color w:val="6B7280"/>
+          <w:sz w:val="19"/>
+        </w:rPr>
+        <w:t xml:space="preserve">2  </w:t>
       </w:r>
       <w:r>
         <w:rPr>
@@ -411,7 +495,7 @@
           <w:color w:val="D1323A"/>
           <w:sz w:val="21"/>
         </w:rPr>
-        <w:t>at</w:t>
+        <w:t>There were</w:t>
       </w:r>
       <w:r>
         <w:rPr>
@@ -420,7 +504,7 @@
           <w:color w:val="1F2430"/>
           <w:sz w:val="21"/>
         </w:rPr>
-        <w:t xml:space="preserve"> the Monalisa in the Botero Museum in Bogota, Colombia.</w:t>
+        <w:t xml:space="preserve"> four eyewitnesses.</w:t>
       </w:r>
     </w:p>
     <w:p>
@@ -435,7 +519,7 @@
           <w:color w:val="6B7280"/>
           <w:sz w:val="17"/>
         </w:rPr>
-        <w:t xml:space="preserve">지난 토요일, 누군가가 콜롬비아 보고타에 있는 보테로 </w:t>
+        <w:t xml:space="preserve">네 명의 </w:t>
       </w:r>
       <w:r>
         <w:rPr>
@@ -444,7 +528,7 @@
           <w:color w:val="D1323A"/>
           <w:sz w:val="17"/>
         </w:rPr>
-        <w:t>박물관</w:t>
+        <w:t>목격자</w:t>
       </w:r>
       <w:r>
         <w:rPr>
@@ -453,43 +537,7 @@
           <w:color w:val="6B7280"/>
           <w:sz w:val="17"/>
         </w:rPr>
-        <w:t xml:space="preserve">의 '모나리자'에 </w:t>
-      </w:r>
-      <w:r>
-        <w:rPr>
-          <w:rFonts w:ascii="맑은 고딕" w:hAnsi="맑은 고딕" w:eastAsia="맑은 고딕"/>
-          <w:b/>
-          <w:color w:val="D1323A"/>
-          <w:sz w:val="17"/>
-        </w:rPr>
-        <w:t>케이크</w:t>
-      </w:r>
-      <w:r>
-        <w:rPr>
-          <w:rFonts w:ascii="맑은 고딕" w:hAnsi="맑은 고딕" w:eastAsia="맑은 고딕"/>
-          <w:b w:val="0"/>
-          <w:color w:val="6B7280"/>
-          <w:sz w:val="17"/>
-        </w:rPr>
-        <w:t xml:space="preserve">를 </w:t>
-      </w:r>
-      <w:r>
-        <w:rPr>
-          <w:rFonts w:ascii="맑은 고딕" w:hAnsi="맑은 고딕" w:eastAsia="맑은 고딕"/>
-          <w:b/>
-          <w:color w:val="D1323A"/>
-          <w:sz w:val="17"/>
-        </w:rPr>
-        <w:t>던졌다</w:t>
-      </w:r>
-      <w:r>
-        <w:rPr>
-          <w:rFonts w:ascii="맑은 고딕" w:hAnsi="맑은 고딕" w:eastAsia="맑은 고딕"/>
-          <w:b w:val="0"/>
-          <w:color w:val="6B7280"/>
-          <w:sz w:val="17"/>
-        </w:rPr>
-        <w:t>.</w:t>
+        <w:t>가 있었다.</w:t>
       </w:r>
     </w:p>
     <w:p>
@@ -505,16 +553,7 @@
           <w:color w:val="6B7280"/>
           <w:sz w:val="19"/>
         </w:rPr>
-        <w:t xml:space="preserve">2  </w:t>
-      </w:r>
-      <w:r>
-        <w:rPr>
-          <w:rFonts w:ascii="맑은 고딕" w:hAnsi="맑은 고딕" w:eastAsia="맑은 고딕"/>
-          <w:b/>
-          <w:color w:val="D1323A"/>
-          <w:sz w:val="21"/>
-        </w:rPr>
-        <w:t>There were</w:t>
+        <w:t xml:space="preserve">3  </w:t>
       </w:r>
       <w:r>
         <w:rPr>
@@ -523,102 +562,7 @@
           <w:color w:val="1F2430"/>
           <w:sz w:val="21"/>
         </w:rPr>
-        <w:t xml:space="preserve"> four eyewitnesses.</w:t>
-      </w:r>
-    </w:p>
-    <w:p>
-      <w:pPr>
-        <w:spacing w:before="0" w:after="20" w:line="276" w:lineRule="auto"/>
-        <w:ind w:left="283"/>
-      </w:pPr>
-      <w:r>
-        <w:rPr>
-          <w:rFonts w:ascii="맑은 고딕" w:hAnsi="맑은 고딕" w:eastAsia="맑은 고딕"/>
-          <w:b w:val="0"/>
-          <w:color w:val="6B7280"/>
-          <w:sz w:val="17"/>
-        </w:rPr>
-        <w:t xml:space="preserve">네 명의 </w:t>
-      </w:r>
-      <w:r>
-        <w:rPr>
-          <w:rFonts w:ascii="맑은 고딕" w:hAnsi="맑은 고딕" w:eastAsia="맑은 고딕"/>
-          <w:b/>
-          <w:color w:val="D1323A"/>
-          <w:sz w:val="17"/>
-        </w:rPr>
-        <w:t>목격자</w:t>
-      </w:r>
-      <w:r>
-        <w:rPr>
-          <w:rFonts w:ascii="맑은 고딕" w:hAnsi="맑은 고딕" w:eastAsia="맑은 고딕"/>
-          <w:b w:val="0"/>
-          <w:color w:val="6B7280"/>
-          <w:sz w:val="17"/>
-        </w:rPr>
-        <w:t>가 있었다.</w:t>
-      </w:r>
-    </w:p>
-    <w:p>
-      <w:pPr>
-        <w:keepNext/>
-        <w:spacing w:before="60" w:after="0" w:line="276" w:lineRule="auto"/>
-        <w:ind w:left="283" w:hanging="283"/>
-      </w:pPr>
-      <w:r>
-        <w:rPr>
-          <w:rFonts w:ascii="맑은 고딕" w:hAnsi="맑은 고딕" w:eastAsia="맑은 고딕"/>
-          <w:b/>
-          <w:color w:val="6B7280"/>
-          <w:sz w:val="19"/>
-        </w:rPr>
-        <w:t xml:space="preserve">3  </w:t>
-      </w:r>
-      <w:r>
-        <w:rPr>
-          <w:rFonts w:ascii="맑은 고딕" w:hAnsi="맑은 고딕" w:eastAsia="맑은 고딕"/>
-          <w:b w:val="0"/>
-          <w:color w:val="1F2430"/>
-          <w:sz w:val="21"/>
-        </w:rPr>
-        <w:t xml:space="preserve">What did they say? ( </w:t>
-      </w:r>
-      <w:r>
-        <w:rPr>
-          <w:rFonts w:ascii="맑은 고딕" w:hAnsi="맑은 고딕" w:eastAsia="맑은 고딕"/>
-          <w:b/>
-          <w:color w:val="D1323A"/>
-          <w:sz w:val="21"/>
-          <w:u w:val="single"/>
-        </w:rPr>
-        <w:t>Read</w:t>
-      </w:r>
-      <w:r>
-        <w:rPr>
-          <w:rFonts w:ascii="맑은 고딕" w:hAnsi="맑은 고딕" w:eastAsia="맑은 고딕"/>
-          <w:b w:val="0"/>
-          <w:color w:val="1F2430"/>
-          <w:sz w:val="21"/>
-        </w:rPr>
-        <w:t xml:space="preserve"> / Reading ) the following, and find the </w:t>
-      </w:r>
-      <w:r>
-        <w:rPr>
-          <w:rFonts w:ascii="맑은 고딕" w:hAnsi="맑은 고딕" w:eastAsia="맑은 고딕"/>
-          <w:b/>
-          <w:color w:val="D1323A"/>
-          <w:sz w:val="21"/>
-        </w:rPr>
-        <w:t>criminal</w:t>
-      </w:r>
-      <w:r>
-        <w:rPr>
-          <w:rFonts w:ascii="맑은 고딕" w:hAnsi="맑은 고딕" w:eastAsia="맑은 고딕"/>
-          <w:b w:val="0"/>
-          <w:color w:val="1F2430"/>
-          <w:sz w:val="21"/>
-        </w:rPr>
-        <w:t>.</w:t>
+        <w:t>What did they say? Read the following, and find the criminal.</w:t>
       </w:r>
     </w:p>
     <w:p>
@@ -868,44 +812,7 @@
           <w:color w:val="1F2430"/>
           <w:sz w:val="21"/>
         </w:rPr>
-        <w:t xml:space="preserve">I </w:t>
-      </w:r>
-      <w:r>
-        <w:rPr>
-          <w:rFonts w:ascii="맑은 고딕" w:hAnsi="맑은 고딕" w:eastAsia="맑은 고딕"/>
-          <w:b/>
-          <w:color w:val="D1323A"/>
-          <w:sz w:val="21"/>
-        </w:rPr>
-        <w:t>turned around</w:t>
-      </w:r>
-      <w:r>
-        <w:rPr>
-          <w:rFonts w:ascii="맑은 고딕" w:hAnsi="맑은 고딕" w:eastAsia="맑은 고딕"/>
-          <w:b w:val="0"/>
-          <w:color w:val="1F2430"/>
-          <w:sz w:val="21"/>
-        </w:rPr>
-        <w:t xml:space="preserve"> and ( see / </w:t>
-      </w:r>
-      <w:r>
-        <w:rPr>
-          <w:rFonts w:ascii="맑은 고딕" w:hAnsi="맑은 고딕" w:eastAsia="맑은 고딕"/>
-          <w:b/>
-          <w:color w:val="D1323A"/>
-          <w:sz w:val="21"/>
-          <w:u w:val="single"/>
-        </w:rPr>
-        <w:t>saw</w:t>
-      </w:r>
-      <w:r>
-        <w:rPr>
-          <w:rFonts w:ascii="맑은 고딕" w:hAnsi="맑은 고딕" w:eastAsia="맑은 고딕"/>
-          <w:b w:val="0"/>
-          <w:color w:val="1F2430"/>
-          <w:sz w:val="21"/>
-        </w:rPr>
-        <w:t xml:space="preserve"> ) an old man.</w:t>
+        <w:t>I turned around and saw an old man.</w:t>
       </w:r>
     </w:p>
     <w:p>
@@ -981,44 +888,7 @@
           <w:color w:val="1F2430"/>
           <w:sz w:val="21"/>
         </w:rPr>
-        <w:t xml:space="preserve">He ( is standing / </w:t>
-      </w:r>
-      <w:r>
-        <w:rPr>
-          <w:rFonts w:ascii="맑은 고딕" w:hAnsi="맑은 고딕" w:eastAsia="맑은 고딕"/>
-          <w:b/>
-          <w:color w:val="D1323A"/>
-          <w:sz w:val="21"/>
-          <w:u w:val="single"/>
-        </w:rPr>
-        <w:t>was standing</w:t>
-      </w:r>
-      <w:r>
-        <w:rPr>
-          <w:rFonts w:ascii="맑은 고딕" w:hAnsi="맑은 고딕" w:eastAsia="맑은 고딕"/>
-          <w:b w:val="0"/>
-          <w:color w:val="1F2430"/>
-          <w:sz w:val="21"/>
-        </w:rPr>
-        <w:t xml:space="preserve"> ) </w:t>
-      </w:r>
-      <w:r>
-        <w:rPr>
-          <w:rFonts w:ascii="맑은 고딕" w:hAnsi="맑은 고딕" w:eastAsia="맑은 고딕"/>
-          <w:b/>
-          <w:color w:val="D1323A"/>
-          <w:sz w:val="21"/>
-        </w:rPr>
-        <w:t>in front of</w:t>
-      </w:r>
-      <w:r>
-        <w:rPr>
-          <w:rFonts w:ascii="맑은 고딕" w:hAnsi="맑은 고딕" w:eastAsia="맑은 고딕"/>
-          <w:b w:val="0"/>
-          <w:color w:val="1F2430"/>
-          <w:sz w:val="21"/>
-        </w:rPr>
-        <w:t xml:space="preserve"> a wheelchair.</w:t>
+        <w:t>He was standing in front of a wheelchair.</w:t>
       </w:r>
     </w:p>
     <w:p>
@@ -1076,25 +946,7 @@
           <w:color w:val="1F2430"/>
           <w:sz w:val="21"/>
         </w:rPr>
-        <w:t xml:space="preserve">I'm </w:t>
-      </w:r>
-      <w:r>
-        <w:rPr>
-          <w:rFonts w:ascii="맑은 고딕" w:hAnsi="맑은 고딕" w:eastAsia="맑은 고딕"/>
-          <w:b/>
-          <w:color w:val="D1323A"/>
-          <w:sz w:val="21"/>
-        </w:rPr>
-        <w:t>about</w:t>
-      </w:r>
-      <w:r>
-        <w:rPr>
-          <w:rFonts w:ascii="맑은 고딕" w:hAnsi="맑은 고딕" w:eastAsia="맑은 고딕"/>
-          <w:b w:val="0"/>
-          <w:color w:val="1F2430"/>
-          <w:sz w:val="21"/>
-        </w:rPr>
-        <w:t xml:space="preserve"> 170 cm tall, and </w:t>
+        <w:t xml:space="preserve">I'm about 170 cm tall, and </w:t>
       </w:r>
       <w:r>
         <w:rPr>
@@ -1691,7 +1543,324 @@
           <w:color w:val="1F2430"/>
           <w:sz w:val="21"/>
         </w:rPr>
-        <w:t xml:space="preserve"> gray hair was </w:t>
+        <w:t xml:space="preserve"> gray hair was running away, and something fell off his head.</w:t>
+      </w:r>
+    </w:p>
+    <w:p>
+      <w:pPr>
+        <w:spacing w:before="0" w:after="20" w:line="276" w:lineRule="auto"/>
+        <w:ind w:left="283"/>
+      </w:pPr>
+      <w:r>
+        <w:rPr>
+          <w:rFonts w:ascii="맑은 고딕" w:hAnsi="맑은 고딕" w:eastAsia="맑은 고딕"/>
+          <w:b w:val="0"/>
+          <w:color w:val="6B7280"/>
+          <w:sz w:val="17"/>
+        </w:rPr>
+        <w:t xml:space="preserve">회색 머리의 한 노인이 </w:t>
+      </w:r>
+      <w:r>
+        <w:rPr>
+          <w:rFonts w:ascii="맑은 고딕" w:hAnsi="맑은 고딕" w:eastAsia="맑은 고딕"/>
+          <w:b/>
+          <w:color w:val="D1323A"/>
+          <w:sz w:val="17"/>
+        </w:rPr>
+        <w:t>도망가고</w:t>
+      </w:r>
+      <w:r>
+        <w:rPr>
+          <w:rFonts w:ascii="맑은 고딕" w:hAnsi="맑은 고딕" w:eastAsia="맑은 고딕"/>
+          <w:b w:val="0"/>
+          <w:color w:val="6B7280"/>
+          <w:sz w:val="17"/>
+        </w:rPr>
+        <w:t xml:space="preserve"> 있었고, 그의 머리에서 뭔가가 </w:t>
+      </w:r>
+      <w:r>
+        <w:rPr>
+          <w:rFonts w:ascii="맑은 고딕" w:hAnsi="맑은 고딕" w:eastAsia="맑은 고딕"/>
+          <w:b/>
+          <w:color w:val="D1323A"/>
+          <w:sz w:val="17"/>
+        </w:rPr>
+        <w:t>떨어졌어요</w:t>
+      </w:r>
+      <w:r>
+        <w:rPr>
+          <w:rFonts w:ascii="맑은 고딕" w:hAnsi="맑은 고딕" w:eastAsia="맑은 고딕"/>
+          <w:b w:val="0"/>
+          <w:color w:val="6B7280"/>
+          <w:sz w:val="17"/>
+        </w:rPr>
+        <w:t>.</w:t>
+      </w:r>
+    </w:p>
+    <w:p>
+      <w:pPr>
+        <w:keepNext/>
+        <w:spacing w:before="60" w:after="0" w:line="276" w:lineRule="auto"/>
+        <w:ind w:left="283" w:hanging="283"/>
+      </w:pPr>
+      <w:r>
+        <w:rPr>
+          <w:rFonts w:ascii="맑은 고딕" w:hAnsi="맑은 고딕" w:eastAsia="맑은 고딕"/>
+          <w:b/>
+          <w:color w:val="6B7280"/>
+          <w:sz w:val="19"/>
+        </w:rPr>
+        <w:t xml:space="preserve">11  </w:t>
+      </w:r>
+      <w:r>
+        <w:rPr>
+          <w:rFonts w:ascii="맑은 고딕" w:hAnsi="맑은 고딕" w:eastAsia="맑은 고딕"/>
+          <w:b w:val="0"/>
+          <w:color w:val="1F2430"/>
+          <w:sz w:val="21"/>
+        </w:rPr>
+        <w:t>It was his wig.</w:t>
+      </w:r>
+    </w:p>
+    <w:p>
+      <w:pPr>
+        <w:spacing w:before="0" w:after="20" w:line="276" w:lineRule="auto"/>
+        <w:ind w:left="283"/>
+      </w:pPr>
+      <w:r>
+        <w:rPr>
+          <w:rFonts w:ascii="맑은 고딕" w:hAnsi="맑은 고딕" w:eastAsia="맑은 고딕"/>
+          <w:b w:val="0"/>
+          <w:color w:val="6B7280"/>
+          <w:sz w:val="17"/>
+        </w:rPr>
+        <w:t xml:space="preserve">그것은 그의 </w:t>
+      </w:r>
+      <w:r>
+        <w:rPr>
+          <w:rFonts w:ascii="맑은 고딕" w:hAnsi="맑은 고딕" w:eastAsia="맑은 고딕"/>
+          <w:b/>
+          <w:color w:val="D1323A"/>
+          <w:sz w:val="17"/>
+        </w:rPr>
+        <w:t>가발</w:t>
+      </w:r>
+      <w:r>
+        <w:rPr>
+          <w:rFonts w:ascii="맑은 고딕" w:hAnsi="맑은 고딕" w:eastAsia="맑은 고딕"/>
+          <w:b w:val="0"/>
+          <w:color w:val="6B7280"/>
+          <w:sz w:val="17"/>
+        </w:rPr>
+        <w:t>이었어요.</w:t>
+      </w:r>
+    </w:p>
+    <w:p>
+      <w:pPr>
+        <w:keepNext/>
+        <w:spacing w:before="60" w:after="0" w:line="276" w:lineRule="auto"/>
+        <w:ind w:left="283" w:hanging="283"/>
+      </w:pPr>
+      <w:r>
+        <w:rPr>
+          <w:rFonts w:ascii="맑은 고딕" w:hAnsi="맑은 고딕" w:eastAsia="맑은 고딕"/>
+          <w:b/>
+          <w:color w:val="6B7280"/>
+          <w:sz w:val="19"/>
+        </w:rPr>
+        <w:t xml:space="preserve">12  </w:t>
+      </w:r>
+      <w:r>
+        <w:rPr>
+          <w:rFonts w:ascii="맑은 고딕" w:hAnsi="맑은 고딕" w:eastAsia="맑은 고딕"/>
+          <w:b w:val="0"/>
+          <w:color w:val="1F2430"/>
+          <w:sz w:val="21"/>
+        </w:rPr>
+        <w:t>I ran after him, but I couldn't catch him.</w:t>
+      </w:r>
+    </w:p>
+    <w:p>
+      <w:pPr>
+        <w:spacing w:before="0" w:after="20" w:line="276" w:lineRule="auto"/>
+        <w:ind w:left="283"/>
+      </w:pPr>
+      <w:r>
+        <w:rPr>
+          <w:rFonts w:ascii="맑은 고딕" w:hAnsi="맑은 고딕" w:eastAsia="맑은 고딕"/>
+          <w:b w:val="0"/>
+          <w:color w:val="6B7280"/>
+          <w:sz w:val="17"/>
+        </w:rPr>
+        <w:t xml:space="preserve">저는 그를 </w:t>
+      </w:r>
+      <w:r>
+        <w:rPr>
+          <w:rFonts w:ascii="맑은 고딕" w:hAnsi="맑은 고딕" w:eastAsia="맑은 고딕"/>
+          <w:b/>
+          <w:color w:val="D1323A"/>
+          <w:sz w:val="17"/>
+        </w:rPr>
+        <w:t>뒤쫓았지만</w:t>
+      </w:r>
+      <w:r>
+        <w:rPr>
+          <w:rFonts w:ascii="맑은 고딕" w:hAnsi="맑은 고딕" w:eastAsia="맑은 고딕"/>
+          <w:b w:val="0"/>
+          <w:color w:val="6B7280"/>
+          <w:sz w:val="17"/>
+        </w:rPr>
+        <w:t xml:space="preserve">, 그를 잡지 </w:t>
+      </w:r>
+      <w:r>
+        <w:rPr>
+          <w:rFonts w:ascii="맑은 고딕" w:hAnsi="맑은 고딕" w:eastAsia="맑은 고딕"/>
+          <w:b/>
+          <w:color w:val="D1323A"/>
+          <w:sz w:val="17"/>
+        </w:rPr>
+        <w:t>못했어요</w:t>
+      </w:r>
+      <w:r>
+        <w:rPr>
+          <w:rFonts w:ascii="맑은 고딕" w:hAnsi="맑은 고딕" w:eastAsia="맑은 고딕"/>
+          <w:b w:val="0"/>
+          <w:color w:val="6B7280"/>
+          <w:sz w:val="17"/>
+        </w:rPr>
+        <w:t>.</w:t>
+      </w:r>
+    </w:p>
+    <w:p>
+      <w:pPr>
+        <w:keepNext/>
+        <w:spacing w:before="60" w:after="0" w:line="276" w:lineRule="auto"/>
+        <w:ind w:left="283" w:hanging="283"/>
+      </w:pPr>
+      <w:r>
+        <w:rPr>
+          <w:rFonts w:ascii="맑은 고딕" w:hAnsi="맑은 고딕" w:eastAsia="맑은 고딕"/>
+          <w:b/>
+          <w:color w:val="6B7280"/>
+          <w:sz w:val="19"/>
+        </w:rPr>
+        <w:t xml:space="preserve">13  </w:t>
+      </w:r>
+      <w:r>
+        <w:rPr>
+          <w:rFonts w:ascii="맑은 고딕" w:hAnsi="맑은 고딕" w:eastAsia="맑은 고딕"/>
+          <w:b w:val="0"/>
+          <w:color w:val="1F2430"/>
+          <w:sz w:val="21"/>
+        </w:rPr>
+        <w:t>He was faster than me.</w:t>
+      </w:r>
+    </w:p>
+    <w:p>
+      <w:pPr>
+        <w:spacing w:before="0" w:after="20" w:line="276" w:lineRule="auto"/>
+        <w:ind w:left="283"/>
+      </w:pPr>
+      <w:r>
+        <w:rPr>
+          <w:rFonts w:ascii="맑은 고딕" w:hAnsi="맑은 고딕" w:eastAsia="맑은 고딕"/>
+          <w:b w:val="0"/>
+          <w:color w:val="6B7280"/>
+          <w:sz w:val="17"/>
+        </w:rPr>
+        <w:t xml:space="preserve">그는 저보다 </w:t>
+      </w:r>
+      <w:r>
+        <w:rPr>
+          <w:rFonts w:ascii="맑은 고딕" w:hAnsi="맑은 고딕" w:eastAsia="맑은 고딕"/>
+          <w:b/>
+          <w:color w:val="D1323A"/>
+          <w:sz w:val="17"/>
+        </w:rPr>
+        <w:t>더 빨랐어요</w:t>
+      </w:r>
+      <w:r>
+        <w:rPr>
+          <w:rFonts w:ascii="맑은 고딕" w:hAnsi="맑은 고딕" w:eastAsia="맑은 고딕"/>
+          <w:b w:val="0"/>
+          <w:color w:val="6B7280"/>
+          <w:sz w:val="17"/>
+        </w:rPr>
+        <w:t>.</w:t>
+      </w:r>
+    </w:p>
+    <w:p>
+      <w:pPr>
+        <w:keepNext/>
+        <w:spacing w:before="60" w:after="0" w:line="276" w:lineRule="auto"/>
+        <w:ind w:left="283" w:hanging="283"/>
+      </w:pPr>
+      <w:r>
+        <w:rPr>
+          <w:rFonts w:ascii="맑은 고딕" w:hAnsi="맑은 고딕" w:eastAsia="맑은 고딕"/>
+          <w:b/>
+          <w:color w:val="6B7280"/>
+          <w:sz w:val="19"/>
+        </w:rPr>
+        <w:t xml:space="preserve">14  </w:t>
+      </w:r>
+      <w:r>
+        <w:rPr>
+          <w:rFonts w:ascii="맑은 고딕" w:hAnsi="맑은 고딕" w:eastAsia="맑은 고딕"/>
+          <w:b w:val="0"/>
+          <w:color w:val="1F2430"/>
+          <w:sz w:val="21"/>
+        </w:rPr>
+        <w:t>In fact, the old man was not old.</w:t>
+      </w:r>
+    </w:p>
+    <w:p>
+      <w:pPr>
+        <w:spacing w:before="0" w:after="20" w:line="276" w:lineRule="auto"/>
+        <w:ind w:left="283"/>
+      </w:pPr>
+      <w:r>
+        <w:rPr>
+          <w:rFonts w:ascii="맑은 고딕" w:hAnsi="맑은 고딕" w:eastAsia="맑은 고딕"/>
+          <w:b/>
+          <w:color w:val="D1323A"/>
+          <w:sz w:val="17"/>
+        </w:rPr>
+        <w:t>사실</w:t>
+      </w:r>
+      <w:r>
+        <w:rPr>
+          <w:rFonts w:ascii="맑은 고딕" w:hAnsi="맑은 고딕" w:eastAsia="맑은 고딕"/>
+          <w:b w:val="0"/>
+          <w:color w:val="6B7280"/>
+          <w:sz w:val="17"/>
+        </w:rPr>
+        <w:t>, 그 노인은 나이 든 사람이 아니었어요.</w:t>
+      </w:r>
+    </w:p>
+    <w:p>
+      <w:pPr>
+        <w:keepNext/>
+        <w:spacing w:before="60" w:after="0" w:line="276" w:lineRule="auto"/>
+        <w:ind w:left="283" w:hanging="283"/>
+      </w:pPr>
+      <w:r>
+        <w:rPr>
+          <w:rFonts w:ascii="맑은 고딕" w:hAnsi="맑은 고딕" w:eastAsia="맑은 고딕"/>
+          <w:b/>
+          <w:color w:val="6B7280"/>
+          <w:sz w:val="19"/>
+        </w:rPr>
+        <w:t xml:space="preserve">15  </w:t>
+      </w:r>
+      <w:r>
+        <w:rPr>
+          <w:rFonts w:ascii="맑은 고딕" w:hAnsi="맑은 고딕" w:eastAsia="맑은 고딕"/>
+          <w:b w:val="0"/>
+          <w:color w:val="1F2430"/>
+          <w:sz w:val="21"/>
+        </w:rPr>
+        <w:t xml:space="preserve">He was a young man </w:t>
       </w:r>
       <w:r>
         <w:rPr>
@@ -1700,7 +1869,7 @@
           <w:color w:val="D1323A"/>
           <w:sz w:val="21"/>
         </w:rPr>
-        <w:t>running away</w:t>
+        <w:t>with</w:t>
       </w:r>
       <w:r>
         <w:rPr>
@@ -1709,7 +1878,105 @@
           <w:color w:val="1F2430"/>
           <w:sz w:val="21"/>
         </w:rPr>
-        <w:t xml:space="preserve">, and something ( fall / </w:t>
+        <w:t xml:space="preserve"> long brown hair.</w:t>
+      </w:r>
+    </w:p>
+    <w:p>
+      <w:pPr>
+        <w:spacing w:before="0" w:after="20" w:line="276" w:lineRule="auto"/>
+        <w:ind w:left="283"/>
+      </w:pPr>
+      <w:r>
+        <w:rPr>
+          <w:rFonts w:ascii="맑은 고딕" w:hAnsi="맑은 고딕" w:eastAsia="맑은 고딕"/>
+          <w:b w:val="0"/>
+          <w:color w:val="6B7280"/>
+          <w:sz w:val="17"/>
+        </w:rPr>
+        <w:t xml:space="preserve">그는 </w:t>
+      </w:r>
+      <w:r>
+        <w:rPr>
+          <w:rFonts w:ascii="맑은 고딕" w:hAnsi="맑은 고딕" w:eastAsia="맑은 고딕"/>
+          <w:b/>
+          <w:color w:val="D1323A"/>
+          <w:sz w:val="17"/>
+        </w:rPr>
+        <w:t>긴 갈색 머리</w:t>
+      </w:r>
+      <w:r>
+        <w:rPr>
+          <w:rFonts w:ascii="맑은 고딕" w:hAnsi="맑은 고딕" w:eastAsia="맑은 고딕"/>
+          <w:b w:val="0"/>
+          <w:color w:val="6B7280"/>
+          <w:sz w:val="17"/>
+        </w:rPr>
+        <w:t>의 젊은 남자였어요.</w:t>
+      </w:r>
+    </w:p>
+    <w:p>
+      <w:pPr>
+        <w:keepNext/>
+        <w:spacing w:before="60" w:after="0" w:line="276" w:lineRule="auto"/>
+        <w:ind w:left="283" w:hanging="283"/>
+      </w:pPr>
+      <w:r>
+        <w:rPr>
+          <w:rFonts w:ascii="맑은 고딕" w:hAnsi="맑은 고딕" w:eastAsia="맑은 고딕"/>
+          <w:b/>
+          <w:color w:val="6B7280"/>
+          <w:sz w:val="19"/>
+        </w:rPr>
+        <w:t xml:space="preserve">16  </w:t>
+      </w:r>
+      <w:r>
+        <w:rPr>
+          <w:rFonts w:ascii="맑은 고딕" w:hAnsi="맑은 고딕" w:eastAsia="맑은 고딕"/>
+          <w:b/>
+          <w:color w:val="1F2430"/>
+          <w:sz w:val="21"/>
+        </w:rPr>
+        <w:t>Diego Perez, a guard</w:t>
+      </w:r>
+    </w:p>
+    <w:p>
+      <w:pPr>
+        <w:spacing w:before="0" w:after="20" w:line="276" w:lineRule="auto"/>
+        <w:ind w:left="283"/>
+      </w:pPr>
+      <w:r>
+        <w:rPr>
+          <w:rFonts w:ascii="맑은 고딕" w:hAnsi="맑은 고딕" w:eastAsia="맑은 고딕"/>
+          <w:b w:val="0"/>
+          <w:color w:val="6B7280"/>
+          <w:sz w:val="17"/>
+        </w:rPr>
+        <w:t>Diego Perez, 경비원</w:t>
+      </w:r>
+    </w:p>
+    <w:p>
+      <w:pPr>
+        <w:keepNext/>
+        <w:spacing w:before="60" w:after="0" w:line="276" w:lineRule="auto"/>
+        <w:ind w:left="283" w:hanging="283"/>
+      </w:pPr>
+      <w:r>
+        <w:rPr>
+          <w:rFonts w:ascii="맑은 고딕" w:hAnsi="맑은 고딕" w:eastAsia="맑은 고딕"/>
+          <w:b/>
+          <w:color w:val="6B7280"/>
+          <w:sz w:val="19"/>
+        </w:rPr>
+        <w:t xml:space="preserve">17  </w:t>
+      </w:r>
+      <w:r>
+        <w:rPr>
+          <w:rFonts w:ascii="맑은 고딕" w:hAnsi="맑은 고딕" w:eastAsia="맑은 고딕"/>
+          <w:b w:val="0"/>
+          <w:color w:val="1F2430"/>
+          <w:sz w:val="21"/>
+        </w:rPr>
+        <w:t xml:space="preserve">I went to the crime scene, and </w:t>
       </w:r>
       <w:r>
         <w:rPr>
@@ -1717,9 +1984,8 @@
           <w:b/>
           <w:color w:val="D1323A"/>
           <w:sz w:val="21"/>
-          <w:u w:val="single"/>
-        </w:rPr>
-        <w:t>fell</w:t>
+        </w:rPr>
+        <w:t>there were</w:t>
       </w:r>
       <w:r>
         <w:rPr>
@@ -1728,7 +1994,7 @@
           <w:color w:val="1F2430"/>
           <w:sz w:val="21"/>
         </w:rPr>
-        <w:t xml:space="preserve"> ) off his head.</w:t>
+        <w:t xml:space="preserve"> pieces of cake all over the painting.</w:t>
       </w:r>
     </w:p>
     <w:p>
@@ -1743,7 +2009,56 @@
           <w:color w:val="6B7280"/>
           <w:sz w:val="17"/>
         </w:rPr>
-        <w:t xml:space="preserve">회색 머리의 한 노인이 </w:t>
+        <w:t>저는 범죄 현장에 갔는데, 그림 곳곳에 케이크 조각들이 있었어요.</w:t>
+      </w:r>
+    </w:p>
+    <w:p>
+      <w:pPr>
+        <w:keepNext/>
+        <w:spacing w:before="60" w:after="0" w:line="276" w:lineRule="auto"/>
+        <w:ind w:left="283" w:hanging="283"/>
+      </w:pPr>
+      <w:r>
+        <w:rPr>
+          <w:rFonts w:ascii="맑은 고딕" w:hAnsi="맑은 고딕" w:eastAsia="맑은 고딕"/>
+          <w:b/>
+          <w:color w:val="6B7280"/>
+          <w:sz w:val="19"/>
+        </w:rPr>
+        <w:t xml:space="preserve">18  </w:t>
+      </w:r>
+      <w:r>
+        <w:rPr>
+          <w:rFonts w:ascii="맑은 고딕" w:hAnsi="맑은 고딕" w:eastAsia="맑은 고딕"/>
+          <w:b/>
+          <w:color w:val="D1323A"/>
+          <w:sz w:val="21"/>
+        </w:rPr>
+        <w:t>There was</w:t>
+      </w:r>
+      <w:r>
+        <w:rPr>
+          <w:rFonts w:ascii="맑은 고딕" w:hAnsi="맑은 고딕" w:eastAsia="맑은 고딕"/>
+          <w:b w:val="0"/>
+          <w:color w:val="1F2430"/>
+          <w:sz w:val="21"/>
+        </w:rPr>
+        <w:t xml:space="preserve"> also a wheelchair near the painting,</w:t>
+      </w:r>
+    </w:p>
+    <w:p>
+      <w:pPr>
+        <w:spacing w:before="0" w:after="20" w:line="276" w:lineRule="auto"/>
+        <w:ind w:left="283"/>
+      </w:pPr>
+      <w:r>
+        <w:rPr>
+          <w:rFonts w:ascii="맑은 고딕" w:hAnsi="맑은 고딕" w:eastAsia="맑은 고딕"/>
+          <w:b w:val="0"/>
+          <w:color w:val="6B7280"/>
+          <w:sz w:val="17"/>
+        </w:rPr>
+        <w:t xml:space="preserve">그림 주변에는 </w:t>
       </w:r>
       <w:r>
         <w:rPr>
@@ -1752,7 +2067,7 @@
           <w:color w:val="D1323A"/>
           <w:sz w:val="17"/>
         </w:rPr>
-        <w:t>도망가고</w:t>
+        <w:t>휠체어</w:t>
       </w:r>
       <w:r>
         <w:rPr>
@@ -1761,7 +2076,47 @@
           <w:color w:val="6B7280"/>
           <w:sz w:val="17"/>
         </w:rPr>
-        <w:t xml:space="preserve"> 있었고, 그의 머리에서 뭔가가 </w:t>
+        <w:t>도 있었고,</w:t>
+      </w:r>
+    </w:p>
+    <w:p>
+      <w:pPr>
+        <w:keepNext/>
+        <w:spacing w:before="60" w:after="0" w:line="276" w:lineRule="auto"/>
+        <w:ind w:left="283" w:hanging="283"/>
+      </w:pPr>
+      <w:r>
+        <w:rPr>
+          <w:rFonts w:ascii="맑은 고딕" w:hAnsi="맑은 고딕" w:eastAsia="맑은 고딕"/>
+          <w:b/>
+          <w:color w:val="6B7280"/>
+          <w:sz w:val="19"/>
+        </w:rPr>
+        <w:t xml:space="preserve">19  </w:t>
+      </w:r>
+      <w:r>
+        <w:rPr>
+          <w:rFonts w:ascii="맑은 고딕" w:hAnsi="맑은 고딕" w:eastAsia="맑은 고딕"/>
+          <w:b w:val="0"/>
+          <w:color w:val="1F2430"/>
+          <w:sz w:val="21"/>
+        </w:rPr>
+        <w:t>and I found a cake box next to the wheelchair. The box was from Camila's Bakery.</w:t>
+      </w:r>
+    </w:p>
+    <w:p>
+      <w:pPr>
+        <w:spacing w:before="0" w:after="20" w:line="276" w:lineRule="auto"/>
+        <w:ind w:left="283"/>
+      </w:pPr>
+      <w:r>
+        <w:rPr>
+          <w:rFonts w:ascii="맑은 고딕" w:hAnsi="맑은 고딕" w:eastAsia="맑은 고딕"/>
+          <w:b w:val="0"/>
+          <w:color w:val="6B7280"/>
+          <w:sz w:val="17"/>
+        </w:rPr>
+        <w:t xml:space="preserve">저는 휠체어 옆에 있는 케이크 상자를 </w:t>
       </w:r>
       <w:r>
         <w:rPr>
@@ -1770,7 +2125,7 @@
           <w:color w:val="D1323A"/>
           <w:sz w:val="17"/>
         </w:rPr>
-        <w:t>떨어졌어요</w:t>
+        <w:t>발견했어요</w:t>
       </w:r>
       <w:r>
         <w:rPr>
@@ -1779,65 +2134,7 @@
           <w:color w:val="6B7280"/>
           <w:sz w:val="17"/>
         </w:rPr>
-        <w:t>.</w:t>
-      </w:r>
-    </w:p>
-    <w:p>
-      <w:pPr>
-        <w:keepNext/>
-        <w:spacing w:before="60" w:after="0" w:line="276" w:lineRule="auto"/>
-        <w:ind w:left="283" w:hanging="283"/>
-      </w:pPr>
-      <w:r>
-        <w:rPr>
-          <w:rFonts w:ascii="맑은 고딕" w:hAnsi="맑은 고딕" w:eastAsia="맑은 고딕"/>
-          <w:b/>
-          <w:color w:val="6B7280"/>
-          <w:sz w:val="19"/>
-        </w:rPr>
-        <w:t xml:space="preserve">11  </w:t>
-      </w:r>
-      <w:r>
-        <w:rPr>
-          <w:rFonts w:ascii="맑은 고딕" w:hAnsi="맑은 고딕" w:eastAsia="맑은 고딕"/>
-          <w:b w:val="0"/>
-          <w:color w:val="1F2430"/>
-          <w:sz w:val="21"/>
-        </w:rPr>
-        <w:t xml:space="preserve">It was his </w:t>
-      </w:r>
-      <w:r>
-        <w:rPr>
-          <w:rFonts w:ascii="맑은 고딕" w:hAnsi="맑은 고딕" w:eastAsia="맑은 고딕"/>
-          <w:b/>
-          <w:color w:val="D1323A"/>
-          <w:sz w:val="21"/>
-        </w:rPr>
-        <w:t>wig</w:t>
-      </w:r>
-      <w:r>
-        <w:rPr>
-          <w:rFonts w:ascii="맑은 고딕" w:hAnsi="맑은 고딕" w:eastAsia="맑은 고딕"/>
-          <w:b w:val="0"/>
-          <w:color w:val="1F2430"/>
-          <w:sz w:val="21"/>
-        </w:rPr>
-        <w:t>.</w:t>
-      </w:r>
-    </w:p>
-    <w:p>
-      <w:pPr>
-        <w:spacing w:before="0" w:after="20" w:line="276" w:lineRule="auto"/>
-        <w:ind w:left="283"/>
-      </w:pPr>
-      <w:r>
-        <w:rPr>
-          <w:rFonts w:ascii="맑은 고딕" w:hAnsi="맑은 고딕" w:eastAsia="맑은 고딕"/>
-          <w:b w:val="0"/>
-          <w:color w:val="6B7280"/>
-          <w:sz w:val="17"/>
-        </w:rPr>
-        <w:t xml:space="preserve">그것은 그의 </w:t>
+        <w:t xml:space="preserve">. 그 상자는 카밀라 </w:t>
       </w:r>
       <w:r>
         <w:rPr>
@@ -1846,7 +2143,7 @@
           <w:color w:val="D1323A"/>
           <w:sz w:val="17"/>
         </w:rPr>
-        <w:t>가발</w:t>
+        <w:t>빵집</w:t>
       </w:r>
       <w:r>
         <w:rPr>
@@ -1855,84 +2152,7 @@
           <w:color w:val="6B7280"/>
           <w:sz w:val="17"/>
         </w:rPr>
-        <w:t>이었어요.</w:t>
-      </w:r>
-    </w:p>
-    <w:p>
-      <w:pPr>
-        <w:keepNext/>
-        <w:spacing w:before="60" w:after="0" w:line="276" w:lineRule="auto"/>
-        <w:ind w:left="283" w:hanging="283"/>
-      </w:pPr>
-      <w:r>
-        <w:rPr>
-          <w:rFonts w:ascii="맑은 고딕" w:hAnsi="맑은 고딕" w:eastAsia="맑은 고딕"/>
-          <w:b/>
-          <w:color w:val="6B7280"/>
-          <w:sz w:val="19"/>
-        </w:rPr>
-        <w:t xml:space="preserve">12  </w:t>
-      </w:r>
-      <w:r>
-        <w:rPr>
-          <w:rFonts w:ascii="맑은 고딕" w:hAnsi="맑은 고딕" w:eastAsia="맑은 고딕"/>
-          <w:b w:val="0"/>
-          <w:color w:val="1F2430"/>
-          <w:sz w:val="21"/>
-        </w:rPr>
-        <w:t xml:space="preserve">I </w:t>
-      </w:r>
-      <w:r>
-        <w:rPr>
-          <w:rFonts w:ascii="맑은 고딕" w:hAnsi="맑은 고딕" w:eastAsia="맑은 고딕"/>
-          <w:b/>
-          <w:color w:val="D1323A"/>
-          <w:sz w:val="21"/>
-        </w:rPr>
-        <w:t>ran after</w:t>
-      </w:r>
-      <w:r>
-        <w:rPr>
-          <w:rFonts w:ascii="맑은 고딕" w:hAnsi="맑은 고딕" w:eastAsia="맑은 고딕"/>
-          <w:b w:val="0"/>
-          <w:color w:val="1F2430"/>
-          <w:sz w:val="21"/>
-        </w:rPr>
-        <w:t xml:space="preserve"> him, ( so / </w:t>
-      </w:r>
-      <w:r>
-        <w:rPr>
-          <w:rFonts w:ascii="맑은 고딕" w:hAnsi="맑은 고딕" w:eastAsia="맑은 고딕"/>
-          <w:b/>
-          <w:color w:val="D1323A"/>
-          <w:sz w:val="21"/>
-          <w:u w:val="single"/>
-        </w:rPr>
-        <w:t>but</w:t>
-      </w:r>
-      <w:r>
-        <w:rPr>
-          <w:rFonts w:ascii="맑은 고딕" w:hAnsi="맑은 고딕" w:eastAsia="맑은 고딕"/>
-          <w:b w:val="0"/>
-          <w:color w:val="1F2430"/>
-          <w:sz w:val="21"/>
-        </w:rPr>
-        <w:t xml:space="preserve"> ) I couldn't catch him.</w:t>
-      </w:r>
-    </w:p>
-    <w:p>
-      <w:pPr>
-        <w:spacing w:before="0" w:after="20" w:line="276" w:lineRule="auto"/>
-        <w:ind w:left="283"/>
-      </w:pPr>
-      <w:r>
-        <w:rPr>
-          <w:rFonts w:ascii="맑은 고딕" w:hAnsi="맑은 고딕" w:eastAsia="맑은 고딕"/>
-          <w:b w:val="0"/>
-          <w:color w:val="6B7280"/>
-          <w:sz w:val="17"/>
-        </w:rPr>
-        <w:t xml:space="preserve">저는 그를 </w:t>
+        <w:t xml:space="preserve">의 </w:t>
       </w:r>
       <w:r>
         <w:rPr>
@@ -1941,7 +2161,7 @@
           <w:color w:val="D1323A"/>
           <w:sz w:val="17"/>
         </w:rPr>
-        <w:t>뒤쫓았지만</w:t>
+        <w:t>상자</w:t>
       </w:r>
       <w:r>
         <w:rPr>
@@ -1950,17 +2170,64 @@
           <w:color w:val="6B7280"/>
           <w:sz w:val="17"/>
         </w:rPr>
-        <w:t xml:space="preserve">, 그를 잡지 </w:t>
+        <w:t>였어요.</w:t>
+      </w:r>
+    </w:p>
+    <w:p>
+      <w:pPr>
+        <w:keepNext/>
+        <w:spacing w:before="100" w:after="20" w:line="276" w:lineRule="auto"/>
+      </w:pPr>
+      <w:r>
+        <w:rPr>
+          <w:rFonts w:ascii="맑은 고딕" w:hAnsi="맑은 고딕" w:eastAsia="맑은 고딕"/>
+          <w:b/>
+          <w:color w:val="1F2430"/>
+          <w:sz w:val="20"/>
+        </w:rPr>
+        <w:t>★ 추가 문제 — 본문 빈칸 · 어법 선택 (위 본문 문장)</w:t>
+      </w:r>
+    </w:p>
+    <w:p>
+      <w:pPr>
+        <w:keepNext/>
+        <w:spacing w:before="20" w:after="0" w:line="276" w:lineRule="auto"/>
+        <w:ind w:left="170"/>
+      </w:pPr>
+      <w:r>
+        <w:rPr>
+          <w:rFonts w:ascii="맑은 고딕" w:hAnsi="맑은 고딕" w:eastAsia="맑은 고딕"/>
+          <w:b w:val="0"/>
+          <w:color w:val="1F2430"/>
+          <w:sz w:val="20"/>
+        </w:rPr>
+        <w:t xml:space="preserve">1. Last Saturday, someone ( throw / </w:t>
       </w:r>
       <w:r>
         <w:rPr>
           <w:rFonts w:ascii="맑은 고딕" w:hAnsi="맑은 고딕" w:eastAsia="맑은 고딕"/>
           <w:b/>
           <w:color w:val="D1323A"/>
-          <w:sz w:val="17"/>
-        </w:rPr>
-        <w:t>못했어요</w:t>
-      </w:r>
+          <w:sz w:val="20"/>
+          <w:u w:val="single"/>
+        </w:rPr>
+        <w:t>threw</w:t>
+      </w:r>
+      <w:r>
+        <w:rPr>
+          <w:rFonts w:ascii="맑은 고딕" w:hAnsi="맑은 고딕" w:eastAsia="맑은 고딕"/>
+          <w:b w:val="0"/>
+          <w:color w:val="1F2430"/>
+          <w:sz w:val="20"/>
+        </w:rPr>
+        <w:t xml:space="preserve"> ) a cake at the Monalisa in the Botero Museum in Bogota, Colombia.</w:t>
+      </w:r>
+    </w:p>
+    <w:p>
+      <w:pPr>
+        <w:spacing w:before="0" w:after="20" w:line="276" w:lineRule="auto"/>
+        <w:ind w:left="170"/>
+      </w:pPr>
       <w:r>
         <w:rPr>
           <w:rFonts w:ascii="맑은 고딕" w:hAnsi="맑은 고딕" w:eastAsia="맑은 고딕"/>
@@ -1968,76 +2235,66 @@
           <w:color w:val="6B7280"/>
           <w:sz w:val="17"/>
         </w:rPr>
-        <w:t>.</w:t>
+        <w:t>지난 토요일, 누군가가 콜롬비아 보고타에 있는 보테로 박물관의 '모나리자'에 케이크를 던졌다.</w:t>
       </w:r>
     </w:p>
     <w:p>
       <w:pPr>
         <w:keepNext/>
-        <w:spacing w:before="60" w:after="0" w:line="276" w:lineRule="auto"/>
-        <w:ind w:left="283" w:hanging="283"/>
-      </w:pPr>
-      <w:r>
-        <w:rPr>
-          <w:rFonts w:ascii="맑은 고딕" w:hAnsi="맑은 고딕" w:eastAsia="맑은 고딕"/>
-          <w:b/>
-          <w:color w:val="6B7280"/>
-          <w:sz w:val="19"/>
-        </w:rPr>
-        <w:t xml:space="preserve">13  </w:t>
-      </w:r>
+        <w:spacing w:before="20" w:after="0" w:line="276" w:lineRule="auto"/>
+        <w:ind w:left="170"/>
+      </w:pPr>
       <w:r>
         <w:rPr>
           <w:rFonts w:ascii="맑은 고딕" w:hAnsi="맑은 고딕" w:eastAsia="맑은 고딕"/>
           <w:b w:val="0"/>
           <w:color w:val="1F2430"/>
-          <w:sz w:val="21"/>
-        </w:rPr>
-        <w:t xml:space="preserve">He was ( fast / </w:t>
+          <w:sz w:val="20"/>
+        </w:rPr>
+        <w:t xml:space="preserve">3. What did they say? ( </w:t>
       </w:r>
       <w:r>
         <w:rPr>
           <w:rFonts w:ascii="맑은 고딕" w:hAnsi="맑은 고딕" w:eastAsia="맑은 고딕"/>
           <w:b/>
           <w:color w:val="D1323A"/>
-          <w:sz w:val="21"/>
+          <w:sz w:val="20"/>
           <w:u w:val="single"/>
         </w:rPr>
-        <w:t>faster</w:t>
+        <w:t>Read</w:t>
       </w:r>
       <w:r>
         <w:rPr>
           <w:rFonts w:ascii="맑은 고딕" w:hAnsi="맑은 고딕" w:eastAsia="맑은 고딕"/>
           <w:b w:val="0"/>
           <w:color w:val="1F2430"/>
-          <w:sz w:val="21"/>
-        </w:rPr>
-        <w:t xml:space="preserve"> ) ( </w:t>
+          <w:sz w:val="20"/>
+        </w:rPr>
+        <w:t xml:space="preserve"> / Reading ) the following, and find the </w:t>
       </w:r>
       <w:r>
         <w:rPr>
           <w:rFonts w:ascii="맑은 고딕" w:hAnsi="맑은 고딕" w:eastAsia="맑은 고딕"/>
           <w:b/>
           <w:color w:val="D1323A"/>
-          <w:sz w:val="21"/>
-          <w:u w:val="single"/>
-        </w:rPr>
-        <w:t>than</w:t>
+          <w:sz w:val="20"/>
+        </w:rPr>
+        <w:t>criminal</w:t>
       </w:r>
       <w:r>
         <w:rPr>
           <w:rFonts w:ascii="맑은 고딕" w:hAnsi="맑은 고딕" w:eastAsia="맑은 고딕"/>
           <w:b w:val="0"/>
           <w:color w:val="1F2430"/>
-          <w:sz w:val="21"/>
-        </w:rPr>
-        <w:t xml:space="preserve"> / then ) me.</w:t>
+          <w:sz w:val="20"/>
+        </w:rPr>
+        <w:t>.</w:t>
       </w:r>
     </w:p>
     <w:p>
       <w:pPr>
         <w:spacing w:before="0" w:after="20" w:line="276" w:lineRule="auto"/>
-        <w:ind w:left="283"/>
+        <w:ind w:left="170"/>
       </w:pPr>
       <w:r>
         <w:rPr>
@@ -2046,17 +2303,67 @@
           <w:color w:val="6B7280"/>
           <w:sz w:val="17"/>
         </w:rPr>
-        <w:t xml:space="preserve">그는 저보다 </w:t>
+        <w:t>그들이 뭐라고 말했을까? 다음을 읽고, 범인을 찾아보자.</w:t>
+      </w:r>
+    </w:p>
+    <w:p>
+      <w:pPr>
+        <w:keepNext/>
+        <w:spacing w:before="20" w:after="0" w:line="276" w:lineRule="auto"/>
+        <w:ind w:left="170"/>
+      </w:pPr>
+      <w:r>
+        <w:rPr>
+          <w:rFonts w:ascii="맑은 고딕" w:hAnsi="맑은 고딕" w:eastAsia="맑은 고딕"/>
+          <w:b w:val="0"/>
+          <w:color w:val="1F2430"/>
+          <w:sz w:val="20"/>
+        </w:rPr>
+        <w:t xml:space="preserve">6. I </w:t>
       </w:r>
       <w:r>
         <w:rPr>
           <w:rFonts w:ascii="맑은 고딕" w:hAnsi="맑은 고딕" w:eastAsia="맑은 고딕"/>
           <w:b/>
           <w:color w:val="D1323A"/>
-          <w:sz w:val="17"/>
-        </w:rPr>
-        <w:t>더 빨랐어요</w:t>
-      </w:r>
+          <w:sz w:val="20"/>
+        </w:rPr>
+        <w:t>turned around</w:t>
+      </w:r>
+      <w:r>
+        <w:rPr>
+          <w:rFonts w:ascii="맑은 고딕" w:hAnsi="맑은 고딕" w:eastAsia="맑은 고딕"/>
+          <w:b w:val="0"/>
+          <w:color w:val="1F2430"/>
+          <w:sz w:val="20"/>
+        </w:rPr>
+        <w:t xml:space="preserve"> and ( see / </w:t>
+      </w:r>
+      <w:r>
+        <w:rPr>
+          <w:rFonts w:ascii="맑은 고딕" w:hAnsi="맑은 고딕" w:eastAsia="맑은 고딕"/>
+          <w:b/>
+          <w:color w:val="D1323A"/>
+          <w:sz w:val="20"/>
+          <w:u w:val="single"/>
+        </w:rPr>
+        <w:t>saw</w:t>
+      </w:r>
+      <w:r>
+        <w:rPr>
+          <w:rFonts w:ascii="맑은 고딕" w:hAnsi="맑은 고딕" w:eastAsia="맑은 고딕"/>
+          <w:b w:val="0"/>
+          <w:color w:val="1F2430"/>
+          <w:sz w:val="20"/>
+        </w:rPr>
+        <w:t xml:space="preserve"> ) an old man.</w:t>
+      </w:r>
+    </w:p>
+    <w:p>
+      <w:pPr>
+        <w:spacing w:before="0" w:after="20" w:line="276" w:lineRule="auto"/>
+        <w:ind w:left="170"/>
+      </w:pPr>
       <w:r>
         <w:rPr>
           <w:rFonts w:ascii="맑은 고딕" w:hAnsi="맑은 고딕" w:eastAsia="맑은 고딕"/>
@@ -2064,57 +2371,116 @@
           <w:color w:val="6B7280"/>
           <w:sz w:val="17"/>
         </w:rPr>
-        <w:t>.</w:t>
+        <w:t>저는 뒤를 돌아봤고 한 노인을 봤어요.</w:t>
       </w:r>
     </w:p>
     <w:p>
       <w:pPr>
         <w:keepNext/>
-        <w:spacing w:before="60" w:after="0" w:line="276" w:lineRule="auto"/>
-        <w:ind w:left="283" w:hanging="283"/>
-      </w:pPr>
-      <w:r>
-        <w:rPr>
-          <w:rFonts w:ascii="맑은 고딕" w:hAnsi="맑은 고딕" w:eastAsia="맑은 고딕"/>
-          <w:b/>
-          <w:color w:val="6B7280"/>
-          <w:sz w:val="19"/>
-        </w:rPr>
-        <w:t xml:space="preserve">14  </w:t>
+        <w:spacing w:before="20" w:after="0" w:line="276" w:lineRule="auto"/>
+        <w:ind w:left="170"/>
+      </w:pPr>
+      <w:r>
+        <w:rPr>
+          <w:rFonts w:ascii="맑은 고딕" w:hAnsi="맑은 고딕" w:eastAsia="맑은 고딕"/>
+          <w:b w:val="0"/>
+          <w:color w:val="1F2430"/>
+          <w:sz w:val="20"/>
+        </w:rPr>
+        <w:t xml:space="preserve">7. He ( is standing / </w:t>
       </w:r>
       <w:r>
         <w:rPr>
           <w:rFonts w:ascii="맑은 고딕" w:hAnsi="맑은 고딕" w:eastAsia="맑은 고딕"/>
           <w:b/>
           <w:color w:val="D1323A"/>
-          <w:sz w:val="21"/>
-        </w:rPr>
-        <w:t>In fact</w:t>
+          <w:sz w:val="20"/>
+          <w:u w:val="single"/>
+        </w:rPr>
+        <w:t>was standing</w:t>
       </w:r>
       <w:r>
         <w:rPr>
           <w:rFonts w:ascii="맑은 고딕" w:hAnsi="맑은 고딕" w:eastAsia="맑은 고딕"/>
           <w:b w:val="0"/>
           <w:color w:val="1F2430"/>
-          <w:sz w:val="21"/>
-        </w:rPr>
-        <w:t>, the old man was not old.</w:t>
+          <w:sz w:val="20"/>
+        </w:rPr>
+        <w:t xml:space="preserve"> ) </w:t>
+      </w:r>
+      <w:r>
+        <w:rPr>
+          <w:rFonts w:ascii="맑은 고딕" w:hAnsi="맑은 고딕" w:eastAsia="맑은 고딕"/>
+          <w:b/>
+          <w:color w:val="D1323A"/>
+          <w:sz w:val="20"/>
+        </w:rPr>
+        <w:t>in front of</w:t>
+      </w:r>
+      <w:r>
+        <w:rPr>
+          <w:rFonts w:ascii="맑은 고딕" w:hAnsi="맑은 고딕" w:eastAsia="맑은 고딕"/>
+          <w:b w:val="0"/>
+          <w:color w:val="1F2430"/>
+          <w:sz w:val="20"/>
+        </w:rPr>
+        <w:t xml:space="preserve"> a wheelchair.</w:t>
       </w:r>
     </w:p>
     <w:p>
       <w:pPr>
         <w:spacing w:before="0" w:after="20" w:line="276" w:lineRule="auto"/>
-        <w:ind w:left="283"/>
-      </w:pPr>
+        <w:ind w:left="170"/>
+      </w:pPr>
+      <w:r>
+        <w:rPr>
+          <w:rFonts w:ascii="맑은 고딕" w:hAnsi="맑은 고딕" w:eastAsia="맑은 고딕"/>
+          <w:b w:val="0"/>
+          <w:color w:val="6B7280"/>
+          <w:sz w:val="17"/>
+        </w:rPr>
+        <w:t>그는 휠체어 앞에 서 있었어요.</w:t>
+      </w:r>
+    </w:p>
+    <w:p>
+      <w:pPr>
+        <w:keepNext/>
+        <w:spacing w:before="20" w:after="0" w:line="276" w:lineRule="auto"/>
+        <w:ind w:left="170"/>
+      </w:pPr>
+      <w:r>
+        <w:rPr>
+          <w:rFonts w:ascii="맑은 고딕" w:hAnsi="맑은 고딕" w:eastAsia="맑은 고딕"/>
+          <w:b w:val="0"/>
+          <w:color w:val="1F2430"/>
+          <w:sz w:val="20"/>
+        </w:rPr>
+        <w:t xml:space="preserve">8. I'm </w:t>
+      </w:r>
       <w:r>
         <w:rPr>
           <w:rFonts w:ascii="맑은 고딕" w:hAnsi="맑은 고딕" w:eastAsia="맑은 고딕"/>
           <w:b/>
           <w:color w:val="D1323A"/>
-          <w:sz w:val="17"/>
-        </w:rPr>
-        <w:t>사실</w:t>
-      </w:r>
+          <w:sz w:val="20"/>
+        </w:rPr>
+        <w:t>about</w:t>
+      </w:r>
+      <w:r>
+        <w:rPr>
+          <w:rFonts w:ascii="맑은 고딕" w:hAnsi="맑은 고딕" w:eastAsia="맑은 고딕"/>
+          <w:b w:val="0"/>
+          <w:color w:val="1F2430"/>
+          <w:sz w:val="20"/>
+        </w:rPr>
+        <w:t xml:space="preserve"> 170 cm tall, and he was a little taller than me.</w:t>
+      </w:r>
+    </w:p>
+    <w:p>
+      <w:pPr>
+        <w:spacing w:before="0" w:after="20" w:line="276" w:lineRule="auto"/>
+        <w:ind w:left="170"/>
+      </w:pPr>
       <w:r>
         <w:rPr>
           <w:rFonts w:ascii="맑은 고딕" w:hAnsi="맑은 고딕" w:eastAsia="맑은 고딕"/>
@@ -2122,56 +2488,66 @@
           <w:color w:val="6B7280"/>
           <w:sz w:val="17"/>
         </w:rPr>
-        <w:t>, 그 노인은 나이 든 사람이 아니었어요.</w:t>
+        <w:t>저는 키가 약 170cm 정도인데, 그는 저보다 조금 더 컸어요.</w:t>
       </w:r>
     </w:p>
     <w:p>
       <w:pPr>
         <w:keepNext/>
-        <w:spacing w:before="60" w:after="0" w:line="276" w:lineRule="auto"/>
-        <w:ind w:left="283" w:hanging="283"/>
-      </w:pPr>
-      <w:r>
-        <w:rPr>
-          <w:rFonts w:ascii="맑은 고딕" w:hAnsi="맑은 고딕" w:eastAsia="맑은 고딕"/>
-          <w:b/>
-          <w:color w:val="6B7280"/>
-          <w:sz w:val="19"/>
-        </w:rPr>
-        <w:t xml:space="preserve">15  </w:t>
-      </w:r>
+        <w:spacing w:before="20" w:after="0" w:line="276" w:lineRule="auto"/>
+        <w:ind w:left="170"/>
+      </w:pPr>
       <w:r>
         <w:rPr>
           <w:rFonts w:ascii="맑은 고딕" w:hAnsi="맑은 고딕" w:eastAsia="맑은 고딕"/>
           <w:b w:val="0"/>
           <w:color w:val="1F2430"/>
-          <w:sz w:val="21"/>
-        </w:rPr>
-        <w:t xml:space="preserve">He was a young man </w:t>
+          <w:sz w:val="20"/>
+        </w:rPr>
+        <w:t xml:space="preserve">10. An old man with gray hair was </w:t>
       </w:r>
       <w:r>
         <w:rPr>
           <w:rFonts w:ascii="맑은 고딕" w:hAnsi="맑은 고딕" w:eastAsia="맑은 고딕"/>
           <w:b/>
           <w:color w:val="D1323A"/>
-          <w:sz w:val="21"/>
-        </w:rPr>
-        <w:t>with</w:t>
+          <w:sz w:val="20"/>
+        </w:rPr>
+        <w:t>running away</w:t>
       </w:r>
       <w:r>
         <w:rPr>
           <w:rFonts w:ascii="맑은 고딕" w:hAnsi="맑은 고딕" w:eastAsia="맑은 고딕"/>
           <w:b w:val="0"/>
           <w:color w:val="1F2430"/>
-          <w:sz w:val="21"/>
-        </w:rPr>
-        <w:t xml:space="preserve"> long brown hair.</w:t>
+          <w:sz w:val="20"/>
+        </w:rPr>
+        <w:t xml:space="preserve">, and something ( fall / </w:t>
+      </w:r>
+      <w:r>
+        <w:rPr>
+          <w:rFonts w:ascii="맑은 고딕" w:hAnsi="맑은 고딕" w:eastAsia="맑은 고딕"/>
+          <w:b/>
+          <w:color w:val="D1323A"/>
+          <w:sz w:val="20"/>
+          <w:u w:val="single"/>
+        </w:rPr>
+        <w:t>fell</w:t>
+      </w:r>
+      <w:r>
+        <w:rPr>
+          <w:rFonts w:ascii="맑은 고딕" w:hAnsi="맑은 고딕" w:eastAsia="맑은 고딕"/>
+          <w:b w:val="0"/>
+          <w:color w:val="1F2430"/>
+          <w:sz w:val="20"/>
+        </w:rPr>
+        <w:t xml:space="preserve"> ) off his head.</w:t>
       </w:r>
     </w:p>
     <w:p>
       <w:pPr>
         <w:spacing w:before="0" w:after="20" w:line="276" w:lineRule="auto"/>
-        <w:ind w:left="283"/>
+        <w:ind w:left="170"/>
       </w:pPr>
       <w:r>
         <w:rPr>
@@ -2180,17 +2556,48 @@
           <w:color w:val="6B7280"/>
           <w:sz w:val="17"/>
         </w:rPr>
-        <w:t xml:space="preserve">그는 </w:t>
+        <w:t>회색 머리의 한 노인이 도망가고 있었고, 그의 머리에서 뭔가가 떨어졌어요.</w:t>
+      </w:r>
+    </w:p>
+    <w:p>
+      <w:pPr>
+        <w:keepNext/>
+        <w:spacing w:before="20" w:after="0" w:line="276" w:lineRule="auto"/>
+        <w:ind w:left="170"/>
+      </w:pPr>
+      <w:r>
+        <w:rPr>
+          <w:rFonts w:ascii="맑은 고딕" w:hAnsi="맑은 고딕" w:eastAsia="맑은 고딕"/>
+          <w:b w:val="0"/>
+          <w:color w:val="1F2430"/>
+          <w:sz w:val="20"/>
+        </w:rPr>
+        <w:t xml:space="preserve">11. It was his </w:t>
       </w:r>
       <w:r>
         <w:rPr>
           <w:rFonts w:ascii="맑은 고딕" w:hAnsi="맑은 고딕" w:eastAsia="맑은 고딕"/>
           <w:b/>
           <w:color w:val="D1323A"/>
-          <w:sz w:val="17"/>
-        </w:rPr>
-        <w:t>긴 갈색 머리</w:t>
-      </w:r>
+          <w:sz w:val="20"/>
+        </w:rPr>
+        <w:t>wig</w:t>
+      </w:r>
+      <w:r>
+        <w:rPr>
+          <w:rFonts w:ascii="맑은 고딕" w:hAnsi="맑은 고딕" w:eastAsia="맑은 고딕"/>
+          <w:b w:val="0"/>
+          <w:color w:val="1F2430"/>
+          <w:sz w:val="20"/>
+        </w:rPr>
+        <w:t>.</w:t>
+      </w:r>
+    </w:p>
+    <w:p>
+      <w:pPr>
+        <w:spacing w:before="0" w:after="20" w:line="276" w:lineRule="auto"/>
+        <w:ind w:left="170"/>
+      </w:pPr>
       <w:r>
         <w:rPr>
           <w:rFonts w:ascii="맑은 고딕" w:hAnsi="맑은 고딕" w:eastAsia="맑은 고딕"/>
@@ -2198,38 +2605,66 @@
           <w:color w:val="6B7280"/>
           <w:sz w:val="17"/>
         </w:rPr>
-        <w:t>의 젊은 남자였어요.</w:t>
+        <w:t>그것은 그의 가발이었어요.</w:t>
       </w:r>
     </w:p>
     <w:p>
       <w:pPr>
         <w:keepNext/>
-        <w:spacing w:before="60" w:after="0" w:line="276" w:lineRule="auto"/>
-        <w:ind w:left="283" w:hanging="283"/>
-      </w:pPr>
+        <w:spacing w:before="20" w:after="0" w:line="276" w:lineRule="auto"/>
+        <w:ind w:left="170"/>
+      </w:pPr>
+      <w:r>
+        <w:rPr>
+          <w:rFonts w:ascii="맑은 고딕" w:hAnsi="맑은 고딕" w:eastAsia="맑은 고딕"/>
+          <w:b w:val="0"/>
+          <w:color w:val="1F2430"/>
+          <w:sz w:val="20"/>
+        </w:rPr>
+        <w:t xml:space="preserve">12. I </w:t>
+      </w:r>
       <w:r>
         <w:rPr>
           <w:rFonts w:ascii="맑은 고딕" w:hAnsi="맑은 고딕" w:eastAsia="맑은 고딕"/>
           <w:b/>
-          <w:color w:val="6B7280"/>
-          <w:sz w:val="19"/>
-        </w:rPr>
-        <w:t xml:space="preserve">16  </w:t>
+          <w:color w:val="D1323A"/>
+          <w:sz w:val="20"/>
+        </w:rPr>
+        <w:t>ran after</w:t>
+      </w:r>
+      <w:r>
+        <w:rPr>
+          <w:rFonts w:ascii="맑은 고딕" w:hAnsi="맑은 고딕" w:eastAsia="맑은 고딕"/>
+          <w:b w:val="0"/>
+          <w:color w:val="1F2430"/>
+          <w:sz w:val="20"/>
+        </w:rPr>
+        <w:t xml:space="preserve"> him, ( so / </w:t>
       </w:r>
       <w:r>
         <w:rPr>
           <w:rFonts w:ascii="맑은 고딕" w:hAnsi="맑은 고딕" w:eastAsia="맑은 고딕"/>
           <w:b/>
+          <w:color w:val="D1323A"/>
+          <w:sz w:val="20"/>
+          <w:u w:val="single"/>
+        </w:rPr>
+        <w:t>but</w:t>
+      </w:r>
+      <w:r>
+        <w:rPr>
+          <w:rFonts w:ascii="맑은 고딕" w:hAnsi="맑은 고딕" w:eastAsia="맑은 고딕"/>
+          <w:b w:val="0"/>
           <w:color w:val="1F2430"/>
-          <w:sz w:val="21"/>
-        </w:rPr>
-        <w:t>Diego Perez, a guard</w:t>
+          <w:sz w:val="20"/>
+        </w:rPr>
+        <w:t xml:space="preserve"> ) I couldn't catch him.</w:t>
       </w:r>
     </w:p>
     <w:p>
       <w:pPr>
         <w:spacing w:before="0" w:after="20" w:line="276" w:lineRule="auto"/>
-        <w:ind w:left="283"/>
+        <w:ind w:left="170"/>
       </w:pPr>
       <w:r>
         <w:rPr>
@@ -2238,93 +2673,116 @@
           <w:color w:val="6B7280"/>
           <w:sz w:val="17"/>
         </w:rPr>
-        <w:t>Diego Perez, 경비원</w:t>
+        <w:t>저는 그를 뒤쫓았지만, 그를 잡지 못했어요.</w:t>
       </w:r>
     </w:p>
     <w:p>
       <w:pPr>
         <w:keepNext/>
-        <w:spacing w:before="60" w:after="0" w:line="276" w:lineRule="auto"/>
-        <w:ind w:left="283" w:hanging="283"/>
-      </w:pPr>
-      <w:r>
-        <w:rPr>
-          <w:rFonts w:ascii="맑은 고딕" w:hAnsi="맑은 고딕" w:eastAsia="맑은 고딕"/>
-          <w:b/>
-          <w:color w:val="6B7280"/>
-          <w:sz w:val="19"/>
-        </w:rPr>
-        <w:t xml:space="preserve">17  </w:t>
-      </w:r>
+        <w:spacing w:before="20" w:after="0" w:line="276" w:lineRule="auto"/>
+        <w:ind w:left="170"/>
+      </w:pPr>
       <w:r>
         <w:rPr>
           <w:rFonts w:ascii="맑은 고딕" w:hAnsi="맑은 고딕" w:eastAsia="맑은 고딕"/>
           <w:b w:val="0"/>
           <w:color w:val="1F2430"/>
-          <w:sz w:val="21"/>
-        </w:rPr>
-        <w:t xml:space="preserve">I went to the crime </w:t>
+          <w:sz w:val="20"/>
+        </w:rPr>
+        <w:t xml:space="preserve">13. He was ( fast / </w:t>
       </w:r>
       <w:r>
         <w:rPr>
           <w:rFonts w:ascii="맑은 고딕" w:hAnsi="맑은 고딕" w:eastAsia="맑은 고딕"/>
           <w:b/>
           <w:color w:val="D1323A"/>
-          <w:sz w:val="21"/>
-        </w:rPr>
-        <w:t>scene</w:t>
+          <w:sz w:val="20"/>
+          <w:u w:val="single"/>
+        </w:rPr>
+        <w:t>faster</w:t>
       </w:r>
       <w:r>
         <w:rPr>
           <w:rFonts w:ascii="맑은 고딕" w:hAnsi="맑은 고딕" w:eastAsia="맑은 고딕"/>
           <w:b w:val="0"/>
           <w:color w:val="1F2430"/>
-          <w:sz w:val="21"/>
-        </w:rPr>
-        <w:t xml:space="preserve">, and </w:t>
+          <w:sz w:val="20"/>
+        </w:rPr>
+        <w:t xml:space="preserve"> ) ( </w:t>
       </w:r>
       <w:r>
         <w:rPr>
           <w:rFonts w:ascii="맑은 고딕" w:hAnsi="맑은 고딕" w:eastAsia="맑은 고딕"/>
           <w:b/>
           <w:color w:val="D1323A"/>
-          <w:sz w:val="21"/>
-        </w:rPr>
-        <w:t>there were</w:t>
+          <w:sz w:val="20"/>
+          <w:u w:val="single"/>
+        </w:rPr>
+        <w:t>than</w:t>
       </w:r>
       <w:r>
         <w:rPr>
           <w:rFonts w:ascii="맑은 고딕" w:hAnsi="맑은 고딕" w:eastAsia="맑은 고딕"/>
           <w:b w:val="0"/>
           <w:color w:val="1F2430"/>
-          <w:sz w:val="21"/>
-        </w:rPr>
-        <w:t xml:space="preserve"> ( piece / </w:t>
+          <w:sz w:val="20"/>
+        </w:rPr>
+        <w:t xml:space="preserve"> / then ) me.</w:t>
+      </w:r>
+    </w:p>
+    <w:p>
+      <w:pPr>
+        <w:spacing w:before="0" w:after="20" w:line="276" w:lineRule="auto"/>
+        <w:ind w:left="170"/>
+      </w:pPr>
+      <w:r>
+        <w:rPr>
+          <w:rFonts w:ascii="맑은 고딕" w:hAnsi="맑은 고딕" w:eastAsia="맑은 고딕"/>
+          <w:b w:val="0"/>
+          <w:color w:val="6B7280"/>
+          <w:sz w:val="17"/>
+        </w:rPr>
+        <w:t>그는 저보다 더 빨랐어요.</w:t>
+      </w:r>
+    </w:p>
+    <w:p>
+      <w:pPr>
+        <w:keepNext/>
+        <w:spacing w:before="20" w:after="0" w:line="276" w:lineRule="auto"/>
+        <w:ind w:left="170"/>
+      </w:pPr>
+      <w:r>
+        <w:rPr>
+          <w:rFonts w:ascii="맑은 고딕" w:hAnsi="맑은 고딕" w:eastAsia="맑은 고딕"/>
+          <w:b w:val="0"/>
+          <w:color w:val="1F2430"/>
+          <w:sz w:val="20"/>
+        </w:rPr>
+        <w:t xml:space="preserve">14. </w:t>
       </w:r>
       <w:r>
         <w:rPr>
           <w:rFonts w:ascii="맑은 고딕" w:hAnsi="맑은 고딕" w:eastAsia="맑은 고딕"/>
           <w:b/>
           <w:color w:val="D1323A"/>
-          <w:sz w:val="21"/>
-          <w:u w:val="single"/>
-        </w:rPr>
-        <w:t>pieces</w:t>
+          <w:sz w:val="20"/>
+        </w:rPr>
+        <w:t>In fact</w:t>
       </w:r>
       <w:r>
         <w:rPr>
           <w:rFonts w:ascii="맑은 고딕" w:hAnsi="맑은 고딕" w:eastAsia="맑은 고딕"/>
           <w:b w:val="0"/>
           <w:color w:val="1F2430"/>
-          <w:sz w:val="21"/>
-        </w:rPr>
-        <w:t xml:space="preserve"> ) of cake all over the painting.</w:t>
+          <w:sz w:val="20"/>
+        </w:rPr>
+        <w:t>, the old man was not old.</w:t>
       </w:r>
     </w:p>
     <w:p>
       <w:pPr>
         <w:spacing w:before="0" w:after="20" w:line="276" w:lineRule="auto"/>
-        <w:ind w:left="283"/>
+        <w:ind w:left="170"/>
       </w:pPr>
       <w:r>
         <w:rPr>
@@ -2333,47 +2791,66 @@
           <w:color w:val="6B7280"/>
           <w:sz w:val="17"/>
         </w:rPr>
-        <w:t>저는 범죄 현장에 갔는데, 그림 곳곳에 케이크 조각들이 있었어요.</w:t>
+        <w:t>사실, 그 노인은 나이 든 사람이 아니었어요.</w:t>
       </w:r>
     </w:p>
     <w:p>
       <w:pPr>
         <w:keepNext/>
-        <w:spacing w:before="60" w:after="0" w:line="276" w:lineRule="auto"/>
-        <w:ind w:left="283" w:hanging="283"/>
-      </w:pPr>
-      <w:r>
-        <w:rPr>
-          <w:rFonts w:ascii="맑은 고딕" w:hAnsi="맑은 고딕" w:eastAsia="맑은 고딕"/>
-          <w:b/>
-          <w:color w:val="6B7280"/>
-          <w:sz w:val="19"/>
-        </w:rPr>
-        <w:t xml:space="preserve">18  </w:t>
+        <w:spacing w:before="20" w:after="0" w:line="276" w:lineRule="auto"/>
+        <w:ind w:left="170"/>
+      </w:pPr>
+      <w:r>
+        <w:rPr>
+          <w:rFonts w:ascii="맑은 고딕" w:hAnsi="맑은 고딕" w:eastAsia="맑은 고딕"/>
+          <w:b w:val="0"/>
+          <w:color w:val="1F2430"/>
+          <w:sz w:val="20"/>
+        </w:rPr>
+        <w:t xml:space="preserve">17. I went to the crime </w:t>
       </w:r>
       <w:r>
         <w:rPr>
           <w:rFonts w:ascii="맑은 고딕" w:hAnsi="맑은 고딕" w:eastAsia="맑은 고딕"/>
           <w:b/>
           <w:color w:val="D1323A"/>
-          <w:sz w:val="21"/>
-        </w:rPr>
-        <w:t>There was</w:t>
+          <w:sz w:val="20"/>
+        </w:rPr>
+        <w:t>scene</w:t>
       </w:r>
       <w:r>
         <w:rPr>
           <w:rFonts w:ascii="맑은 고딕" w:hAnsi="맑은 고딕" w:eastAsia="맑은 고딕"/>
           <w:b w:val="0"/>
           <w:color w:val="1F2430"/>
-          <w:sz w:val="21"/>
-        </w:rPr>
-        <w:t xml:space="preserve"> also a wheelchair near the painting,</w:t>
+          <w:sz w:val="20"/>
+        </w:rPr>
+        <w:t xml:space="preserve">, and there were ( piece / </w:t>
+      </w:r>
+      <w:r>
+        <w:rPr>
+          <w:rFonts w:ascii="맑은 고딕" w:hAnsi="맑은 고딕" w:eastAsia="맑은 고딕"/>
+          <w:b/>
+          <w:color w:val="D1323A"/>
+          <w:sz w:val="20"/>
+          <w:u w:val="single"/>
+        </w:rPr>
+        <w:t>pieces</w:t>
+      </w:r>
+      <w:r>
+        <w:rPr>
+          <w:rFonts w:ascii="맑은 고딕" w:hAnsi="맑은 고딕" w:eastAsia="맑은 고딕"/>
+          <w:b w:val="0"/>
+          <w:color w:val="1F2430"/>
+          <w:sz w:val="20"/>
+        </w:rPr>
+        <w:t xml:space="preserve"> ) of cake all over the painting.</w:t>
       </w:r>
     </w:p>
     <w:p>
       <w:pPr>
         <w:spacing w:before="0" w:after="20" w:line="276" w:lineRule="auto"/>
-        <w:ind w:left="283"/>
+        <w:ind w:left="170"/>
       </w:pPr>
       <w:r>
         <w:rPr>
@@ -2382,17 +2859,67 @@
           <w:color w:val="6B7280"/>
           <w:sz w:val="17"/>
         </w:rPr>
-        <w:t xml:space="preserve">그림 주변에는 </w:t>
+        <w:t>저는 범죄 현장에 갔는데, 그림 곳곳에 케이크 조각들이 있었어요.</w:t>
+      </w:r>
+    </w:p>
+    <w:p>
+      <w:pPr>
+        <w:keepNext/>
+        <w:spacing w:before="20" w:after="0" w:line="276" w:lineRule="auto"/>
+        <w:ind w:left="170"/>
+      </w:pPr>
+      <w:r>
+        <w:rPr>
+          <w:rFonts w:ascii="맑은 고딕" w:hAnsi="맑은 고딕" w:eastAsia="맑은 고딕"/>
+          <w:b w:val="0"/>
+          <w:color w:val="1F2430"/>
+          <w:sz w:val="20"/>
+        </w:rPr>
+        <w:t xml:space="preserve">19. and I ( </w:t>
       </w:r>
       <w:r>
         <w:rPr>
           <w:rFonts w:ascii="맑은 고딕" w:hAnsi="맑은 고딕" w:eastAsia="맑은 고딕"/>
           <w:b/>
           <w:color w:val="D1323A"/>
-          <w:sz w:val="17"/>
-        </w:rPr>
-        <w:t>휠체어</w:t>
-      </w:r>
+          <w:sz w:val="20"/>
+          <w:u w:val="single"/>
+        </w:rPr>
+        <w:t>found</w:t>
+      </w:r>
+      <w:r>
+        <w:rPr>
+          <w:rFonts w:ascii="맑은 고딕" w:hAnsi="맑은 고딕" w:eastAsia="맑은 고딕"/>
+          <w:b w:val="0"/>
+          <w:color w:val="1F2430"/>
+          <w:sz w:val="20"/>
+        </w:rPr>
+        <w:t xml:space="preserve"> / find ) a cake box </w:t>
+      </w:r>
+      <w:r>
+        <w:rPr>
+          <w:rFonts w:ascii="맑은 고딕" w:hAnsi="맑은 고딕" w:eastAsia="맑은 고딕"/>
+          <w:b/>
+          <w:color w:val="D1323A"/>
+          <w:sz w:val="20"/>
+        </w:rPr>
+        <w:t>next to</w:t>
+      </w:r>
+      <w:r>
+        <w:rPr>
+          <w:rFonts w:ascii="맑은 고딕" w:hAnsi="맑은 고딕" w:eastAsia="맑은 고딕"/>
+          <w:b w:val="0"/>
+          <w:color w:val="1F2430"/>
+          <w:sz w:val="20"/>
+        </w:rPr>
+        <w:t xml:space="preserve"> the wheelchair. The box was from Camila's Bakery.</w:t>
+      </w:r>
+    </w:p>
+    <w:p>
+      <w:pPr>
+        <w:spacing w:before="0" w:after="20" w:line="276" w:lineRule="auto"/>
+        <w:ind w:left="170"/>
+      </w:pPr>
       <w:r>
         <w:rPr>
           <w:rFonts w:ascii="맑은 고딕" w:hAnsi="맑은 고딕" w:eastAsia="맑은 고딕"/>
@@ -2400,138 +2927,7 @@
           <w:color w:val="6B7280"/>
           <w:sz w:val="17"/>
         </w:rPr>
-        <w:t>도 있었고,</w:t>
-      </w:r>
-    </w:p>
-    <w:p>
-      <w:pPr>
-        <w:keepNext/>
-        <w:spacing w:before="60" w:after="0" w:line="276" w:lineRule="auto"/>
-        <w:ind w:left="283" w:hanging="283"/>
-      </w:pPr>
-      <w:r>
-        <w:rPr>
-          <w:rFonts w:ascii="맑은 고딕" w:hAnsi="맑은 고딕" w:eastAsia="맑은 고딕"/>
-          <w:b/>
-          <w:color w:val="6B7280"/>
-          <w:sz w:val="19"/>
-        </w:rPr>
-        <w:t xml:space="preserve">19  </w:t>
-      </w:r>
-      <w:r>
-        <w:rPr>
-          <w:rFonts w:ascii="맑은 고딕" w:hAnsi="맑은 고딕" w:eastAsia="맑은 고딕"/>
-          <w:b w:val="0"/>
-          <w:color w:val="1F2430"/>
-          <w:sz w:val="21"/>
-        </w:rPr>
-        <w:t xml:space="preserve">and I ( </w:t>
-      </w:r>
-      <w:r>
-        <w:rPr>
-          <w:rFonts w:ascii="맑은 고딕" w:hAnsi="맑은 고딕" w:eastAsia="맑은 고딕"/>
-          <w:b/>
-          <w:color w:val="D1323A"/>
-          <w:sz w:val="21"/>
-          <w:u w:val="single"/>
-        </w:rPr>
-        <w:t>found</w:t>
-      </w:r>
-      <w:r>
-        <w:rPr>
-          <w:rFonts w:ascii="맑은 고딕" w:hAnsi="맑은 고딕" w:eastAsia="맑은 고딕"/>
-          <w:b w:val="0"/>
-          <w:color w:val="1F2430"/>
-          <w:sz w:val="21"/>
-        </w:rPr>
-        <w:t xml:space="preserve"> / find ) a cake box </w:t>
-      </w:r>
-      <w:r>
-        <w:rPr>
-          <w:rFonts w:ascii="맑은 고딕" w:hAnsi="맑은 고딕" w:eastAsia="맑은 고딕"/>
-          <w:b/>
-          <w:color w:val="D1323A"/>
-          <w:sz w:val="21"/>
-        </w:rPr>
-        <w:t>next to</w:t>
-      </w:r>
-      <w:r>
-        <w:rPr>
-          <w:rFonts w:ascii="맑은 고딕" w:hAnsi="맑은 고딕" w:eastAsia="맑은 고딕"/>
-          <w:b w:val="0"/>
-          <w:color w:val="1F2430"/>
-          <w:sz w:val="21"/>
-        </w:rPr>
-        <w:t xml:space="preserve"> the wheelchair. The box was from Camila's Bakery.</w:t>
-      </w:r>
-    </w:p>
-    <w:p>
-      <w:pPr>
-        <w:spacing w:before="0" w:after="20" w:line="276" w:lineRule="auto"/>
-        <w:ind w:left="283"/>
-      </w:pPr>
-      <w:r>
-        <w:rPr>
-          <w:rFonts w:ascii="맑은 고딕" w:hAnsi="맑은 고딕" w:eastAsia="맑은 고딕"/>
-          <w:b w:val="0"/>
-          <w:color w:val="6B7280"/>
-          <w:sz w:val="17"/>
-        </w:rPr>
-        <w:t xml:space="preserve">저는 휠체어 옆에 있는 케이크 상자를 </w:t>
-      </w:r>
-      <w:r>
-        <w:rPr>
-          <w:rFonts w:ascii="맑은 고딕" w:hAnsi="맑은 고딕" w:eastAsia="맑은 고딕"/>
-          <w:b/>
-          <w:color w:val="D1323A"/>
-          <w:sz w:val="17"/>
-        </w:rPr>
-        <w:t>발견했어요</w:t>
-      </w:r>
-      <w:r>
-        <w:rPr>
-          <w:rFonts w:ascii="맑은 고딕" w:hAnsi="맑은 고딕" w:eastAsia="맑은 고딕"/>
-          <w:b w:val="0"/>
-          <w:color w:val="6B7280"/>
-          <w:sz w:val="17"/>
-        </w:rPr>
-        <w:t xml:space="preserve">. 그 상자는 카밀라 </w:t>
-      </w:r>
-      <w:r>
-        <w:rPr>
-          <w:rFonts w:ascii="맑은 고딕" w:hAnsi="맑은 고딕" w:eastAsia="맑은 고딕"/>
-          <w:b/>
-          <w:color w:val="D1323A"/>
-          <w:sz w:val="17"/>
-        </w:rPr>
-        <w:t>빵집</w:t>
-      </w:r>
-      <w:r>
-        <w:rPr>
-          <w:rFonts w:ascii="맑은 고딕" w:hAnsi="맑은 고딕" w:eastAsia="맑은 고딕"/>
-          <w:b w:val="0"/>
-          <w:color w:val="6B7280"/>
-          <w:sz w:val="17"/>
-        </w:rPr>
-        <w:t xml:space="preserve">의 </w:t>
-      </w:r>
-      <w:r>
-        <w:rPr>
-          <w:rFonts w:ascii="맑은 고딕" w:hAnsi="맑은 고딕" w:eastAsia="맑은 고딕"/>
-          <w:b/>
-          <w:color w:val="D1323A"/>
-          <w:sz w:val="17"/>
-        </w:rPr>
-        <w:t>상자</w:t>
-      </w:r>
-      <w:r>
-        <w:rPr>
-          <w:rFonts w:ascii="맑은 고딕" w:hAnsi="맑은 고딕" w:eastAsia="맑은 고딕"/>
-          <w:b w:val="0"/>
-          <w:color w:val="6B7280"/>
-          <w:sz w:val="17"/>
-        </w:rPr>
-        <w:t>였어요.</w:t>
+        <w:t>저는 휠체어 옆에 있는 케이크 상자를 발견했어요. 그 상자는 카밀라 빵집의 상자였어요.</w:t>
       </w:r>
     </w:p>
     <w:p>
@@ -3195,45 +3591,7 @@
           <w:color w:val="1F2430"/>
           <w:sz w:val="21"/>
         </w:rPr>
-        <w:t xml:space="preserve">Every day, we produce lots of ( </w:t>
-      </w:r>
-      <w:r>
-        <w:rPr>
-          <w:rFonts w:ascii="맑은 고딕" w:hAnsi="맑은 고딕" w:eastAsia="맑은 고딕"/>
-          <w:b/>
-          <w:color w:val="D1323A"/>
-          <w:sz w:val="21"/>
-          <w:u w:val="single"/>
-        </w:rPr>
-        <w:t>waste</w:t>
-      </w:r>
-      <w:r>
-        <w:rPr>
-          <w:rFonts w:ascii="맑은 고딕" w:hAnsi="맑은 고딕" w:eastAsia="맑은 고딕"/>
-          <w:b w:val="0"/>
-          <w:color w:val="1F2430"/>
-          <w:sz w:val="21"/>
-        </w:rPr>
-        <w:t xml:space="preserve"> / wastes ), and the Earth is getting ( sick and sick / </w:t>
-      </w:r>
-      <w:r>
-        <w:rPr>
-          <w:rFonts w:ascii="맑은 고딕" w:hAnsi="맑은 고딕" w:eastAsia="맑은 고딕"/>
-          <w:b/>
-          <w:color w:val="D1323A"/>
-          <w:sz w:val="21"/>
-          <w:u w:val="single"/>
-        </w:rPr>
-        <w:t>sicker and sicker</w:t>
-      </w:r>
-      <w:r>
-        <w:rPr>
-          <w:rFonts w:ascii="맑은 고딕" w:hAnsi="맑은 고딕" w:eastAsia="맑은 고딕"/>
-          <w:b w:val="0"/>
-          <w:color w:val="1F2430"/>
-          <w:sz w:val="21"/>
-        </w:rPr>
-        <w:t xml:space="preserve"> ).</w:t>
+        <w:t>Every day, we produce lots of waste, and the Earth is getting sicker and sicker.</w:t>
       </w:r>
     </w:p>
     <w:p>
@@ -3297,26 +3655,7 @@
           <w:color w:val="1F2430"/>
           <w:sz w:val="21"/>
         </w:rPr>
-        <w:t xml:space="preserve">Do you want ( </w:t>
-      </w:r>
-      <w:r>
-        <w:rPr>
-          <w:rFonts w:ascii="맑은 고딕" w:hAnsi="맑은 고딕" w:eastAsia="맑은 고딕"/>
-          <w:b/>
-          <w:color w:val="D1323A"/>
-          <w:sz w:val="21"/>
-          <w:u w:val="single"/>
-        </w:rPr>
-        <w:t>to save</w:t>
-      </w:r>
-      <w:r>
-        <w:rPr>
-          <w:rFonts w:ascii="맑은 고딕" w:hAnsi="맑은 고딕" w:eastAsia="맑은 고딕"/>
-          <w:b w:val="0"/>
-          <w:color w:val="1F2430"/>
-          <w:sz w:val="21"/>
-        </w:rPr>
-        <w:t xml:space="preserve"> / saving ) the Earth?</w:t>
+        <w:t>Do you want to save the Earth?</w:t>
       </w:r>
     </w:p>
     <w:p>
@@ -3508,25 +3847,7 @@
           <w:color w:val="1F2430"/>
           <w:sz w:val="21"/>
         </w:rPr>
-        <w:t xml:space="preserve">Olivia: My birthday was last Saturday, and my family and I </w:t>
-      </w:r>
-      <w:r>
-        <w:rPr>
-          <w:rFonts w:ascii="맑은 고딕" w:hAnsi="맑은 고딕" w:eastAsia="맑은 고딕"/>
-          <w:b/>
-          <w:color w:val="D1323A"/>
-          <w:sz w:val="21"/>
-        </w:rPr>
-        <w:t>ate out</w:t>
-      </w:r>
-      <w:r>
-        <w:rPr>
-          <w:rFonts w:ascii="맑은 고딕" w:hAnsi="맑은 고딕" w:eastAsia="맑은 고딕"/>
-          <w:b w:val="0"/>
-          <w:color w:val="1F2430"/>
-          <w:sz w:val="21"/>
-        </w:rPr>
-        <w:t>.</w:t>
+        <w:t>Olivia: My birthday was last Saturday, and my family and I ate out.</w:t>
       </w:r>
     </w:p>
     <w:p>
@@ -3590,44 +3911,7 @@
           <w:color w:val="1F2430"/>
           <w:sz w:val="21"/>
         </w:rPr>
-        <w:t xml:space="preserve">( </w:t>
-      </w:r>
-      <w:r>
-        <w:rPr>
-          <w:rFonts w:ascii="맑은 고딕" w:hAnsi="맑은 고딕" w:eastAsia="맑은 고딕"/>
-          <w:b/>
-          <w:color w:val="D1323A"/>
-          <w:sz w:val="21"/>
-          <w:u w:val="single"/>
-        </w:rPr>
-        <w:t>There were</w:t>
-      </w:r>
-      <w:r>
-        <w:rPr>
-          <w:rFonts w:ascii="맑은 고딕" w:hAnsi="맑은 고딕" w:eastAsia="맑은 고딕"/>
-          <w:b w:val="0"/>
-          <w:color w:val="1F2430"/>
-          <w:sz w:val="21"/>
-        </w:rPr>
-        <w:t xml:space="preserve"> / There was ) lots of </w:t>
-      </w:r>
-      <w:r>
-        <w:rPr>
-          <w:rFonts w:ascii="맑은 고딕" w:hAnsi="맑은 고딕" w:eastAsia="맑은 고딕"/>
-          <w:b/>
-          <w:color w:val="D1323A"/>
-          <w:sz w:val="21"/>
-        </w:rPr>
-        <w:t>leftovers</w:t>
-      </w:r>
-      <w:r>
-        <w:rPr>
-          <w:rFonts w:ascii="맑은 고딕" w:hAnsi="맑은 고딕" w:eastAsia="맑은 고딕"/>
-          <w:b w:val="0"/>
-          <w:color w:val="1F2430"/>
-          <w:sz w:val="21"/>
-        </w:rPr>
-        <w:t>, but we brought them home.</w:t>
+        <w:t>There were lots of leftovers, but we brought them home.</w:t>
       </w:r>
     </w:p>
     <w:p>
@@ -3691,25 +3975,7 @@
           <w:color w:val="1F2430"/>
           <w:sz w:val="21"/>
         </w:rPr>
-        <w:t xml:space="preserve">The next day, I made a nice lunch </w:t>
-      </w:r>
-      <w:r>
-        <w:rPr>
-          <w:rFonts w:ascii="맑은 고딕" w:hAnsi="맑은 고딕" w:eastAsia="맑은 고딕"/>
-          <w:b/>
-          <w:color w:val="D1323A"/>
-          <w:sz w:val="21"/>
-        </w:rPr>
-        <w:t>out of</w:t>
-      </w:r>
-      <w:r>
-        <w:rPr>
-          <w:rFonts w:ascii="맑은 고딕" w:hAnsi="맑은 고딕" w:eastAsia="맑은 고딕"/>
-          <w:b w:val="0"/>
-          <w:color w:val="1F2430"/>
-          <w:sz w:val="21"/>
-        </w:rPr>
-        <w:t xml:space="preserve"> them.</w:t>
+        <w:t>The next day, I made a nice lunch out of them.</w:t>
       </w:r>
     </w:p>
     <w:p>
@@ -3901,26 +4167,7 @@
           <w:color w:val="1F2430"/>
           <w:sz w:val="21"/>
         </w:rPr>
-        <w:t xml:space="preserve">Domingo: My dog ( teared / </w:t>
-      </w:r>
-      <w:r>
-        <w:rPr>
-          <w:rFonts w:ascii="맑은 고딕" w:hAnsi="맑은 고딕" w:eastAsia="맑은 고딕"/>
-          <w:b/>
-          <w:color w:val="D1323A"/>
-          <w:sz w:val="21"/>
-          <w:u w:val="single"/>
-        </w:rPr>
-        <w:t>tore</w:t>
-      </w:r>
-      <w:r>
-        <w:rPr>
-          <w:rFonts w:ascii="맑은 고딕" w:hAnsi="맑은 고딕" w:eastAsia="맑은 고딕"/>
-          <w:b w:val="0"/>
-          <w:color w:val="1F2430"/>
-          <w:sz w:val="21"/>
-        </w:rPr>
-        <w:t xml:space="preserve"> ) my bag.</w:t>
+        <w:t>Domingo: My dog tore my bag.</w:t>
       </w:r>
     </w:p>
     <w:p>
@@ -3984,26 +4231,7 @@
           <w:color w:val="1F2430"/>
           <w:sz w:val="21"/>
         </w:rPr>
-        <w:t xml:space="preserve">I wanted ( buying / </w:t>
-      </w:r>
-      <w:r>
-        <w:rPr>
-          <w:rFonts w:ascii="맑은 고딕" w:hAnsi="맑은 고딕" w:eastAsia="맑은 고딕"/>
-          <w:b/>
-          <w:color w:val="D1323A"/>
-          <w:sz w:val="21"/>
-          <w:u w:val="single"/>
-        </w:rPr>
-        <w:t>to buy</w:t>
-      </w:r>
-      <w:r>
-        <w:rPr>
-          <w:rFonts w:ascii="맑은 고딕" w:hAnsi="맑은 고딕" w:eastAsia="맑은 고딕"/>
-          <w:b w:val="0"/>
-          <w:color w:val="1F2430"/>
-          <w:sz w:val="21"/>
-        </w:rPr>
-        <w:t xml:space="preserve"> ) a new one, but I thought again.</w:t>
+        <w:t>I wanted to buy a new one, but I thought again.</w:t>
       </w:r>
     </w:p>
     <w:p>
@@ -4067,45 +4295,7 @@
           <w:color w:val="1F2430"/>
           <w:sz w:val="21"/>
         </w:rPr>
-        <w:t xml:space="preserve">I learned that ( reuse / </w:t>
-      </w:r>
-      <w:r>
-        <w:rPr>
-          <w:rFonts w:ascii="맑은 고딕" w:hAnsi="맑은 고딕" w:eastAsia="맑은 고딕"/>
-          <w:b/>
-          <w:color w:val="D1323A"/>
-          <w:sz w:val="21"/>
-          <w:u w:val="single"/>
-        </w:rPr>
-        <w:t>reusing</w:t>
-      </w:r>
-      <w:r>
-        <w:rPr>
-          <w:rFonts w:ascii="맑은 고딕" w:hAnsi="맑은 고딕" w:eastAsia="맑은 고딕"/>
-          <w:b w:val="0"/>
-          <w:color w:val="1F2430"/>
-          <w:sz w:val="21"/>
-        </w:rPr>
-        <w:t xml:space="preserve"> ) ( </w:t>
-      </w:r>
-      <w:r>
-        <w:rPr>
-          <w:rFonts w:ascii="맑은 고딕" w:hAnsi="맑은 고딕" w:eastAsia="맑은 고딕"/>
-          <w:b/>
-          <w:color w:val="D1323A"/>
-          <w:sz w:val="21"/>
-          <w:u w:val="single"/>
-        </w:rPr>
-        <w:t>is</w:t>
-      </w:r>
-      <w:r>
-        <w:rPr>
-          <w:rFonts w:ascii="맑은 고딕" w:hAnsi="맑은 고딕" w:eastAsia="맑은 고딕"/>
-          <w:b w:val="0"/>
-          <w:color w:val="1F2430"/>
-          <w:sz w:val="21"/>
-        </w:rPr>
-        <w:t xml:space="preserve"> / are ) important for zero-waste living.</w:t>
+        <w:t>I learned that reusing is important for zero-waste living.</w:t>
       </w:r>
     </w:p>
     <w:p>
@@ -4169,26 +4359,7 @@
           <w:color w:val="1F2430"/>
           <w:sz w:val="21"/>
         </w:rPr>
-        <w:t xml:space="preserve">So, I decided ( fixing / </w:t>
-      </w:r>
-      <w:r>
-        <w:rPr>
-          <w:rFonts w:ascii="맑은 고딕" w:hAnsi="맑은 고딕" w:eastAsia="맑은 고딕"/>
-          <w:b/>
-          <w:color w:val="D1323A"/>
-          <w:sz w:val="21"/>
-          <w:u w:val="single"/>
-        </w:rPr>
-        <w:t>to fix</w:t>
-      </w:r>
-      <w:r>
-        <w:rPr>
-          <w:rFonts w:ascii="맑은 고딕" w:hAnsi="맑은 고딕" w:eastAsia="맑은 고딕"/>
-          <w:b w:val="0"/>
-          <w:color w:val="1F2430"/>
-          <w:sz w:val="21"/>
-        </w:rPr>
-        <w:t xml:space="preserve"> ) it and reuse it.</w:t>
+        <w:t>So, I decided to fix it and reuse it.</w:t>
       </w:r>
     </w:p>
     <w:p>
@@ -4252,45 +4423,7 @@
           <w:color w:val="1F2430"/>
           <w:sz w:val="21"/>
         </w:rPr>
-        <w:t xml:space="preserve">I’m not very good at ( sew / </w:t>
-      </w:r>
-      <w:r>
-        <w:rPr>
-          <w:rFonts w:ascii="맑은 고딕" w:hAnsi="맑은 고딕" w:eastAsia="맑은 고딕"/>
-          <w:b/>
-          <w:color w:val="D1323A"/>
-          <w:sz w:val="21"/>
-          <w:u w:val="single"/>
-        </w:rPr>
-        <w:t>sewing</w:t>
-      </w:r>
-      <w:r>
-        <w:rPr>
-          <w:rFonts w:ascii="맑은 고딕" w:hAnsi="맑은 고딕" w:eastAsia="맑은 고딕"/>
-          <w:b w:val="0"/>
-          <w:color w:val="1F2430"/>
-          <w:sz w:val="21"/>
-        </w:rPr>
-        <w:t xml:space="preserve"> ), and I don’t think that the bag looks ( </w:t>
-      </w:r>
-      <w:r>
-        <w:rPr>
-          <w:rFonts w:ascii="맑은 고딕" w:hAnsi="맑은 고딕" w:eastAsia="맑은 고딕"/>
-          <w:b/>
-          <w:color w:val="D1323A"/>
-          <w:sz w:val="21"/>
-          <w:u w:val="single"/>
-        </w:rPr>
-        <w:t>perfect</w:t>
-      </w:r>
-      <w:r>
-        <w:rPr>
-          <w:rFonts w:ascii="맑은 고딕" w:hAnsi="맑은 고딕" w:eastAsia="맑은 고딕"/>
-          <w:b w:val="0"/>
-          <w:color w:val="1F2430"/>
-          <w:sz w:val="21"/>
-        </w:rPr>
-        <w:t xml:space="preserve"> / perfectly ).</w:t>
+        <w:t>I’m not very good at sewing, and I don’t think that the bag looks perfect.</w:t>
       </w:r>
     </w:p>
     <w:p>
@@ -4482,44 +4615,7 @@
           <w:color w:val="1F2430"/>
           <w:sz w:val="21"/>
         </w:rPr>
-        <w:t xml:space="preserve">Emma: I ( use often / </w:t>
-      </w:r>
-      <w:r>
-        <w:rPr>
-          <w:rFonts w:ascii="맑은 고딕" w:hAnsi="맑은 고딕" w:eastAsia="맑은 고딕"/>
-          <w:b/>
-          <w:color w:val="D1323A"/>
-          <w:sz w:val="21"/>
-          <w:u w:val="single"/>
-        </w:rPr>
-        <w:t>often use</w:t>
-      </w:r>
-      <w:r>
-        <w:rPr>
-          <w:rFonts w:ascii="맑은 고딕" w:hAnsi="맑은 고딕" w:eastAsia="맑은 고딕"/>
-          <w:b w:val="0"/>
-          <w:color w:val="1F2430"/>
-          <w:sz w:val="21"/>
-        </w:rPr>
-        <w:t xml:space="preserve"> ) food </w:t>
-      </w:r>
-      <w:r>
-        <w:rPr>
-          <w:rFonts w:ascii="맑은 고딕" w:hAnsi="맑은 고딕" w:eastAsia="맑은 고딕"/>
-          <w:b/>
-          <w:color w:val="D1323A"/>
-          <w:sz w:val="21"/>
-        </w:rPr>
-        <w:t>delivery</w:t>
-      </w:r>
-      <w:r>
-        <w:rPr>
-          <w:rFonts w:ascii="맑은 고딕" w:hAnsi="맑은 고딕" w:eastAsia="맑은 고딕"/>
-          <w:b w:val="0"/>
-          <w:color w:val="1F2430"/>
-          <w:sz w:val="21"/>
-        </w:rPr>
-        <w:t xml:space="preserve"> services, but today I didn’t.</w:t>
+        <w:t>Emma: I often use food delivery services, but today I didn’t.</w:t>
       </w:r>
     </w:p>
     <w:p>
@@ -4579,38 +4675,11 @@
       <w:r>
         <w:rPr>
           <w:rFonts w:ascii="맑은 고딕" w:hAnsi="맑은 고딕" w:eastAsia="맑은 고딕"/>
-          <w:b/>
-          <w:color w:val="D1323A"/>
-          <w:sz w:val="21"/>
-        </w:rPr>
-        <w:t>Instead</w:t>
-      </w:r>
-      <w:r>
-        <w:rPr>
-          <w:rFonts w:ascii="맑은 고딕" w:hAnsi="맑은 고딕" w:eastAsia="맑은 고딕"/>
           <w:b w:val="0"/>
           <w:color w:val="1F2430"/>
           <w:sz w:val="21"/>
         </w:rPr>
-        <w:t xml:space="preserve">, I walked to my favorite restaurant with a reusable </w:t>
-      </w:r>
-      <w:r>
-        <w:rPr>
-          <w:rFonts w:ascii="맑은 고딕" w:hAnsi="맑은 고딕" w:eastAsia="맑은 고딕"/>
-          <w:b/>
-          <w:color w:val="D1323A"/>
-          <w:sz w:val="21"/>
-        </w:rPr>
-        <w:t>container</w:t>
-      </w:r>
-      <w:r>
-        <w:rPr>
-          <w:rFonts w:ascii="맑은 고딕" w:hAnsi="맑은 고딕" w:eastAsia="맑은 고딕"/>
-          <w:b w:val="0"/>
-          <w:color w:val="1F2430"/>
-          <w:sz w:val="21"/>
-        </w:rPr>
-        <w:t xml:space="preserve"> and picked up the food.</w:t>
+        <w:t>Instead, I walked to my favorite restaurant with a reusable container and picked up the food.</w:t>
       </w:r>
     </w:p>
     <w:p>
@@ -4674,45 +4743,7 @@
           <w:color w:val="1F2430"/>
           <w:sz w:val="21"/>
         </w:rPr>
-        <w:t xml:space="preserve">I heard that plastic never ( go / </w:t>
-      </w:r>
-      <w:r>
-        <w:rPr>
-          <w:rFonts w:ascii="맑은 고딕" w:hAnsi="맑은 고딕" w:eastAsia="맑은 고딕"/>
-          <w:b/>
-          <w:color w:val="D1323A"/>
-          <w:sz w:val="21"/>
-          <w:u w:val="single"/>
-        </w:rPr>
-        <w:t>goes</w:t>
-      </w:r>
-      <w:r>
-        <w:rPr>
-          <w:rFonts w:ascii="맑은 고딕" w:hAnsi="맑은 고딕" w:eastAsia="맑은 고딕"/>
-          <w:b w:val="0"/>
-          <w:color w:val="1F2430"/>
-          <w:sz w:val="21"/>
-        </w:rPr>
-        <w:t xml:space="preserve"> ) away ( complete / </w:t>
-      </w:r>
-      <w:r>
-        <w:rPr>
-          <w:rFonts w:ascii="맑은 고딕" w:hAnsi="맑은 고딕" w:eastAsia="맑은 고딕"/>
-          <w:b/>
-          <w:color w:val="D1323A"/>
-          <w:sz w:val="21"/>
-          <w:u w:val="single"/>
-        </w:rPr>
-        <w:t>completely</w:t>
-      </w:r>
-      <w:r>
-        <w:rPr>
-          <w:rFonts w:ascii="맑은 고딕" w:hAnsi="맑은 고딕" w:eastAsia="맑은 고딕"/>
-          <w:b w:val="0"/>
-          <w:color w:val="1F2430"/>
-          <w:sz w:val="21"/>
-        </w:rPr>
-        <w:t xml:space="preserve"> ).</w:t>
+        <w:t>I heard that plastic never goes away completely.</w:t>
       </w:r>
     </w:p>
     <w:p>
@@ -4816,26 +4847,7 @@
           <w:color w:val="1F2430"/>
           <w:sz w:val="21"/>
         </w:rPr>
-        <w:t xml:space="preserve">I felt ( </w:t>
-      </w:r>
-      <w:r>
-        <w:rPr>
-          <w:rFonts w:ascii="맑은 고딕" w:hAnsi="맑은 고딕" w:eastAsia="맑은 고딕"/>
-          <w:b/>
-          <w:color w:val="D1323A"/>
-          <w:sz w:val="21"/>
-          <w:u w:val="single"/>
-        </w:rPr>
-        <w:t>good</w:t>
-      </w:r>
-      <w:r>
-        <w:rPr>
-          <w:rFonts w:ascii="맑은 고딕" w:hAnsi="맑은 고딕" w:eastAsia="맑은 고딕"/>
-          <w:b w:val="0"/>
-          <w:color w:val="1F2430"/>
-          <w:sz w:val="21"/>
-        </w:rPr>
-        <w:t xml:space="preserve"> / nicely )!</w:t>
+        <w:t>I felt good!</w:t>
       </w:r>
     </w:p>
     <w:p>
@@ -4963,26 +4975,7 @@
           <w:color w:val="1F2430"/>
           <w:sz w:val="21"/>
         </w:rPr>
-        <w:t xml:space="preserve">Minsu: Yesterday, I took some plastic and glass bottles ( for / </w:t>
-      </w:r>
-      <w:r>
-        <w:rPr>
-          <w:rFonts w:ascii="맑은 고딕" w:hAnsi="맑은 고딕" w:eastAsia="맑은 고딕"/>
-          <w:b/>
-          <w:color w:val="D1323A"/>
-          <w:sz w:val="21"/>
-          <w:u w:val="single"/>
-        </w:rPr>
-        <w:t>to</w:t>
-      </w:r>
-      <w:r>
-        <w:rPr>
-          <w:rFonts w:ascii="맑은 고딕" w:hAnsi="맑은 고딕" w:eastAsia="맑은 고딕"/>
-          <w:b w:val="0"/>
-          <w:color w:val="1F2430"/>
-          <w:sz w:val="21"/>
-        </w:rPr>
-        <w:t xml:space="preserve"> ) a recycling machine near my house.</w:t>
+        <w:t>Minsu: Yesterday, I took some plastic and glass bottles to a recycling machine near my house.</w:t>
       </w:r>
     </w:p>
     <w:p>
@@ -5046,43 +5039,7 @@
           <w:color w:val="1F2430"/>
           <w:sz w:val="21"/>
         </w:rPr>
-        <w:t xml:space="preserve">I put them into the machine </w:t>
-      </w:r>
-      <w:r>
-        <w:rPr>
-          <w:rFonts w:ascii="맑은 고딕" w:hAnsi="맑은 고딕" w:eastAsia="맑은 고딕"/>
-          <w:b/>
-          <w:color w:val="D1323A"/>
-          <w:sz w:val="21"/>
-        </w:rPr>
-        <w:t>one by one</w:t>
-      </w:r>
-      <w:r>
-        <w:rPr>
-          <w:rFonts w:ascii="맑은 고딕" w:hAnsi="맑은 고딕" w:eastAsia="맑은 고딕"/>
-          <w:b w:val="0"/>
-          <w:color w:val="1F2430"/>
-          <w:sz w:val="21"/>
-        </w:rPr>
-        <w:t xml:space="preserve">, and I got some points </w:t>
-      </w:r>
-      <w:r>
-        <w:rPr>
-          <w:rFonts w:ascii="맑은 고딕" w:hAnsi="맑은 고딕" w:eastAsia="맑은 고딕"/>
-          <w:b/>
-          <w:color w:val="D1323A"/>
-          <w:sz w:val="21"/>
-        </w:rPr>
-        <w:t>in return</w:t>
-      </w:r>
-      <w:r>
-        <w:rPr>
-          <w:rFonts w:ascii="맑은 고딕" w:hAnsi="맑은 고딕" w:eastAsia="맑은 고딕"/>
-          <w:b w:val="0"/>
-          <w:color w:val="1F2430"/>
-          <w:sz w:val="21"/>
-        </w:rPr>
-        <w:t>.</w:t>
+        <w:t>I put them into the machine one by one, and I got some points in return.</w:t>
       </w:r>
     </w:p>
     <w:p>
@@ -5290,6 +5247,965 @@
           <w:sz w:val="17"/>
         </w:rPr>
         <w:t>think 뒤 접속사 that 생략 / that’s의 that: 앞 문장 내용을 가리킴 / cool 형: 멋진, 근사한</w:t>
+      </w:r>
+    </w:p>
+    <w:p>
+      <w:pPr>
+        <w:keepNext/>
+        <w:spacing w:before="100" w:after="20" w:line="276" w:lineRule="auto"/>
+      </w:pPr>
+      <w:r>
+        <w:rPr>
+          <w:rFonts w:ascii="맑은 고딕" w:hAnsi="맑은 고딕" w:eastAsia="맑은 고딕"/>
+          <w:b/>
+          <w:color w:val="1F2430"/>
+          <w:sz w:val="20"/>
+        </w:rPr>
+        <w:t>★ 추가 문제 — 본문 빈칸 · 어법 선택 (위 본문 문장)</w:t>
+      </w:r>
+    </w:p>
+    <w:p>
+      <w:pPr>
+        <w:keepNext/>
+        <w:spacing w:before="20" w:after="0" w:line="276" w:lineRule="auto"/>
+        <w:ind w:left="170"/>
+      </w:pPr>
+      <w:r>
+        <w:rPr>
+          <w:rFonts w:ascii="맑은 고딕" w:hAnsi="맑은 고딕" w:eastAsia="맑은 고딕"/>
+          <w:b w:val="0"/>
+          <w:color w:val="1F2430"/>
+          <w:sz w:val="20"/>
+        </w:rPr>
+        <w:t xml:space="preserve">2. Every day, we produce lots of ( </w:t>
+      </w:r>
+      <w:r>
+        <w:rPr>
+          <w:rFonts w:ascii="맑은 고딕" w:hAnsi="맑은 고딕" w:eastAsia="맑은 고딕"/>
+          <w:b/>
+          <w:color w:val="D1323A"/>
+          <w:sz w:val="20"/>
+          <w:u w:val="single"/>
+        </w:rPr>
+        <w:t>waste</w:t>
+      </w:r>
+      <w:r>
+        <w:rPr>
+          <w:rFonts w:ascii="맑은 고딕" w:hAnsi="맑은 고딕" w:eastAsia="맑은 고딕"/>
+          <w:b w:val="0"/>
+          <w:color w:val="1F2430"/>
+          <w:sz w:val="20"/>
+        </w:rPr>
+        <w:t xml:space="preserve"> / wastes ), and the Earth is getting ( sick and sick / </w:t>
+      </w:r>
+      <w:r>
+        <w:rPr>
+          <w:rFonts w:ascii="맑은 고딕" w:hAnsi="맑은 고딕" w:eastAsia="맑은 고딕"/>
+          <w:b/>
+          <w:color w:val="D1323A"/>
+          <w:sz w:val="20"/>
+          <w:u w:val="single"/>
+        </w:rPr>
+        <w:t>sicker and sicker</w:t>
+      </w:r>
+      <w:r>
+        <w:rPr>
+          <w:rFonts w:ascii="맑은 고딕" w:hAnsi="맑은 고딕" w:eastAsia="맑은 고딕"/>
+          <w:b w:val="0"/>
+          <w:color w:val="1F2430"/>
+          <w:sz w:val="20"/>
+        </w:rPr>
+        <w:t xml:space="preserve"> ).</w:t>
+      </w:r>
+    </w:p>
+    <w:p>
+      <w:pPr>
+        <w:spacing w:before="0" w:after="20" w:line="276" w:lineRule="auto"/>
+        <w:ind w:left="170"/>
+      </w:pPr>
+      <w:r>
+        <w:rPr>
+          <w:rFonts w:ascii="맑은 고딕" w:hAnsi="맑은 고딕" w:eastAsia="맑은 고딕"/>
+          <w:b w:val="0"/>
+          <w:color w:val="6B7280"/>
+          <w:sz w:val="17"/>
+        </w:rPr>
+        <w:t>매일 우리는 많은 양의 쓰레기를 생산하고, 지구는 점점 더 병들고 있습니다.</w:t>
+      </w:r>
+    </w:p>
+    <w:p>
+      <w:pPr>
+        <w:keepNext/>
+        <w:spacing w:before="20" w:after="0" w:line="276" w:lineRule="auto"/>
+        <w:ind w:left="170"/>
+      </w:pPr>
+      <w:r>
+        <w:rPr>
+          <w:rFonts w:ascii="맑은 고딕" w:hAnsi="맑은 고딕" w:eastAsia="맑은 고딕"/>
+          <w:b w:val="0"/>
+          <w:color w:val="1F2430"/>
+          <w:sz w:val="20"/>
+        </w:rPr>
+        <w:t xml:space="preserve">3. Do you want ( </w:t>
+      </w:r>
+      <w:r>
+        <w:rPr>
+          <w:rFonts w:ascii="맑은 고딕" w:hAnsi="맑은 고딕" w:eastAsia="맑은 고딕"/>
+          <w:b/>
+          <w:color w:val="D1323A"/>
+          <w:sz w:val="20"/>
+          <w:u w:val="single"/>
+        </w:rPr>
+        <w:t>to save</w:t>
+      </w:r>
+      <w:r>
+        <w:rPr>
+          <w:rFonts w:ascii="맑은 고딕" w:hAnsi="맑은 고딕" w:eastAsia="맑은 고딕"/>
+          <w:b w:val="0"/>
+          <w:color w:val="1F2430"/>
+          <w:sz w:val="20"/>
+        </w:rPr>
+        <w:t xml:space="preserve"> / saving ) the Earth?</w:t>
+      </w:r>
+    </w:p>
+    <w:p>
+      <w:pPr>
+        <w:spacing w:before="0" w:after="20" w:line="276" w:lineRule="auto"/>
+        <w:ind w:left="170"/>
+      </w:pPr>
+      <w:r>
+        <w:rPr>
+          <w:rFonts w:ascii="맑은 고딕" w:hAnsi="맑은 고딕" w:eastAsia="맑은 고딕"/>
+          <w:b w:val="0"/>
+          <w:color w:val="6B7280"/>
+          <w:sz w:val="17"/>
+        </w:rPr>
+        <w:t>지구를 구하고 싶나요?</w:t>
+      </w:r>
+    </w:p>
+    <w:p>
+      <w:pPr>
+        <w:keepNext/>
+        <w:spacing w:before="20" w:after="0" w:line="276" w:lineRule="auto"/>
+        <w:ind w:left="170"/>
+      </w:pPr>
+      <w:r>
+        <w:rPr>
+          <w:rFonts w:ascii="맑은 고딕" w:hAnsi="맑은 고딕" w:eastAsia="맑은 고딕"/>
+          <w:b w:val="0"/>
+          <w:color w:val="1F2430"/>
+          <w:sz w:val="20"/>
+        </w:rPr>
+        <w:t xml:space="preserve">6. Olivia: My birthday was last Saturday, and my family and I </w:t>
+      </w:r>
+      <w:r>
+        <w:rPr>
+          <w:rFonts w:ascii="맑은 고딕" w:hAnsi="맑은 고딕" w:eastAsia="맑은 고딕"/>
+          <w:b/>
+          <w:color w:val="D1323A"/>
+          <w:sz w:val="20"/>
+        </w:rPr>
+        <w:t>ate out</w:t>
+      </w:r>
+      <w:r>
+        <w:rPr>
+          <w:rFonts w:ascii="맑은 고딕" w:hAnsi="맑은 고딕" w:eastAsia="맑은 고딕"/>
+          <w:b w:val="0"/>
+          <w:color w:val="1F2430"/>
+          <w:sz w:val="20"/>
+        </w:rPr>
+        <w:t>.</w:t>
+      </w:r>
+    </w:p>
+    <w:p>
+      <w:pPr>
+        <w:spacing w:before="0" w:after="20" w:line="276" w:lineRule="auto"/>
+        <w:ind w:left="170"/>
+      </w:pPr>
+      <w:r>
+        <w:rPr>
+          <w:rFonts w:ascii="맑은 고딕" w:hAnsi="맑은 고딕" w:eastAsia="맑은 고딕"/>
+          <w:b w:val="0"/>
+          <w:color w:val="6B7280"/>
+          <w:sz w:val="17"/>
+        </w:rPr>
+        <w:t>Olivia: 내 생일은 지난주 토요일이었고, 우리 가족과 나는 외식을 했어.</w:t>
+      </w:r>
+    </w:p>
+    <w:p>
+      <w:pPr>
+        <w:keepNext/>
+        <w:spacing w:before="20" w:after="0" w:line="276" w:lineRule="auto"/>
+        <w:ind w:left="170"/>
+      </w:pPr>
+      <w:r>
+        <w:rPr>
+          <w:rFonts w:ascii="맑은 고딕" w:hAnsi="맑은 고딕" w:eastAsia="맑은 고딕"/>
+          <w:b w:val="0"/>
+          <w:color w:val="1F2430"/>
+          <w:sz w:val="20"/>
+        </w:rPr>
+        <w:t xml:space="preserve">7. ( </w:t>
+      </w:r>
+      <w:r>
+        <w:rPr>
+          <w:rFonts w:ascii="맑은 고딕" w:hAnsi="맑은 고딕" w:eastAsia="맑은 고딕"/>
+          <w:b/>
+          <w:color w:val="D1323A"/>
+          <w:sz w:val="20"/>
+          <w:u w:val="single"/>
+        </w:rPr>
+        <w:t>There were</w:t>
+      </w:r>
+      <w:r>
+        <w:rPr>
+          <w:rFonts w:ascii="맑은 고딕" w:hAnsi="맑은 고딕" w:eastAsia="맑은 고딕"/>
+          <w:b w:val="0"/>
+          <w:color w:val="1F2430"/>
+          <w:sz w:val="20"/>
+        </w:rPr>
+        <w:t xml:space="preserve"> / There was ) lots of </w:t>
+      </w:r>
+      <w:r>
+        <w:rPr>
+          <w:rFonts w:ascii="맑은 고딕" w:hAnsi="맑은 고딕" w:eastAsia="맑은 고딕"/>
+          <w:b/>
+          <w:color w:val="D1323A"/>
+          <w:sz w:val="20"/>
+        </w:rPr>
+        <w:t>leftovers</w:t>
+      </w:r>
+      <w:r>
+        <w:rPr>
+          <w:rFonts w:ascii="맑은 고딕" w:hAnsi="맑은 고딕" w:eastAsia="맑은 고딕"/>
+          <w:b w:val="0"/>
+          <w:color w:val="1F2430"/>
+          <w:sz w:val="20"/>
+        </w:rPr>
+        <w:t>, but we brought them home.</w:t>
+      </w:r>
+    </w:p>
+    <w:p>
+      <w:pPr>
+        <w:spacing w:before="0" w:after="20" w:line="276" w:lineRule="auto"/>
+        <w:ind w:left="170"/>
+      </w:pPr>
+      <w:r>
+        <w:rPr>
+          <w:rFonts w:ascii="맑은 고딕" w:hAnsi="맑은 고딕" w:eastAsia="맑은 고딕"/>
+          <w:b w:val="0"/>
+          <w:color w:val="6B7280"/>
+          <w:sz w:val="17"/>
+        </w:rPr>
+        <w:t>남은 음식이 많았지만, 우리는 그것들을 집으로 가져왔어.</w:t>
+      </w:r>
+    </w:p>
+    <w:p>
+      <w:pPr>
+        <w:keepNext/>
+        <w:spacing w:before="20" w:after="0" w:line="276" w:lineRule="auto"/>
+        <w:ind w:left="170"/>
+      </w:pPr>
+      <w:r>
+        <w:rPr>
+          <w:rFonts w:ascii="맑은 고딕" w:hAnsi="맑은 고딕" w:eastAsia="맑은 고딕"/>
+          <w:b w:val="0"/>
+          <w:color w:val="1F2430"/>
+          <w:sz w:val="20"/>
+        </w:rPr>
+        <w:t xml:space="preserve">8. The next day, I made a nice lunch </w:t>
+      </w:r>
+      <w:r>
+        <w:rPr>
+          <w:rFonts w:ascii="맑은 고딕" w:hAnsi="맑은 고딕" w:eastAsia="맑은 고딕"/>
+          <w:b/>
+          <w:color w:val="D1323A"/>
+          <w:sz w:val="20"/>
+        </w:rPr>
+        <w:t>out of</w:t>
+      </w:r>
+      <w:r>
+        <w:rPr>
+          <w:rFonts w:ascii="맑은 고딕" w:hAnsi="맑은 고딕" w:eastAsia="맑은 고딕"/>
+          <w:b w:val="0"/>
+          <w:color w:val="1F2430"/>
+          <w:sz w:val="20"/>
+        </w:rPr>
+        <w:t xml:space="preserve"> them.</w:t>
+      </w:r>
+    </w:p>
+    <w:p>
+      <w:pPr>
+        <w:spacing w:before="0" w:after="20" w:line="276" w:lineRule="auto"/>
+        <w:ind w:left="170"/>
+      </w:pPr>
+      <w:r>
+        <w:rPr>
+          <w:rFonts w:ascii="맑은 고딕" w:hAnsi="맑은 고딕" w:eastAsia="맑은 고딕"/>
+          <w:b w:val="0"/>
+          <w:color w:val="6B7280"/>
+          <w:sz w:val="17"/>
+        </w:rPr>
+        <w:t>그다음 날, 나는 그것들로 맛있는 점심을 만들었어.</w:t>
+      </w:r>
+    </w:p>
+    <w:p>
+      <w:pPr>
+        <w:keepNext/>
+        <w:spacing w:before="20" w:after="0" w:line="276" w:lineRule="auto"/>
+        <w:ind w:left="170"/>
+      </w:pPr>
+      <w:r>
+        <w:rPr>
+          <w:rFonts w:ascii="맑은 고딕" w:hAnsi="맑은 고딕" w:eastAsia="맑은 고딕"/>
+          <w:b w:val="0"/>
+          <w:color w:val="1F2430"/>
+          <w:sz w:val="20"/>
+        </w:rPr>
+        <w:t xml:space="preserve">11. Domingo: My dog ( teared / </w:t>
+      </w:r>
+      <w:r>
+        <w:rPr>
+          <w:rFonts w:ascii="맑은 고딕" w:hAnsi="맑은 고딕" w:eastAsia="맑은 고딕"/>
+          <w:b/>
+          <w:color w:val="D1323A"/>
+          <w:sz w:val="20"/>
+          <w:u w:val="single"/>
+        </w:rPr>
+        <w:t>tore</w:t>
+      </w:r>
+      <w:r>
+        <w:rPr>
+          <w:rFonts w:ascii="맑은 고딕" w:hAnsi="맑은 고딕" w:eastAsia="맑은 고딕"/>
+          <w:b w:val="0"/>
+          <w:color w:val="1F2430"/>
+          <w:sz w:val="20"/>
+        </w:rPr>
+        <w:t xml:space="preserve"> ) my bag.</w:t>
+      </w:r>
+    </w:p>
+    <w:p>
+      <w:pPr>
+        <w:spacing w:before="0" w:after="20" w:line="276" w:lineRule="auto"/>
+        <w:ind w:left="170"/>
+      </w:pPr>
+      <w:r>
+        <w:rPr>
+          <w:rFonts w:ascii="맑은 고딕" w:hAnsi="맑은 고딕" w:eastAsia="맑은 고딕"/>
+          <w:b w:val="0"/>
+          <w:color w:val="6B7280"/>
+          <w:sz w:val="17"/>
+        </w:rPr>
+        <w:t>Domingo: 내 강아지가 내 가방을 찢어 버렸어.</w:t>
+      </w:r>
+    </w:p>
+    <w:p>
+      <w:pPr>
+        <w:keepNext/>
+        <w:spacing w:before="20" w:after="0" w:line="276" w:lineRule="auto"/>
+        <w:ind w:left="170"/>
+      </w:pPr>
+      <w:r>
+        <w:rPr>
+          <w:rFonts w:ascii="맑은 고딕" w:hAnsi="맑은 고딕" w:eastAsia="맑은 고딕"/>
+          <w:b w:val="0"/>
+          <w:color w:val="1F2430"/>
+          <w:sz w:val="20"/>
+        </w:rPr>
+        <w:t xml:space="preserve">12. I wanted ( buying / </w:t>
+      </w:r>
+      <w:r>
+        <w:rPr>
+          <w:rFonts w:ascii="맑은 고딕" w:hAnsi="맑은 고딕" w:eastAsia="맑은 고딕"/>
+          <w:b/>
+          <w:color w:val="D1323A"/>
+          <w:sz w:val="20"/>
+          <w:u w:val="single"/>
+        </w:rPr>
+        <w:t>to buy</w:t>
+      </w:r>
+      <w:r>
+        <w:rPr>
+          <w:rFonts w:ascii="맑은 고딕" w:hAnsi="맑은 고딕" w:eastAsia="맑은 고딕"/>
+          <w:b w:val="0"/>
+          <w:color w:val="1F2430"/>
+          <w:sz w:val="20"/>
+        </w:rPr>
+        <w:t xml:space="preserve"> ) a new one, but I thought again.</w:t>
+      </w:r>
+    </w:p>
+    <w:p>
+      <w:pPr>
+        <w:spacing w:before="0" w:after="20" w:line="276" w:lineRule="auto"/>
+        <w:ind w:left="170"/>
+      </w:pPr>
+      <w:r>
+        <w:rPr>
+          <w:rFonts w:ascii="맑은 고딕" w:hAnsi="맑은 고딕" w:eastAsia="맑은 고딕"/>
+          <w:b w:val="0"/>
+          <w:color w:val="6B7280"/>
+          <w:sz w:val="17"/>
+        </w:rPr>
+        <w:t>나는 새것을 사고 싶었지만, 다시 생각해 봤어.</w:t>
+      </w:r>
+    </w:p>
+    <w:p>
+      <w:pPr>
+        <w:keepNext/>
+        <w:spacing w:before="20" w:after="0" w:line="276" w:lineRule="auto"/>
+        <w:ind w:left="170"/>
+      </w:pPr>
+      <w:r>
+        <w:rPr>
+          <w:rFonts w:ascii="맑은 고딕" w:hAnsi="맑은 고딕" w:eastAsia="맑은 고딕"/>
+          <w:b w:val="0"/>
+          <w:color w:val="1F2430"/>
+          <w:sz w:val="20"/>
+        </w:rPr>
+        <w:t xml:space="preserve">13. I learned that ( reuse / </w:t>
+      </w:r>
+      <w:r>
+        <w:rPr>
+          <w:rFonts w:ascii="맑은 고딕" w:hAnsi="맑은 고딕" w:eastAsia="맑은 고딕"/>
+          <w:b/>
+          <w:color w:val="D1323A"/>
+          <w:sz w:val="20"/>
+          <w:u w:val="single"/>
+        </w:rPr>
+        <w:t>reusing</w:t>
+      </w:r>
+      <w:r>
+        <w:rPr>
+          <w:rFonts w:ascii="맑은 고딕" w:hAnsi="맑은 고딕" w:eastAsia="맑은 고딕"/>
+          <w:b w:val="0"/>
+          <w:color w:val="1F2430"/>
+          <w:sz w:val="20"/>
+        </w:rPr>
+        <w:t xml:space="preserve"> ) ( </w:t>
+      </w:r>
+      <w:r>
+        <w:rPr>
+          <w:rFonts w:ascii="맑은 고딕" w:hAnsi="맑은 고딕" w:eastAsia="맑은 고딕"/>
+          <w:b/>
+          <w:color w:val="D1323A"/>
+          <w:sz w:val="20"/>
+          <w:u w:val="single"/>
+        </w:rPr>
+        <w:t>is</w:t>
+      </w:r>
+      <w:r>
+        <w:rPr>
+          <w:rFonts w:ascii="맑은 고딕" w:hAnsi="맑은 고딕" w:eastAsia="맑은 고딕"/>
+          <w:b w:val="0"/>
+          <w:color w:val="1F2430"/>
+          <w:sz w:val="20"/>
+        </w:rPr>
+        <w:t xml:space="preserve"> / are ) important for zero-waste living.</w:t>
+      </w:r>
+    </w:p>
+    <w:p>
+      <w:pPr>
+        <w:spacing w:before="0" w:after="20" w:line="276" w:lineRule="auto"/>
+        <w:ind w:left="170"/>
+      </w:pPr>
+      <w:r>
+        <w:rPr>
+          <w:rFonts w:ascii="맑은 고딕" w:hAnsi="맑은 고딕" w:eastAsia="맑은 고딕"/>
+          <w:b w:val="0"/>
+          <w:color w:val="6B7280"/>
+          <w:sz w:val="17"/>
+        </w:rPr>
+        <w:t>나는 재사용하는 것은 제로 웨이스트 생활에 중요하다고 배웠어.</w:t>
+      </w:r>
+    </w:p>
+    <w:p>
+      <w:pPr>
+        <w:keepNext/>
+        <w:spacing w:before="20" w:after="0" w:line="276" w:lineRule="auto"/>
+        <w:ind w:left="170"/>
+      </w:pPr>
+      <w:r>
+        <w:rPr>
+          <w:rFonts w:ascii="맑은 고딕" w:hAnsi="맑은 고딕" w:eastAsia="맑은 고딕"/>
+          <w:b w:val="0"/>
+          <w:color w:val="1F2430"/>
+          <w:sz w:val="20"/>
+        </w:rPr>
+        <w:t xml:space="preserve">14. So, I decided ( fixing / </w:t>
+      </w:r>
+      <w:r>
+        <w:rPr>
+          <w:rFonts w:ascii="맑은 고딕" w:hAnsi="맑은 고딕" w:eastAsia="맑은 고딕"/>
+          <w:b/>
+          <w:color w:val="D1323A"/>
+          <w:sz w:val="20"/>
+          <w:u w:val="single"/>
+        </w:rPr>
+        <w:t>to fix</w:t>
+      </w:r>
+      <w:r>
+        <w:rPr>
+          <w:rFonts w:ascii="맑은 고딕" w:hAnsi="맑은 고딕" w:eastAsia="맑은 고딕"/>
+          <w:b w:val="0"/>
+          <w:color w:val="1F2430"/>
+          <w:sz w:val="20"/>
+        </w:rPr>
+        <w:t xml:space="preserve"> ) it and reuse it.</w:t>
+      </w:r>
+    </w:p>
+    <w:p>
+      <w:pPr>
+        <w:spacing w:before="0" w:after="20" w:line="276" w:lineRule="auto"/>
+        <w:ind w:left="170"/>
+      </w:pPr>
+      <w:r>
+        <w:rPr>
+          <w:rFonts w:ascii="맑은 고딕" w:hAnsi="맑은 고딕" w:eastAsia="맑은 고딕"/>
+          <w:b w:val="0"/>
+          <w:color w:val="6B7280"/>
+          <w:sz w:val="17"/>
+        </w:rPr>
+        <w:t>그래서 나는 그것을 고쳐서 다시 사용하기로 결심했어.</w:t>
+      </w:r>
+    </w:p>
+    <w:p>
+      <w:pPr>
+        <w:keepNext/>
+        <w:spacing w:before="20" w:after="0" w:line="276" w:lineRule="auto"/>
+        <w:ind w:left="170"/>
+      </w:pPr>
+      <w:r>
+        <w:rPr>
+          <w:rFonts w:ascii="맑은 고딕" w:hAnsi="맑은 고딕" w:eastAsia="맑은 고딕"/>
+          <w:b w:val="0"/>
+          <w:color w:val="1F2430"/>
+          <w:sz w:val="20"/>
+        </w:rPr>
+        <w:t xml:space="preserve">15. I’m not very good at ( sew / </w:t>
+      </w:r>
+      <w:r>
+        <w:rPr>
+          <w:rFonts w:ascii="맑은 고딕" w:hAnsi="맑은 고딕" w:eastAsia="맑은 고딕"/>
+          <w:b/>
+          <w:color w:val="D1323A"/>
+          <w:sz w:val="20"/>
+          <w:u w:val="single"/>
+        </w:rPr>
+        <w:t>sewing</w:t>
+      </w:r>
+      <w:r>
+        <w:rPr>
+          <w:rFonts w:ascii="맑은 고딕" w:hAnsi="맑은 고딕" w:eastAsia="맑은 고딕"/>
+          <w:b w:val="0"/>
+          <w:color w:val="1F2430"/>
+          <w:sz w:val="20"/>
+        </w:rPr>
+        <w:t xml:space="preserve"> ), and I don’t think that the bag looks ( </w:t>
+      </w:r>
+      <w:r>
+        <w:rPr>
+          <w:rFonts w:ascii="맑은 고딕" w:hAnsi="맑은 고딕" w:eastAsia="맑은 고딕"/>
+          <w:b/>
+          <w:color w:val="D1323A"/>
+          <w:sz w:val="20"/>
+          <w:u w:val="single"/>
+        </w:rPr>
+        <w:t>perfect</w:t>
+      </w:r>
+      <w:r>
+        <w:rPr>
+          <w:rFonts w:ascii="맑은 고딕" w:hAnsi="맑은 고딕" w:eastAsia="맑은 고딕"/>
+          <w:b w:val="0"/>
+          <w:color w:val="1F2430"/>
+          <w:sz w:val="20"/>
+        </w:rPr>
+        <w:t xml:space="preserve"> / perfectly ).</w:t>
+      </w:r>
+    </w:p>
+    <w:p>
+      <w:pPr>
+        <w:spacing w:before="0" w:after="20" w:line="276" w:lineRule="auto"/>
+        <w:ind w:left="170"/>
+      </w:pPr>
+      <w:r>
+        <w:rPr>
+          <w:rFonts w:ascii="맑은 고딕" w:hAnsi="맑은 고딕" w:eastAsia="맑은 고딕"/>
+          <w:b w:val="0"/>
+          <w:color w:val="6B7280"/>
+          <w:sz w:val="17"/>
+        </w:rPr>
+        <w:t>나는 바느질을 잘하지 못해서, 가방이 완벽해 보인다고 생각하진 않아.</w:t>
+      </w:r>
+    </w:p>
+    <w:p>
+      <w:pPr>
+        <w:keepNext/>
+        <w:spacing w:before="20" w:after="0" w:line="276" w:lineRule="auto"/>
+        <w:ind w:left="170"/>
+      </w:pPr>
+      <w:r>
+        <w:rPr>
+          <w:rFonts w:ascii="맑은 고딕" w:hAnsi="맑은 고딕" w:eastAsia="맑은 고딕"/>
+          <w:b w:val="0"/>
+          <w:color w:val="1F2430"/>
+          <w:sz w:val="20"/>
+        </w:rPr>
+        <w:t xml:space="preserve">18. Emma: I ( use often / </w:t>
+      </w:r>
+      <w:r>
+        <w:rPr>
+          <w:rFonts w:ascii="맑은 고딕" w:hAnsi="맑은 고딕" w:eastAsia="맑은 고딕"/>
+          <w:b/>
+          <w:color w:val="D1323A"/>
+          <w:sz w:val="20"/>
+          <w:u w:val="single"/>
+        </w:rPr>
+        <w:t>often use</w:t>
+      </w:r>
+      <w:r>
+        <w:rPr>
+          <w:rFonts w:ascii="맑은 고딕" w:hAnsi="맑은 고딕" w:eastAsia="맑은 고딕"/>
+          <w:b w:val="0"/>
+          <w:color w:val="1F2430"/>
+          <w:sz w:val="20"/>
+        </w:rPr>
+        <w:t xml:space="preserve"> ) food </w:t>
+      </w:r>
+      <w:r>
+        <w:rPr>
+          <w:rFonts w:ascii="맑은 고딕" w:hAnsi="맑은 고딕" w:eastAsia="맑은 고딕"/>
+          <w:b/>
+          <w:color w:val="D1323A"/>
+          <w:sz w:val="20"/>
+        </w:rPr>
+        <w:t>delivery</w:t>
+      </w:r>
+      <w:r>
+        <w:rPr>
+          <w:rFonts w:ascii="맑은 고딕" w:hAnsi="맑은 고딕" w:eastAsia="맑은 고딕"/>
+          <w:b w:val="0"/>
+          <w:color w:val="1F2430"/>
+          <w:sz w:val="20"/>
+        </w:rPr>
+        <w:t xml:space="preserve"> services, but today I didn’t.</w:t>
+      </w:r>
+    </w:p>
+    <w:p>
+      <w:pPr>
+        <w:spacing w:before="0" w:after="20" w:line="276" w:lineRule="auto"/>
+        <w:ind w:left="170"/>
+      </w:pPr>
+      <w:r>
+        <w:rPr>
+          <w:rFonts w:ascii="맑은 고딕" w:hAnsi="맑은 고딕" w:eastAsia="맑은 고딕"/>
+          <w:b w:val="0"/>
+          <w:color w:val="6B7280"/>
+          <w:sz w:val="17"/>
+        </w:rPr>
+        <w:t>Emma: 나는 음식 배달 서비스를 자주 이용하는데, 오늘은 이용하지 않았어.</w:t>
+      </w:r>
+    </w:p>
+    <w:p>
+      <w:pPr>
+        <w:keepNext/>
+        <w:spacing w:before="20" w:after="0" w:line="276" w:lineRule="auto"/>
+        <w:ind w:left="170"/>
+      </w:pPr>
+      <w:r>
+        <w:rPr>
+          <w:rFonts w:ascii="맑은 고딕" w:hAnsi="맑은 고딕" w:eastAsia="맑은 고딕"/>
+          <w:b w:val="0"/>
+          <w:color w:val="1F2430"/>
+          <w:sz w:val="20"/>
+        </w:rPr>
+        <w:t xml:space="preserve">19. </w:t>
+      </w:r>
+      <w:r>
+        <w:rPr>
+          <w:rFonts w:ascii="맑은 고딕" w:hAnsi="맑은 고딕" w:eastAsia="맑은 고딕"/>
+          <w:b/>
+          <w:color w:val="D1323A"/>
+          <w:sz w:val="20"/>
+        </w:rPr>
+        <w:t>Instead</w:t>
+      </w:r>
+      <w:r>
+        <w:rPr>
+          <w:rFonts w:ascii="맑은 고딕" w:hAnsi="맑은 고딕" w:eastAsia="맑은 고딕"/>
+          <w:b w:val="0"/>
+          <w:color w:val="1F2430"/>
+          <w:sz w:val="20"/>
+        </w:rPr>
+        <w:t xml:space="preserve">, I walked to my favorite restaurant with a reusable </w:t>
+      </w:r>
+      <w:r>
+        <w:rPr>
+          <w:rFonts w:ascii="맑은 고딕" w:hAnsi="맑은 고딕" w:eastAsia="맑은 고딕"/>
+          <w:b/>
+          <w:color w:val="D1323A"/>
+          <w:sz w:val="20"/>
+        </w:rPr>
+        <w:t>container</w:t>
+      </w:r>
+      <w:r>
+        <w:rPr>
+          <w:rFonts w:ascii="맑은 고딕" w:hAnsi="맑은 고딕" w:eastAsia="맑은 고딕"/>
+          <w:b w:val="0"/>
+          <w:color w:val="1F2430"/>
+          <w:sz w:val="20"/>
+        </w:rPr>
+        <w:t xml:space="preserve"> and picked up the food.</w:t>
+      </w:r>
+    </w:p>
+    <w:p>
+      <w:pPr>
+        <w:spacing w:before="0" w:after="20" w:line="276" w:lineRule="auto"/>
+        <w:ind w:left="170"/>
+      </w:pPr>
+      <w:r>
+        <w:rPr>
+          <w:rFonts w:ascii="맑은 고딕" w:hAnsi="맑은 고딕" w:eastAsia="맑은 고딕"/>
+          <w:b w:val="0"/>
+          <w:color w:val="6B7280"/>
+          <w:sz w:val="17"/>
+        </w:rPr>
+        <w:t>대신에, 재사용 가능한 용기를 가지고 내가 가장 좋아하는 식당으로 걸어가서 음식을 가져왔어.</w:t>
+      </w:r>
+    </w:p>
+    <w:p>
+      <w:pPr>
+        <w:keepNext/>
+        <w:spacing w:before="20" w:after="0" w:line="276" w:lineRule="auto"/>
+        <w:ind w:left="170"/>
+      </w:pPr>
+      <w:r>
+        <w:rPr>
+          <w:rFonts w:ascii="맑은 고딕" w:hAnsi="맑은 고딕" w:eastAsia="맑은 고딕"/>
+          <w:b w:val="0"/>
+          <w:color w:val="1F2430"/>
+          <w:sz w:val="20"/>
+        </w:rPr>
+        <w:t xml:space="preserve">20. I heard that plastic never ( go / </w:t>
+      </w:r>
+      <w:r>
+        <w:rPr>
+          <w:rFonts w:ascii="맑은 고딕" w:hAnsi="맑은 고딕" w:eastAsia="맑은 고딕"/>
+          <w:b/>
+          <w:color w:val="D1323A"/>
+          <w:sz w:val="20"/>
+          <w:u w:val="single"/>
+        </w:rPr>
+        <w:t>goes</w:t>
+      </w:r>
+      <w:r>
+        <w:rPr>
+          <w:rFonts w:ascii="맑은 고딕" w:hAnsi="맑은 고딕" w:eastAsia="맑은 고딕"/>
+          <w:b w:val="0"/>
+          <w:color w:val="1F2430"/>
+          <w:sz w:val="20"/>
+        </w:rPr>
+        <w:t xml:space="preserve"> ) away ( complete / </w:t>
+      </w:r>
+      <w:r>
+        <w:rPr>
+          <w:rFonts w:ascii="맑은 고딕" w:hAnsi="맑은 고딕" w:eastAsia="맑은 고딕"/>
+          <w:b/>
+          <w:color w:val="D1323A"/>
+          <w:sz w:val="20"/>
+          <w:u w:val="single"/>
+        </w:rPr>
+        <w:t>completely</w:t>
+      </w:r>
+      <w:r>
+        <w:rPr>
+          <w:rFonts w:ascii="맑은 고딕" w:hAnsi="맑은 고딕" w:eastAsia="맑은 고딕"/>
+          <w:b w:val="0"/>
+          <w:color w:val="1F2430"/>
+          <w:sz w:val="20"/>
+        </w:rPr>
+        <w:t xml:space="preserve"> ).</w:t>
+      </w:r>
+    </w:p>
+    <w:p>
+      <w:pPr>
+        <w:spacing w:before="0" w:after="20" w:line="276" w:lineRule="auto"/>
+        <w:ind w:left="170"/>
+      </w:pPr>
+      <w:r>
+        <w:rPr>
+          <w:rFonts w:ascii="맑은 고딕" w:hAnsi="맑은 고딕" w:eastAsia="맑은 고딕"/>
+          <w:b w:val="0"/>
+          <w:color w:val="6B7280"/>
+          <w:sz w:val="17"/>
+        </w:rPr>
+        <w:t>나는 플라스틱은 절대로 완전히 없어지지 않는다고 들었어.</w:t>
+      </w:r>
+    </w:p>
+    <w:p>
+      <w:pPr>
+        <w:keepNext/>
+        <w:spacing w:before="20" w:after="0" w:line="276" w:lineRule="auto"/>
+        <w:ind w:left="170"/>
+      </w:pPr>
+      <w:r>
+        <w:rPr>
+          <w:rFonts w:ascii="맑은 고딕" w:hAnsi="맑은 고딕" w:eastAsia="맑은 고딕"/>
+          <w:b w:val="0"/>
+          <w:color w:val="1F2430"/>
+          <w:sz w:val="20"/>
+        </w:rPr>
+        <w:t xml:space="preserve">22. I felt ( </w:t>
+      </w:r>
+      <w:r>
+        <w:rPr>
+          <w:rFonts w:ascii="맑은 고딕" w:hAnsi="맑은 고딕" w:eastAsia="맑은 고딕"/>
+          <w:b/>
+          <w:color w:val="D1323A"/>
+          <w:sz w:val="20"/>
+          <w:u w:val="single"/>
+        </w:rPr>
+        <w:t>good</w:t>
+      </w:r>
+      <w:r>
+        <w:rPr>
+          <w:rFonts w:ascii="맑은 고딕" w:hAnsi="맑은 고딕" w:eastAsia="맑은 고딕"/>
+          <w:b w:val="0"/>
+          <w:color w:val="1F2430"/>
+          <w:sz w:val="20"/>
+        </w:rPr>
+        <w:t xml:space="preserve"> / nicely )!</w:t>
+      </w:r>
+    </w:p>
+    <w:p>
+      <w:pPr>
+        <w:spacing w:before="0" w:after="20" w:line="276" w:lineRule="auto"/>
+        <w:ind w:left="170"/>
+      </w:pPr>
+      <w:r>
+        <w:rPr>
+          <w:rFonts w:ascii="맑은 고딕" w:hAnsi="맑은 고딕" w:eastAsia="맑은 고딕"/>
+          <w:b w:val="0"/>
+          <w:color w:val="6B7280"/>
+          <w:sz w:val="17"/>
+        </w:rPr>
+        <w:t>기분이 좋았어!</w:t>
+      </w:r>
+    </w:p>
+    <w:p>
+      <w:pPr>
+        <w:keepNext/>
+        <w:spacing w:before="20" w:after="0" w:line="276" w:lineRule="auto"/>
+        <w:ind w:left="170"/>
+      </w:pPr>
+      <w:r>
+        <w:rPr>
+          <w:rFonts w:ascii="맑은 고딕" w:hAnsi="맑은 고딕" w:eastAsia="맑은 고딕"/>
+          <w:b w:val="0"/>
+          <w:color w:val="1F2430"/>
+          <w:sz w:val="20"/>
+        </w:rPr>
+        <w:t xml:space="preserve">24. Minsu: Yesterday, I took some plastic and glass bottles ( for / </w:t>
+      </w:r>
+      <w:r>
+        <w:rPr>
+          <w:rFonts w:ascii="맑은 고딕" w:hAnsi="맑은 고딕" w:eastAsia="맑은 고딕"/>
+          <w:b/>
+          <w:color w:val="D1323A"/>
+          <w:sz w:val="20"/>
+          <w:u w:val="single"/>
+        </w:rPr>
+        <w:t>to</w:t>
+      </w:r>
+      <w:r>
+        <w:rPr>
+          <w:rFonts w:ascii="맑은 고딕" w:hAnsi="맑은 고딕" w:eastAsia="맑은 고딕"/>
+          <w:b w:val="0"/>
+          <w:color w:val="1F2430"/>
+          <w:sz w:val="20"/>
+        </w:rPr>
+        <w:t xml:space="preserve"> ) a recycling machine near my house.</w:t>
+      </w:r>
+    </w:p>
+    <w:p>
+      <w:pPr>
+        <w:spacing w:before="0" w:after="20" w:line="276" w:lineRule="auto"/>
+        <w:ind w:left="170"/>
+      </w:pPr>
+      <w:r>
+        <w:rPr>
+          <w:rFonts w:ascii="맑은 고딕" w:hAnsi="맑은 고딕" w:eastAsia="맑은 고딕"/>
+          <w:b w:val="0"/>
+          <w:color w:val="6B7280"/>
+          <w:sz w:val="17"/>
+        </w:rPr>
+        <w:t>민수: 어제 나는 플라스틱병과 유리병 몇 개를 우리 집 근처에 있는 재활용 기계로 가져갔어.</w:t>
+      </w:r>
+    </w:p>
+    <w:p>
+      <w:pPr>
+        <w:keepNext/>
+        <w:spacing w:before="20" w:after="0" w:line="276" w:lineRule="auto"/>
+        <w:ind w:left="170"/>
+      </w:pPr>
+      <w:r>
+        <w:rPr>
+          <w:rFonts w:ascii="맑은 고딕" w:hAnsi="맑은 고딕" w:eastAsia="맑은 고딕"/>
+          <w:b w:val="0"/>
+          <w:color w:val="1F2430"/>
+          <w:sz w:val="20"/>
+        </w:rPr>
+        <w:t xml:space="preserve">25. I put them into the machine </w:t>
+      </w:r>
+      <w:r>
+        <w:rPr>
+          <w:rFonts w:ascii="맑은 고딕" w:hAnsi="맑은 고딕" w:eastAsia="맑은 고딕"/>
+          <w:b/>
+          <w:color w:val="D1323A"/>
+          <w:sz w:val="20"/>
+        </w:rPr>
+        <w:t>one by one</w:t>
+      </w:r>
+      <w:r>
+        <w:rPr>
+          <w:rFonts w:ascii="맑은 고딕" w:hAnsi="맑은 고딕" w:eastAsia="맑은 고딕"/>
+          <w:b w:val="0"/>
+          <w:color w:val="1F2430"/>
+          <w:sz w:val="20"/>
+        </w:rPr>
+        <w:t xml:space="preserve">, and I got some points </w:t>
+      </w:r>
+      <w:r>
+        <w:rPr>
+          <w:rFonts w:ascii="맑은 고딕" w:hAnsi="맑은 고딕" w:eastAsia="맑은 고딕"/>
+          <w:b/>
+          <w:color w:val="D1323A"/>
+          <w:sz w:val="20"/>
+        </w:rPr>
+        <w:t>in return</w:t>
+      </w:r>
+      <w:r>
+        <w:rPr>
+          <w:rFonts w:ascii="맑은 고딕" w:hAnsi="맑은 고딕" w:eastAsia="맑은 고딕"/>
+          <w:b w:val="0"/>
+          <w:color w:val="1F2430"/>
+          <w:sz w:val="20"/>
+        </w:rPr>
+        <w:t>.</w:t>
+      </w:r>
+    </w:p>
+    <w:p>
+      <w:pPr>
+        <w:spacing w:before="0" w:after="20" w:line="276" w:lineRule="auto"/>
+        <w:ind w:left="170"/>
+      </w:pPr>
+      <w:r>
+        <w:rPr>
+          <w:rFonts w:ascii="맑은 고딕" w:hAnsi="맑은 고딕" w:eastAsia="맑은 고딕"/>
+          <w:b w:val="0"/>
+          <w:color w:val="6B7280"/>
+          <w:sz w:val="17"/>
+        </w:rPr>
+        <w:t>나는 그것들을 하나씩 기계에 집어넣었고, 대가로 포인트를 얻었어.</w:t>
       </w:r>
     </w:p>
     <w:tbl>
